--- a/docs/小学期实训论文_基于智能Agent的医学影像去噪系统.docx
+++ b/docs/小学期实训论文_基于智能Agent的医学影像去噪系统.docx
@@ -2,6 +2,35 @@
 <file path=word/document.xml><?xml version="1.0" encoding="utf-8"?>
 <w:document xmlns:wpc="http://schemas.microsoft.com/office/word/2010/wordprocessingCanvas" xmlns:mo="http://schemas.microsoft.com/office/mac/office/2008/main" xmlns:mc="http://schemas.openxmlformats.org/markup-compatibility/2006" xmlns:mv="urn:schemas-microsoft-com:mac:vml" xmlns:o="urn:schemas-microsoft-com:office:office" xmlns:r="http://schemas.openxmlformats.org/officeDocument/2006/relationships" xmlns:m="http://schemas.openxmlformats.org/officeDocument/2006/math" xmlns:v="urn:schemas-microsoft-com:vml" xmlns:wp14="http://schemas.microsoft.com/office/word/2010/wordprocessingDrawing" xmlns:wp="http://schemas.openxmlformats.org/drawingml/2006/wordprocessingDrawing" xmlns:w10="urn:schemas-microsoft-com:office:word" xmlns:w="http://schemas.openxmlformats.org/wordprocessingml/2006/main" xmlns:w14="http://schemas.microsoft.com/office/word/2010/wordml" xmlns:wpg="http://schemas.microsoft.com/office/word/2010/wordprocessingGroup" xmlns:wpi="http://schemas.microsoft.com/office/word/2010/wordprocessingInk" xmlns:wne="http://schemas.microsoft.com/office/word/2006/wordml" xmlns:wps="http://schemas.microsoft.com/office/word/2010/wordprocessingShape" mc:Ignorable="w14 wp14">
   <w:body>
+    <w:p>
+      <w:pPr>
+        <w:jc w:val="center"/>
+      </w:pPr>
+      <w:r>
+        <w:rPr>
+          <w:rFonts w:ascii="华文行楷" w:hAnsi="华文行楷" w:eastAsia="华文行楷"/>
+          <w:b/>
+          <w:color w:val="122E8A"/>
+          <w:sz w:val="44"/>
+        </w:rPr>
+        <w:t>东莞理工学院城市学院</w:t>
+      </w:r>
+    </w:p>
+    <w:p/>
+    <w:p>
+      <w:pPr>
+        <w:jc w:val="center"/>
+      </w:pPr>
+      <w:r>
+        <w:rPr>
+          <w:rFonts w:ascii="黑体" w:hAnsi="黑体" w:eastAsia="黑体"/>
+          <w:b/>
+          <w:color w:val="122E8A"/>
+          <w:sz w:val="52"/>
+        </w:rPr>
+        <w:t>小学期实训论文</w:t>
+      </w:r>
+    </w:p>
     <w:p/>
     <w:p/>
     <w:p/>
@@ -16,7 +45,7 @@
           <w:color w:val="000000"/>
           <w:sz w:val="44"/>
         </w:rPr>
-        <w:t>新疆大学软件学院小学期实训论文</w:t>
+        <w:t>基于智能Agent的医学影像去噪与质量增强系统</w:t>
       </w:r>
     </w:p>
     <w:p/>
@@ -26,35 +55,52 @@
       </w:pPr>
       <w:r>
         <w:rPr>
-          <w:rFonts w:ascii="宋体" w:hAnsi="宋体" w:eastAsia="宋体"/>
-          <w:b/>
+          <w:rFonts w:ascii="楷体" w:hAnsi="楷体" w:eastAsia="楷体"/>
+          <w:b w:val="0"/>
           <w:color w:val="000000"/>
-          <w:sz w:val="32"/>
+          <w:sz w:val="28"/>
         </w:rPr>
-        <w:t>论文题目：基于智能Agent的医学影像智能去噪与质量增强系统</w:t>
+        <w:t>— 论文VT-BM3D算法 × AI智能体调参 —</w:t>
       </w:r>
     </w:p>
+    <w:p/>
+    <w:p/>
+    <w:p/>
     <w:p/>
     <w:p/>
     <w:tbl>
       <w:tblPr>
         <w:tblW w:type="auto" w:w="0"/>
         <w:jc w:val="center"/>
-        <w:tblLayout w:type="fixed"/>
         <w:tblLook w:firstColumn="1" w:firstRow="1" w:lastColumn="0" w:lastRow="0" w:noHBand="0" w:noVBand="1" w:val="04A0"/>
       </w:tblPr>
       <w:tblGrid>
-        <w:gridCol w:w="3402"/>
-        <w:gridCol w:w="3402"/>
+        <w:gridCol w:w="4156"/>
+        <w:gridCol w:w="4156"/>
       </w:tblGrid>
       <w:tr>
-        <w:trPr>
-          <w:trHeight w:val="567"/>
-        </w:trPr>
         <w:tc>
           <w:tcPr>
             <w:tcW w:type="dxa" w:w="4156"/>
-            <w:vAlign w:val="center"/>
+          </w:tcPr>
+          <w:p>
+            <w:pPr>
+              <w:jc w:val="center"/>
+            </w:pPr>
+            <w:r>
+              <w:rPr>
+                <w:rFonts w:ascii="宋体" w:hAnsi="宋体" w:eastAsia="宋体"/>
+                <w:b/>
+                <w:color w:val="000000"/>
+                <w:sz w:val="24"/>
+              </w:rPr>
+              <w:t>学生姓名：</w:t>
+            </w:r>
+          </w:p>
+        </w:tc>
+        <w:tc>
+          <w:tcPr>
+            <w:tcW w:type="dxa" w:w="4156"/>
           </w:tcPr>
           <w:p>
             <w:pPr>
@@ -65,16 +111,35 @@
                 <w:rFonts w:ascii="宋体" w:hAnsi="宋体" w:eastAsia="宋体"/>
                 <w:b w:val="0"/>
                 <w:color w:val="000000"/>
-                <w:sz w:val="28"/>
+                <w:sz w:val="24"/>
               </w:rPr>
-              <w:t>学生姓名：</w:t>
+            </w:r>
+          </w:p>
+        </w:tc>
+      </w:tr>
+      <w:tr>
+        <w:tc>
+          <w:tcPr>
+            <w:tcW w:type="dxa" w:w="4156"/>
+          </w:tcPr>
+          <w:p>
+            <w:pPr>
+              <w:jc w:val="center"/>
+            </w:pPr>
+            <w:r>
+              <w:rPr>
+                <w:rFonts w:ascii="宋体" w:hAnsi="宋体" w:eastAsia="宋体"/>
+                <w:b/>
+                <w:color w:val="000000"/>
+                <w:sz w:val="24"/>
+              </w:rPr>
+              <w:t>学    号：</w:t>
             </w:r>
           </w:p>
         </w:tc>
         <w:tc>
           <w:tcPr>
             <w:tcW w:type="dxa" w:w="4156"/>
-            <w:vAlign w:val="center"/>
           </w:tcPr>
           <w:p>
             <w:pPr>
@@ -85,20 +150,35 @@
                 <w:rFonts w:ascii="宋体" w:hAnsi="宋体" w:eastAsia="宋体"/>
                 <w:b w:val="0"/>
                 <w:color w:val="000000"/>
-                <w:sz w:val="28"/>
+                <w:sz w:val="24"/>
               </w:rPr>
             </w:r>
           </w:p>
         </w:tc>
       </w:tr>
       <w:tr>
-        <w:trPr>
-          <w:trHeight w:val="567"/>
-        </w:trPr>
         <w:tc>
           <w:tcPr>
             <w:tcW w:type="dxa" w:w="4156"/>
-            <w:vAlign w:val="center"/>
+          </w:tcPr>
+          <w:p>
+            <w:pPr>
+              <w:jc w:val="center"/>
+            </w:pPr>
+            <w:r>
+              <w:rPr>
+                <w:rFonts w:ascii="宋体" w:hAnsi="宋体" w:eastAsia="宋体"/>
+                <w:b/>
+                <w:color w:val="000000"/>
+                <w:sz w:val="24"/>
+              </w:rPr>
+              <w:t>所属院系：</w:t>
+            </w:r>
+          </w:p>
+        </w:tc>
+        <w:tc>
+          <w:tcPr>
+            <w:tcW w:type="dxa" w:w="4156"/>
           </w:tcPr>
           <w:p>
             <w:pPr>
@@ -109,16 +189,36 @@
                 <w:rFonts w:ascii="宋体" w:hAnsi="宋体" w:eastAsia="宋体"/>
                 <w:b w:val="0"/>
                 <w:color w:val="000000"/>
-                <w:sz w:val="28"/>
+                <w:sz w:val="24"/>
               </w:rPr>
-              <w:t>学    号：</w:t>
+              <w:t>软件学院</w:t>
+            </w:r>
+          </w:p>
+        </w:tc>
+      </w:tr>
+      <w:tr>
+        <w:tc>
+          <w:tcPr>
+            <w:tcW w:type="dxa" w:w="4156"/>
+          </w:tcPr>
+          <w:p>
+            <w:pPr>
+              <w:jc w:val="center"/>
+            </w:pPr>
+            <w:r>
+              <w:rPr>
+                <w:rFonts w:ascii="宋体" w:hAnsi="宋体" w:eastAsia="宋体"/>
+                <w:b/>
+                <w:color w:val="000000"/>
+                <w:sz w:val="24"/>
+              </w:rPr>
+              <w:t>专    业：</w:t>
             </w:r>
           </w:p>
         </w:tc>
         <w:tc>
           <w:tcPr>
             <w:tcW w:type="dxa" w:w="4156"/>
-            <w:vAlign w:val="center"/>
           </w:tcPr>
           <w:p>
             <w:pPr>
@@ -129,20 +229,36 @@
                 <w:rFonts w:ascii="宋体" w:hAnsi="宋体" w:eastAsia="宋体"/>
                 <w:b w:val="0"/>
                 <w:color w:val="000000"/>
-                <w:sz w:val="28"/>
+                <w:sz w:val="24"/>
               </w:rPr>
+              <w:t>软件工程</w:t>
             </w:r>
           </w:p>
         </w:tc>
       </w:tr>
       <w:tr>
-        <w:trPr>
-          <w:trHeight w:val="567"/>
-        </w:trPr>
         <w:tc>
           <w:tcPr>
             <w:tcW w:type="dxa" w:w="4156"/>
-            <w:vAlign w:val="center"/>
+          </w:tcPr>
+          <w:p>
+            <w:pPr>
+              <w:jc w:val="center"/>
+            </w:pPr>
+            <w:r>
+              <w:rPr>
+                <w:rFonts w:ascii="宋体" w:hAnsi="宋体" w:eastAsia="宋体"/>
+                <w:b/>
+                <w:color w:val="000000"/>
+                <w:sz w:val="24"/>
+              </w:rPr>
+              <w:t>班    级：</w:t>
+            </w:r>
+          </w:p>
+        </w:tc>
+        <w:tc>
+          <w:tcPr>
+            <w:tcW w:type="dxa" w:w="4156"/>
           </w:tcPr>
           <w:p>
             <w:pPr>
@@ -153,16 +269,35 @@
                 <w:rFonts w:ascii="宋体" w:hAnsi="宋体" w:eastAsia="宋体"/>
                 <w:b w:val="0"/>
                 <w:color w:val="000000"/>
-                <w:sz w:val="28"/>
+                <w:sz w:val="24"/>
               </w:rPr>
-              <w:t>所属院系：</w:t>
+            </w:r>
+          </w:p>
+        </w:tc>
+      </w:tr>
+      <w:tr>
+        <w:tc>
+          <w:tcPr>
+            <w:tcW w:type="dxa" w:w="4156"/>
+          </w:tcPr>
+          <w:p>
+            <w:pPr>
+              <w:jc w:val="center"/>
+            </w:pPr>
+            <w:r>
+              <w:rPr>
+                <w:rFonts w:ascii="宋体" w:hAnsi="宋体" w:eastAsia="宋体"/>
+                <w:b/>
+                <w:color w:val="000000"/>
+                <w:sz w:val="24"/>
+              </w:rPr>
+              <w:t>指导老师：</w:t>
             </w:r>
           </w:p>
         </w:tc>
         <w:tc>
           <w:tcPr>
             <w:tcW w:type="dxa" w:w="4156"/>
-            <w:vAlign w:val="center"/>
           </w:tcPr>
           <w:p>
             <w:pPr>
@@ -173,21 +308,35 @@
                 <w:rFonts w:ascii="宋体" w:hAnsi="宋体" w:eastAsia="宋体"/>
                 <w:b w:val="0"/>
                 <w:color w:val="000000"/>
-                <w:sz w:val="28"/>
+                <w:sz w:val="24"/>
               </w:rPr>
-              <w:t>软件学院</w:t>
             </w:r>
           </w:p>
         </w:tc>
       </w:tr>
       <w:tr>
-        <w:trPr>
-          <w:trHeight w:val="567"/>
-        </w:trPr>
         <w:tc>
           <w:tcPr>
             <w:tcW w:type="dxa" w:w="4156"/>
-            <w:vAlign w:val="center"/>
+          </w:tcPr>
+          <w:p>
+            <w:pPr>
+              <w:jc w:val="center"/>
+            </w:pPr>
+            <w:r>
+              <w:rPr>
+                <w:rFonts w:ascii="宋体" w:hAnsi="宋体" w:eastAsia="宋体"/>
+                <w:b/>
+                <w:color w:val="000000"/>
+                <w:sz w:val="24"/>
+              </w:rPr>
+              <w:t>日    期：</w:t>
+            </w:r>
+          </w:p>
+        </w:tc>
+        <w:tc>
+          <w:tcPr>
+            <w:tcW w:type="dxa" w:w="4156"/>
           </w:tcPr>
           <w:p>
             <w:pPr>
@@ -198,160 +347,7 @@
                 <w:rFonts w:ascii="宋体" w:hAnsi="宋体" w:eastAsia="宋体"/>
                 <w:b w:val="0"/>
                 <w:color w:val="000000"/>
-                <w:sz w:val="28"/>
-              </w:rPr>
-              <w:t>专    业：</w:t>
-            </w:r>
-          </w:p>
-        </w:tc>
-        <w:tc>
-          <w:tcPr>
-            <w:tcW w:type="dxa" w:w="4156"/>
-            <w:vAlign w:val="center"/>
-          </w:tcPr>
-          <w:p>
-            <w:pPr>
-              <w:jc w:val="center"/>
-            </w:pPr>
-            <w:r>
-              <w:rPr>
-                <w:rFonts w:ascii="宋体" w:hAnsi="宋体" w:eastAsia="宋体"/>
-                <w:b w:val="0"/>
-                <w:color w:val="000000"/>
-                <w:sz w:val="28"/>
-              </w:rPr>
-              <w:t>软件工程</w:t>
-            </w:r>
-          </w:p>
-        </w:tc>
-      </w:tr>
-      <w:tr>
-        <w:trPr>
-          <w:trHeight w:val="567"/>
-        </w:trPr>
-        <w:tc>
-          <w:tcPr>
-            <w:tcW w:type="dxa" w:w="4156"/>
-            <w:vAlign w:val="center"/>
-          </w:tcPr>
-          <w:p>
-            <w:pPr>
-              <w:jc w:val="center"/>
-            </w:pPr>
-            <w:r>
-              <w:rPr>
-                <w:rFonts w:ascii="宋体" w:hAnsi="宋体" w:eastAsia="宋体"/>
-                <w:b w:val="0"/>
-                <w:color w:val="000000"/>
-                <w:sz w:val="28"/>
-              </w:rPr>
-              <w:t>班    级：</w:t>
-            </w:r>
-          </w:p>
-        </w:tc>
-        <w:tc>
-          <w:tcPr>
-            <w:tcW w:type="dxa" w:w="4156"/>
-            <w:vAlign w:val="center"/>
-          </w:tcPr>
-          <w:p>
-            <w:pPr>
-              <w:jc w:val="center"/>
-            </w:pPr>
-            <w:r>
-              <w:rPr>
-                <w:rFonts w:ascii="宋体" w:hAnsi="宋体" w:eastAsia="宋体"/>
-                <w:b w:val="0"/>
-                <w:color w:val="000000"/>
-                <w:sz w:val="28"/>
-              </w:rPr>
-            </w:r>
-          </w:p>
-        </w:tc>
-      </w:tr>
-      <w:tr>
-        <w:trPr>
-          <w:trHeight w:val="567"/>
-        </w:trPr>
-        <w:tc>
-          <w:tcPr>
-            <w:tcW w:type="dxa" w:w="4156"/>
-            <w:vAlign w:val="center"/>
-          </w:tcPr>
-          <w:p>
-            <w:pPr>
-              <w:jc w:val="center"/>
-            </w:pPr>
-            <w:r>
-              <w:rPr>
-                <w:rFonts w:ascii="宋体" w:hAnsi="宋体" w:eastAsia="宋体"/>
-                <w:b w:val="0"/>
-                <w:color w:val="000000"/>
-                <w:sz w:val="28"/>
-              </w:rPr>
-              <w:t>指导老师：</w:t>
-            </w:r>
-          </w:p>
-        </w:tc>
-        <w:tc>
-          <w:tcPr>
-            <w:tcW w:type="dxa" w:w="4156"/>
-            <w:vAlign w:val="center"/>
-          </w:tcPr>
-          <w:p>
-            <w:pPr>
-              <w:jc w:val="center"/>
-            </w:pPr>
-            <w:r>
-              <w:rPr>
-                <w:rFonts w:ascii="宋体" w:hAnsi="宋体" w:eastAsia="宋体"/>
-                <w:b w:val="0"/>
-                <w:color w:val="000000"/>
-                <w:sz w:val="28"/>
-              </w:rPr>
-            </w:r>
-          </w:p>
-        </w:tc>
-      </w:tr>
-      <w:tr>
-        <w:trPr>
-          <w:trHeight w:val="567"/>
-        </w:trPr>
-        <w:tc>
-          <w:tcPr>
-            <w:tcW w:type="dxa" w:w="4156"/>
-            <w:vAlign w:val="center"/>
-          </w:tcPr>
-          <w:p>
-            <w:pPr>
-              <w:jc w:val="center"/>
-            </w:pPr>
-            <w:r>
-              <w:rPr>
-                <w:rFonts w:ascii="宋体" w:hAnsi="宋体" w:eastAsia="宋体"/>
-                <w:b w:val="0"/>
-                <w:color w:val="000000"/>
-                <w:sz w:val="28"/>
-              </w:rPr>
-              <w:t>日    期：</w:t>
-            </w:r>
-          </w:p>
-        </w:tc>
-        <w:tc>
-          <w:tcPr>
-            <w:tcW w:type="dxa" w:w="4156"/>
-            <w:vAlign w:val="center"/>
-          </w:tcPr>
-          <w:p>
-            <w:pPr>
-              <w:jc w:val="center"/>
-            </w:pPr>
-            <w:r>
-              <w:rPr>
-                <w:rFonts w:ascii="宋体" w:hAnsi="宋体" w:eastAsia="宋体"/>
-                <w:b w:val="0"/>
-                <w:color w:val="000000"/>
-                <w:sz w:val="28"/>
+                <w:sz w:val="24"/>
               </w:rPr>
               <w:t xml:space="preserve">    年   月   日</w:t>
             </w:r>
@@ -366,7 +362,7 @@
     </w:p>
     <w:p>
       <w:pPr>
-        <w:spacing w:line="360" w:lineRule="auto" w:before="360" w:after="240"/>
+        <w:pStyle w:val="Heading2"/>
         <w:jc w:val="left"/>
       </w:pPr>
       <w:r>
@@ -381,67 +377,47 @@
     </w:p>
     <w:p>
       <w:pPr>
-        <w:spacing w:line="360" w:lineRule="auto" w:after="120"/>
-        <w:jc w:val="both"/>
+        <w:spacing w:line="360" w:lineRule="auto" w:after="120" w:before="0"/>
+        <w:ind w:firstLine="420"/>
       </w:pPr>
       <w:r>
         <w:rPr>
           <w:rFonts w:ascii="宋体" w:hAnsi="宋体" w:eastAsia="宋体"/>
           <w:b w:val="0"/>
           <w:color w:val="000000"/>
-          <w:sz w:val="24"/>
+          <w:sz w:val="21"/>
         </w:rPr>
-        <w:t>医学影像（CT、MRI、X光等）在采集、传输和重建过程中不可避免地引入噪声，噪声会降低图像对比度、模糊病灶边缘，进而影响临床诊断的准确性与效率。传统去噪算法（如高斯滤波、中值滤波、BM3D）虽然能在一定程度上抑制噪声，但其参数选择依赖人工经验，在复杂纹理与边缘区域容易产生过平滑或伪影。因此，如何利用智能技术实现医学影像的自适应去噪与质量增强具有重要的研究意义和应用价值。</w:t>
+        <w:t>医学影像在现代医学诊断中占据核心地位，然而影像采集、传输和存储过程中不可避免地受到噪声干扰，低信噪比图像不仅影响医生的主观判读，也降低了计算机辅助诊断、病灶分割与特征提取等下游任务的精度。传统的去噪算法（如高斯滤波、中值滤波、NLM和BM3D）虽然能够在一定程度上抑制噪声，但在边缘/纹理保护与噪声抑制之间存在矛盾，且对噪声强度、图像模态和结构化噪声类型缺乏自适应能力。近年来，以VT-BM3D为代表的结构感知协同滤波算法通过引入局部方差与结构张量显著性图，在去噪与保细节之间取得了更好的平衡；同时，大语言模型（LLM）驱动的智能Agent为多模态医学影像处理提供了更强的推理、规划与知识复用能力。本文设计并实现了MedDenoise-Agent系统，将VT-BM3D算法作为核心执行器，以多Agent协作范式完成医学影像智能去噪。系统包括感知Agent、决策Agent、执行Agent、评估Agent和协调Agent五个角色：感知Agent通过小波MAD估计、结构张量分析、Canny边缘密度与模态识别，形成对输入影像的多维度画像；决策Agent结合领域技能库（SKILL.md）与历史案例记忆，利用Anthropic兼容API生成VT-BM3D参数方案，并在有API Key时进行真实LLM推理，无Key时回退到专家规则引擎以保证离线可演示；执行Agent通过工具注册表调用VT-BM3D去噪与后处理增强；评估Agent基于全参考（PSNR/SSIM/RMSE）与无参考（清晰度、梯度能量、熵）指标进行质量评估；协调Agent组织上述子Agent进行迭代优化。前端采用Vue 3单页应用+ECharts实现输入配置、流式状态展示、论文结果可视化、算法评测与API监控；后端基于FastAPI提供静态服务、JWT认证、SSE流式处理、历史记录与用量统计。实验在Set12/BSDS300标准数据集和MedSmall医学影像子集上进行了复现，结果与论文VT-BM3D一致：Set12上g3平均PSNR提升约1.56 dB，BSDS300上g3平均提升约2.26 dB；在医学影像上，Agent调参较未调参基线平均提升约0.3 dB PSNR，同时SSIM更高、RMSE更低。系统还提供了完整的API监控仪表盘，可实时查看Token消耗、调用次数、费用与模型配置，便于成本可控。</w:t>
       </w:r>
     </w:p>
     <w:p>
-      <w:pPr>
-        <w:spacing w:line="360" w:lineRule="auto" w:after="120"/>
-        <w:jc w:val="both"/>
-      </w:pPr>
+      <w:r>
+        <w:rPr>
+          <w:rFonts w:ascii="黑体" w:hAnsi="黑体" w:eastAsia="黑体"/>
+          <w:b/>
+          <w:color w:val="000000"/>
+          <w:sz w:val="21"/>
+        </w:rPr>
+        <w:t>关键词：</w:t>
+      </w:r>
       <w:r>
         <w:rPr>
           <w:rFonts w:ascii="宋体" w:hAnsi="宋体" w:eastAsia="宋体"/>
           <w:b w:val="0"/>
           <w:color w:val="000000"/>
-          <w:sz w:val="24"/>
+          <w:sz w:val="21"/>
         </w:rPr>
-        <w:t>本文设计并实现了一套基于多Agent协作的医学影像智能去噪与质量增强系统——MedDenoise-Agent。系统以VT-BM3D论文算法为核心，采用感知Agent、决策Agent、执行Agent、评估Agent与协调Agent的闭环架构：感知Agent对输入影像进行噪声估计、结构张量分析、模态识别与边缘密度评估；决策Agent结合技能知识库、案例记忆与LLM规划器（或离线专家规则引擎）生成个性化去噪参数方案；执行Agent调用高斯/中值/NLM/小波/BM3D/VT-BM3D等多种去噪工具及CLAHE、非锐化掩膜等增强工具；评估Agent利用PSNR/SSIM/RMSE及无参考指标对结果进行量化评估，并触发反思式重规划。前端基于Vue3+ECharts构建可视化仪表盘，后端基于FastAPI提供RESTful与SSE接口，支持实时展示AI思考过程与处理结果。</w:t>
+        <w:t>医学影像去噪；VT-BM3D；多Agent系统；大语言模型；FastAPI；Vue 3</w:t>
+      </w:r>
+    </w:p>
+    <w:p>
+      <w:r>
+        <w:br w:type="page"/>
       </w:r>
     </w:p>
     <w:p>
       <w:pPr>
-        <w:spacing w:line="360" w:lineRule="auto" w:after="120"/>
-        <w:jc w:val="both"/>
-      </w:pPr>
-      <w:r>
-        <w:rPr>
-          <w:rFonts w:ascii="宋体" w:hAnsi="宋体" w:eastAsia="宋体"/>
-          <w:b w:val="0"/>
-          <w:color w:val="000000"/>
-          <w:sz w:val="24"/>
-        </w:rPr>
-        <w:t>实验与运行结果表明，VT-BM3D在Set12与BSDS300标准数据集上相对BM3D平均PSNR提升2.04 dB，复杂纹理最大提升4.19 dB；在医学影像示例上，Agent调参后的PSNR较未调参基线提升约0.3 dB。系统在无API Key环境下可自动回退到专家规则引擎，具备良好的可用性、可扩展性与实际应用前景。</w:t>
-      </w:r>
-    </w:p>
-    <w:p>
-      <w:pPr>
-        <w:spacing w:line="360" w:lineRule="auto" w:after="120"/>
-        <w:jc w:val="both"/>
-      </w:pPr>
-      <w:r>
-        <w:rPr>
-          <w:rFonts w:ascii="宋体" w:hAnsi="宋体" w:eastAsia="宋体"/>
-          <w:b/>
-          <w:color w:val="000000"/>
-          <w:sz w:val="24"/>
-        </w:rPr>
-        <w:t>关键词：智能Agent；医学影像；图像去噪；VT-BM3D；质量增强</w:t>
-      </w:r>
-    </w:p>
-    <w:p>
-      <w:pPr>
-        <w:spacing w:line="360" w:lineRule="auto" w:before="360" w:after="240"/>
+        <w:pStyle w:val="Heading2"/>
         <w:jc w:val="left"/>
       </w:pPr>
       <w:r>
@@ -456,62 +432,37 @@
     </w:p>
     <w:p>
       <w:pPr>
-        <w:spacing w:line="360" w:lineRule="auto" w:after="120"/>
-        <w:jc w:val="both"/>
+        <w:spacing w:line="360" w:lineRule="auto" w:after="120" w:before="0"/>
+        <w:ind w:firstLine="0"/>
       </w:pPr>
       <w:r>
         <w:rPr>
           <w:rFonts w:ascii="宋体" w:hAnsi="宋体" w:eastAsia="宋体"/>
           <w:b w:val="0"/>
           <w:color w:val="000000"/>
-          <w:sz w:val="24"/>
+          <w:sz w:val="21"/>
         </w:rPr>
-        <w:t>Medical images (CT, MRI, X-ray, etc.) inevitably suffer from noise during acquisition, transmission and reconstruction. This degrades image contrast and blurs lesion boundaries, affecting clinical diagnosis. Traditional denoising algorithms such as Gaussian filtering, median filtering and BM3D can suppress noise to some extent, but their parameters depend on manual experience and they tend to over-smooth textures or introduce artifacts. Therefore, adaptive denoising and quality enhancement for medical images is of great research and practical value.</w:t>
+        <w:t>Medical images play a central role in modern clinical diagnosis. However, image acquisition, transmission, and storage inevitably introduce noise that degrades visual quality and the accuracy of downstream tasks such as computer-aided diagnosis, lesion segmentation and feature extraction. Traditional denoising algorithms, including Gaussian filtering, median filtering, NLM and BM3D, can suppress noise to some extent, but they struggle to balance edge/texture preservation with noise removal and lack adaptivity for noise level, modality and structured noise patterns. VT-BM3D addresses this issue by introducing a structure-saliency map combining local variance and structure-tensor coherence. Meanwhile, LLM-driven agents provide reasoning, planning and knowledge reuse capabilities for multi-modal medical image processing. This paper presents MedDenoise-Agent, a system that uses VT-BM3D as the core executor and realizes intelligent medical-image denoising through multi-agent collaboration. The system consists of perception, planning, execution, evaluation and coordinator agents. The perception agent produces a multi-dimensional profile of the input image through wavelet MAD estimation, structure-tensor analysis, Canny edge density and modality recognition. The planning agent, backed by a skill knowledge base and case memory, generates VT-BM3D parameters via an Anthropic-compatible API; it falls back to an expert rule engine when no key is configured. The execution agent invokes VT-BM3D denoising and post-processing enhancers through a tool registry. The evaluation agent combines full-reference and no-reference metrics, while the coordinator agent orchestrates iterative optimization. The front-end is built with Vue 3 and ECharts; the FastAPI back-end provides static services, JWT authentication, SSE streaming, history records and API usage statistics. Experiments on Set12/BSDS300 standard datasets and the MedSmall medical subset reproduce the VT-BM3D paper results: Set12 g3 gains about 1.56 dB on average, BSDS300 g3 gains about 2.26 dB. On medical images, agent tuning improves PSNR by about 0.3 dB over the untuned baseline with higher SSIM and lower RMSE. The system also provides a complete API monitoring dashboard for token consumption, call counts, costs and model configuration.</w:t>
       </w:r>
     </w:p>
     <w:p>
-      <w:pPr>
-        <w:spacing w:line="360" w:lineRule="auto" w:after="120"/>
-        <w:jc w:val="both"/>
-      </w:pPr>
+      <w:r>
+        <w:rPr>
+          <w:rFonts w:ascii="黑体" w:hAnsi="黑体" w:eastAsia="黑体"/>
+          <w:b/>
+          <w:color w:val="000000"/>
+          <w:sz w:val="21"/>
+        </w:rPr>
+        <w:t xml:space="preserve">Keywords: </w:t>
+      </w:r>
       <w:r>
         <w:rPr>
           <w:rFonts w:ascii="宋体" w:hAnsi="宋体" w:eastAsia="宋体"/>
           <w:b w:val="0"/>
           <w:color w:val="000000"/>
-          <w:sz w:val="24"/>
+          <w:sz w:val="21"/>
         </w:rPr>
-        <w:t>This paper designs and implements MedDenoise-Agent, a multi-agent collaborative medical image denoising and quality enhancement system. The system is built around the VT-BM3D algorithm and adopts a closed-loop architecture of perception, planning, execution, evaluation and coordination agents. The perception agent estimates noise, analyzes structure tensors, recognizes modality and measures edge density; the planning agent generates personalized denoising parameters by combining skills, case memory and an LLM planner (or an offline rule engine); the execution agent invokes Gaussian / median / NLM / wavelet / BM3D / VT-BM3D denoisers and CLAHE / unsharp masking enhancements; the evaluation agent quantifies results with PSNR / SSIM / RMSE and no-reference metrics, triggering reflective re-planning when necessary. The frontend is a Vue3 + ECharts dashboard; the backend is a FastAPI server providing RESTful and SSE endpoints for real-time AI thinking visualization.</w:t>
-      </w:r>
-    </w:p>
-    <w:p>
-      <w:pPr>
-        <w:spacing w:line="360" w:lineRule="auto" w:after="120"/>
-        <w:jc w:val="both"/>
-      </w:pPr>
-      <w:r>
-        <w:rPr>
-          <w:rFonts w:ascii="宋体" w:hAnsi="宋体" w:eastAsia="宋体"/>
-          <w:b w:val="0"/>
-          <w:color w:val="000000"/>
-          <w:sz w:val="24"/>
-        </w:rPr>
-        <w:t>Experimental results show that VT-BM3D achieves an average PSNR gain of 2.04 dB over BM3D on Set12 and BSDS300, with a maximum gain of 4.19 dB on complex textures. On medical samples, Agent tuning improves PSNR by about 0.3 dB over the untuned baseline. The system can fall back to a rule engine without an API key, demonstrating good usability and extensibility.</w:t>
-      </w:r>
-    </w:p>
-    <w:p>
-      <w:pPr>
-        <w:spacing w:line="360" w:lineRule="auto" w:after="120"/>
-        <w:jc w:val="both"/>
-      </w:pPr>
-      <w:r>
-        <w:rPr>
-          <w:rFonts w:ascii="宋体" w:hAnsi="宋体" w:eastAsia="宋体"/>
-          <w:b/>
-          <w:color w:val="000000"/>
-          <w:sz w:val="24"/>
-        </w:rPr>
-        <w:t>KEY WORDS: Intelligent Agent; Medical Image; Image Denoising; VT-BM3D; Quality Enhancement</w:t>
+        <w:t>medical image denoising; VT-BM3D; multi-agent system; large language model; FastAPI; Vue 3</w:t>
       </w:r>
     </w:p>
     <w:p>
@@ -521,8 +472,7 @@
     </w:p>
     <w:p>
       <w:pPr>
-        <w:spacing w:line="360" w:lineRule="auto" w:before="360" w:after="240"/>
-        <w:jc w:val="left"/>
+        <w:jc w:val="center"/>
       </w:pPr>
       <w:r>
         <w:rPr>
@@ -535,739 +485,11 @@
       </w:r>
     </w:p>
     <w:p>
-      <w:pPr>
-        <w:spacing w:line="360" w:lineRule="auto"/>
-      </w:pPr>
       <w:r>
-        <w:rPr>
-          <w:rFonts w:ascii="宋体" w:hAnsi="宋体" w:eastAsia="宋体"/>
-          <w:b w:val="0"/>
-          <w:color w:val="000000"/>
-          <w:sz w:val="24"/>
-        </w:rPr>
-        <w:t>1 绪论</w:t>
-      </w:r>
-      <w:r>
-        <w:rPr>
-          <w:rFonts w:ascii="宋体" w:hAnsi="宋体" w:eastAsia="宋体"/>
-          <w:b w:val="0"/>
-          <w:color w:val="000000"/>
-          <w:sz w:val="24"/>
-        </w:rPr>
-        <w:t xml:space="preserve">  ........................................  1</w:t>
-      </w:r>
-    </w:p>
-    <w:p>
-      <w:pPr>
-        <w:spacing w:line="360" w:lineRule="auto"/>
-      </w:pPr>
-      <w:r>
-        <w:rPr>
-          <w:rFonts w:ascii="宋体" w:hAnsi="宋体" w:eastAsia="宋体"/>
-          <w:b w:val="0"/>
-          <w:color w:val="000000"/>
-          <w:sz w:val="24"/>
-        </w:rPr>
-        <w:t>1.1 研究背景和意义</w:t>
-      </w:r>
-      <w:r>
-        <w:rPr>
-          <w:rFonts w:ascii="宋体" w:hAnsi="宋体" w:eastAsia="宋体"/>
-          <w:b w:val="0"/>
-          <w:color w:val="000000"/>
-          <w:sz w:val="24"/>
-        </w:rPr>
-        <w:t xml:space="preserve">  ........................................  1</w:t>
-      </w:r>
-    </w:p>
-    <w:p>
-      <w:pPr>
-        <w:spacing w:line="360" w:lineRule="auto"/>
-      </w:pPr>
-      <w:r>
-        <w:rPr>
-          <w:rFonts w:ascii="宋体" w:hAnsi="宋体" w:eastAsia="宋体"/>
-          <w:b w:val="0"/>
-          <w:color w:val="000000"/>
-          <w:sz w:val="24"/>
-        </w:rPr>
-        <w:t>1.2 国内外研究现状</w:t>
-      </w:r>
-      <w:r>
-        <w:rPr>
-          <w:rFonts w:ascii="宋体" w:hAnsi="宋体" w:eastAsia="宋体"/>
-          <w:b w:val="0"/>
-          <w:color w:val="000000"/>
-          <w:sz w:val="24"/>
-        </w:rPr>
-        <w:t xml:space="preserve">  ........................................  1</w:t>
-      </w:r>
-    </w:p>
-    <w:p>
-      <w:pPr>
-        <w:spacing w:line="360" w:lineRule="auto"/>
-      </w:pPr>
-      <w:r>
-        <w:rPr>
-          <w:rFonts w:ascii="宋体" w:hAnsi="宋体" w:eastAsia="宋体"/>
-          <w:b w:val="0"/>
-          <w:color w:val="000000"/>
-          <w:sz w:val="24"/>
-        </w:rPr>
-        <w:t>1.3 研究目标和内容</w:t>
-      </w:r>
-      <w:r>
-        <w:rPr>
-          <w:rFonts w:ascii="宋体" w:hAnsi="宋体" w:eastAsia="宋体"/>
-          <w:b w:val="0"/>
-          <w:color w:val="000000"/>
-          <w:sz w:val="24"/>
-        </w:rPr>
-        <w:t xml:space="preserve">  ........................................  2</w:t>
-      </w:r>
-    </w:p>
-    <w:p>
-      <w:pPr>
-        <w:spacing w:line="360" w:lineRule="auto"/>
-      </w:pPr>
-      <w:r>
-        <w:rPr>
-          <w:rFonts w:ascii="宋体" w:hAnsi="宋体" w:eastAsia="宋体"/>
-          <w:b w:val="0"/>
-          <w:color w:val="000000"/>
-          <w:sz w:val="24"/>
-        </w:rPr>
-        <w:t>1.4 论文组织框架</w:t>
-      </w:r>
-      <w:r>
-        <w:rPr>
-          <w:rFonts w:ascii="宋体" w:hAnsi="宋体" w:eastAsia="宋体"/>
-          <w:b w:val="0"/>
-          <w:color w:val="000000"/>
-          <w:sz w:val="24"/>
-        </w:rPr>
-        <w:t xml:space="preserve">  ........................................  2</w:t>
-      </w:r>
-    </w:p>
-    <w:p>
-      <w:pPr>
-        <w:spacing w:line="360" w:lineRule="auto"/>
-      </w:pPr>
-      <w:r>
-        <w:rPr>
-          <w:rFonts w:ascii="宋体" w:hAnsi="宋体" w:eastAsia="宋体"/>
-          <w:b w:val="0"/>
-          <w:color w:val="000000"/>
-          <w:sz w:val="24"/>
-        </w:rPr>
-        <w:t>2 开发技术及开发环境</w:t>
-      </w:r>
-      <w:r>
-        <w:rPr>
-          <w:rFonts w:ascii="宋体" w:hAnsi="宋体" w:eastAsia="宋体"/>
-          <w:b w:val="0"/>
-          <w:color w:val="000000"/>
-          <w:sz w:val="24"/>
-        </w:rPr>
-        <w:t xml:space="preserve">  ........................................  3</w:t>
-      </w:r>
-    </w:p>
-    <w:p>
-      <w:pPr>
-        <w:spacing w:line="360" w:lineRule="auto"/>
-      </w:pPr>
-      <w:r>
-        <w:rPr>
-          <w:rFonts w:ascii="宋体" w:hAnsi="宋体" w:eastAsia="宋体"/>
-          <w:b w:val="0"/>
-          <w:color w:val="000000"/>
-          <w:sz w:val="24"/>
-        </w:rPr>
-        <w:t>2.1 开发技术</w:t>
-      </w:r>
-      <w:r>
-        <w:rPr>
-          <w:rFonts w:ascii="宋体" w:hAnsi="宋体" w:eastAsia="宋体"/>
-          <w:b w:val="0"/>
-          <w:color w:val="000000"/>
-          <w:sz w:val="24"/>
-        </w:rPr>
-        <w:t xml:space="preserve">  ........................................  3</w:t>
-      </w:r>
-    </w:p>
-    <w:p>
-      <w:pPr>
-        <w:spacing w:line="360" w:lineRule="auto"/>
-      </w:pPr>
-      <w:r>
-        <w:rPr>
-          <w:rFonts w:ascii="宋体" w:hAnsi="宋体" w:eastAsia="宋体"/>
-          <w:b w:val="0"/>
-          <w:color w:val="000000"/>
-          <w:sz w:val="24"/>
-        </w:rPr>
-        <w:t>2.2 开发环境</w:t>
-      </w:r>
-      <w:r>
-        <w:rPr>
-          <w:rFonts w:ascii="宋体" w:hAnsi="宋体" w:eastAsia="宋体"/>
-          <w:b w:val="0"/>
-          <w:color w:val="000000"/>
-          <w:sz w:val="24"/>
-        </w:rPr>
-        <w:t xml:space="preserve">  ........................................  4</w:t>
-      </w:r>
-    </w:p>
-    <w:p>
-      <w:pPr>
-        <w:spacing w:line="360" w:lineRule="auto"/>
-      </w:pPr>
-      <w:r>
-        <w:rPr>
-          <w:rFonts w:ascii="宋体" w:hAnsi="宋体" w:eastAsia="宋体"/>
-          <w:b w:val="0"/>
-          <w:color w:val="000000"/>
-          <w:sz w:val="24"/>
-        </w:rPr>
-        <w:t>3 系统分析</w:t>
-      </w:r>
-      <w:r>
-        <w:rPr>
-          <w:rFonts w:ascii="宋体" w:hAnsi="宋体" w:eastAsia="宋体"/>
-          <w:b w:val="0"/>
-          <w:color w:val="000000"/>
-          <w:sz w:val="24"/>
-        </w:rPr>
-        <w:t xml:space="preserve">  ........................................  5</w:t>
-      </w:r>
-    </w:p>
-    <w:p>
-      <w:pPr>
-        <w:spacing w:line="360" w:lineRule="auto"/>
-      </w:pPr>
-      <w:r>
-        <w:rPr>
-          <w:rFonts w:ascii="宋体" w:hAnsi="宋体" w:eastAsia="宋体"/>
-          <w:b w:val="0"/>
-          <w:color w:val="000000"/>
-          <w:sz w:val="24"/>
-        </w:rPr>
-        <w:t>3.1 可行性分析</w:t>
-      </w:r>
-      <w:r>
-        <w:rPr>
-          <w:rFonts w:ascii="宋体" w:hAnsi="宋体" w:eastAsia="宋体"/>
-          <w:b w:val="0"/>
-          <w:color w:val="000000"/>
-          <w:sz w:val="24"/>
-        </w:rPr>
-        <w:t xml:space="preserve">  ........................................  5</w:t>
-      </w:r>
-    </w:p>
-    <w:p>
-      <w:pPr>
-        <w:spacing w:line="360" w:lineRule="auto"/>
-      </w:pPr>
-      <w:r>
-        <w:rPr>
-          <w:rFonts w:ascii="宋体" w:hAnsi="宋体" w:eastAsia="宋体"/>
-          <w:b w:val="0"/>
-          <w:color w:val="000000"/>
-          <w:sz w:val="24"/>
-        </w:rPr>
-        <w:t>3.2 需求分析</w:t>
-      </w:r>
-      <w:r>
-        <w:rPr>
-          <w:rFonts w:ascii="宋体" w:hAnsi="宋体" w:eastAsia="宋体"/>
-          <w:b w:val="0"/>
-          <w:color w:val="000000"/>
-          <w:sz w:val="24"/>
-        </w:rPr>
-        <w:t xml:space="preserve">  ........................................  6</w:t>
-      </w:r>
-    </w:p>
-    <w:p>
-      <w:pPr>
-        <w:spacing w:line="360" w:lineRule="auto"/>
-      </w:pPr>
-      <w:r>
-        <w:rPr>
-          <w:rFonts w:ascii="宋体" w:hAnsi="宋体" w:eastAsia="宋体"/>
-          <w:b w:val="0"/>
-          <w:color w:val="000000"/>
-          <w:sz w:val="24"/>
-        </w:rPr>
-        <w:t>4 系统概要设计</w:t>
-      </w:r>
-      <w:r>
-        <w:rPr>
-          <w:rFonts w:ascii="宋体" w:hAnsi="宋体" w:eastAsia="宋体"/>
-          <w:b w:val="0"/>
-          <w:color w:val="000000"/>
-          <w:sz w:val="24"/>
-        </w:rPr>
-        <w:t xml:space="preserve">  ........................................  7</w:t>
-      </w:r>
-    </w:p>
-    <w:p>
-      <w:pPr>
-        <w:spacing w:line="360" w:lineRule="auto"/>
-      </w:pPr>
-      <w:r>
-        <w:rPr>
-          <w:rFonts w:ascii="宋体" w:hAnsi="宋体" w:eastAsia="宋体"/>
-          <w:b w:val="0"/>
-          <w:color w:val="000000"/>
-          <w:sz w:val="24"/>
-        </w:rPr>
-        <w:t>4.1 系统架构设计</w:t>
-      </w:r>
-      <w:r>
-        <w:rPr>
-          <w:rFonts w:ascii="宋体" w:hAnsi="宋体" w:eastAsia="宋体"/>
-          <w:b w:val="0"/>
-          <w:color w:val="000000"/>
-          <w:sz w:val="24"/>
-        </w:rPr>
-        <w:t xml:space="preserve">  ........................................  7</w:t>
-      </w:r>
-    </w:p>
-    <w:p>
-      <w:pPr>
-        <w:spacing w:line="360" w:lineRule="auto"/>
-      </w:pPr>
-      <w:r>
-        <w:rPr>
-          <w:rFonts w:ascii="宋体" w:hAnsi="宋体" w:eastAsia="宋体"/>
-          <w:b w:val="0"/>
-          <w:color w:val="000000"/>
-          <w:sz w:val="24"/>
-        </w:rPr>
-        <w:t>4.2 系统功能设计</w:t>
-      </w:r>
-      <w:r>
-        <w:rPr>
-          <w:rFonts w:ascii="宋体" w:hAnsi="宋体" w:eastAsia="宋体"/>
-          <w:b w:val="0"/>
-          <w:color w:val="000000"/>
-          <w:sz w:val="24"/>
-        </w:rPr>
-        <w:t xml:space="preserve">  ........................................  7</w:t>
-      </w:r>
-    </w:p>
-    <w:p>
-      <w:pPr>
-        <w:spacing w:line="360" w:lineRule="auto"/>
-      </w:pPr>
-      <w:r>
-        <w:rPr>
-          <w:rFonts w:ascii="宋体" w:hAnsi="宋体" w:eastAsia="宋体"/>
-          <w:b w:val="0"/>
-          <w:color w:val="000000"/>
-          <w:sz w:val="24"/>
-        </w:rPr>
-        <w:t>4.3 系统业务流程设计</w:t>
-      </w:r>
-      <w:r>
-        <w:rPr>
-          <w:rFonts w:ascii="宋体" w:hAnsi="宋体" w:eastAsia="宋体"/>
-          <w:b w:val="0"/>
-          <w:color w:val="000000"/>
-          <w:sz w:val="24"/>
-        </w:rPr>
-        <w:t xml:space="preserve">  ........................................  8</w:t>
-      </w:r>
-    </w:p>
-    <w:p>
-      <w:pPr>
-        <w:spacing w:line="360" w:lineRule="auto"/>
-      </w:pPr>
-      <w:r>
-        <w:rPr>
-          <w:rFonts w:ascii="宋体" w:hAnsi="宋体" w:eastAsia="宋体"/>
-          <w:b w:val="0"/>
-          <w:color w:val="000000"/>
-          <w:sz w:val="24"/>
-        </w:rPr>
-        <w:t>4.4 数据模型设计</w:t>
-      </w:r>
-      <w:r>
-        <w:rPr>
-          <w:rFonts w:ascii="宋体" w:hAnsi="宋体" w:eastAsia="宋体"/>
-          <w:b w:val="0"/>
-          <w:color w:val="000000"/>
-          <w:sz w:val="24"/>
-        </w:rPr>
-        <w:t xml:space="preserve">  ........................................  8</w:t>
-      </w:r>
-    </w:p>
-    <w:p>
-      <w:pPr>
-        <w:spacing w:line="360" w:lineRule="auto"/>
-      </w:pPr>
-      <w:r>
-        <w:rPr>
-          <w:rFonts w:ascii="宋体" w:hAnsi="宋体" w:eastAsia="宋体"/>
-          <w:b w:val="0"/>
-          <w:color w:val="000000"/>
-          <w:sz w:val="24"/>
-        </w:rPr>
-        <w:t>5 系统详细设计</w:t>
-      </w:r>
-      <w:r>
-        <w:rPr>
-          <w:rFonts w:ascii="宋体" w:hAnsi="宋体" w:eastAsia="宋体"/>
-          <w:b w:val="0"/>
-          <w:color w:val="000000"/>
-          <w:sz w:val="24"/>
-        </w:rPr>
-        <w:t xml:space="preserve">  ........................................  9</w:t>
-      </w:r>
-    </w:p>
-    <w:p>
-      <w:pPr>
-        <w:spacing w:line="360" w:lineRule="auto"/>
-      </w:pPr>
-      <w:r>
-        <w:rPr>
-          <w:rFonts w:ascii="宋体" w:hAnsi="宋体" w:eastAsia="宋体"/>
-          <w:b w:val="0"/>
-          <w:color w:val="000000"/>
-          <w:sz w:val="24"/>
-        </w:rPr>
-        <w:t>5.1 系统功能模块设计</w:t>
-      </w:r>
-      <w:r>
-        <w:rPr>
-          <w:rFonts w:ascii="宋体" w:hAnsi="宋体" w:eastAsia="宋体"/>
-          <w:b w:val="0"/>
-          <w:color w:val="000000"/>
-          <w:sz w:val="24"/>
-        </w:rPr>
-        <w:t xml:space="preserve">  ........................................  9</w:t>
-      </w:r>
-    </w:p>
-    <w:p>
-      <w:pPr>
-        <w:spacing w:line="360" w:lineRule="auto"/>
-      </w:pPr>
-      <w:r>
-        <w:rPr>
-          <w:rFonts w:ascii="宋体" w:hAnsi="宋体" w:eastAsia="宋体"/>
-          <w:b w:val="0"/>
-          <w:color w:val="000000"/>
-          <w:sz w:val="24"/>
-        </w:rPr>
-        <w:t>5.2 数据存储设计</w:t>
-      </w:r>
-      <w:r>
-        <w:rPr>
-          <w:rFonts w:ascii="宋体" w:hAnsi="宋体" w:eastAsia="宋体"/>
-          <w:b w:val="0"/>
-          <w:color w:val="000000"/>
-          <w:sz w:val="24"/>
-        </w:rPr>
-        <w:t xml:space="preserve">  ........................................  10</w:t>
-      </w:r>
-    </w:p>
-    <w:p>
-      <w:pPr>
-        <w:spacing w:line="360" w:lineRule="auto"/>
-      </w:pPr>
-      <w:r>
-        <w:rPr>
-          <w:rFonts w:ascii="宋体" w:hAnsi="宋体" w:eastAsia="宋体"/>
-          <w:b w:val="0"/>
-          <w:color w:val="000000"/>
-          <w:sz w:val="24"/>
-        </w:rPr>
-        <w:t>6 系统实现</w:t>
-      </w:r>
-      <w:r>
-        <w:rPr>
-          <w:rFonts w:ascii="宋体" w:hAnsi="宋体" w:eastAsia="宋体"/>
-          <w:b w:val="0"/>
-          <w:color w:val="000000"/>
-          <w:sz w:val="24"/>
-        </w:rPr>
-        <w:t xml:space="preserve">  ........................................  11</w:t>
-      </w:r>
-    </w:p>
-    <w:p>
-      <w:pPr>
-        <w:spacing w:line="360" w:lineRule="auto"/>
-      </w:pPr>
-      <w:r>
-        <w:rPr>
-          <w:rFonts w:ascii="宋体" w:hAnsi="宋体" w:eastAsia="宋体"/>
-          <w:b w:val="0"/>
-          <w:color w:val="000000"/>
-          <w:sz w:val="24"/>
-        </w:rPr>
-        <w:t>6.1 用户认证</w:t>
-      </w:r>
-      <w:r>
-        <w:rPr>
-          <w:rFonts w:ascii="宋体" w:hAnsi="宋体" w:eastAsia="宋体"/>
-          <w:b w:val="0"/>
-          <w:color w:val="000000"/>
-          <w:sz w:val="24"/>
-        </w:rPr>
-        <w:t xml:space="preserve">  ........................................  11</w:t>
-      </w:r>
-    </w:p>
-    <w:p>
-      <w:pPr>
-        <w:spacing w:line="360" w:lineRule="auto"/>
-      </w:pPr>
-      <w:r>
-        <w:rPr>
-          <w:rFonts w:ascii="宋体" w:hAnsi="宋体" w:eastAsia="宋体"/>
-          <w:b w:val="0"/>
-          <w:color w:val="000000"/>
-          <w:sz w:val="24"/>
-        </w:rPr>
-        <w:t>6.2 智能去噪处理</w:t>
-      </w:r>
-      <w:r>
-        <w:rPr>
-          <w:rFonts w:ascii="宋体" w:hAnsi="宋体" w:eastAsia="宋体"/>
-          <w:b w:val="0"/>
-          <w:color w:val="000000"/>
-          <w:sz w:val="24"/>
-        </w:rPr>
-        <w:t xml:space="preserve">  ........................................  12</w:t>
-      </w:r>
-    </w:p>
-    <w:p>
-      <w:pPr>
-        <w:spacing w:line="360" w:lineRule="auto"/>
-      </w:pPr>
-      <w:r>
-        <w:rPr>
-          <w:rFonts w:ascii="宋体" w:hAnsi="宋体" w:eastAsia="宋体"/>
-          <w:b w:val="0"/>
-          <w:color w:val="000000"/>
-          <w:sz w:val="24"/>
-        </w:rPr>
-        <w:t>6.3 智能对话助手</w:t>
-      </w:r>
-      <w:r>
-        <w:rPr>
-          <w:rFonts w:ascii="宋体" w:hAnsi="宋体" w:eastAsia="宋体"/>
-          <w:b w:val="0"/>
-          <w:color w:val="000000"/>
-          <w:sz w:val="24"/>
-        </w:rPr>
-        <w:t xml:space="preserve">  ........................................  13</w:t>
-      </w:r>
-    </w:p>
-    <w:p>
-      <w:pPr>
-        <w:spacing w:line="360" w:lineRule="auto"/>
-      </w:pPr>
-      <w:r>
-        <w:rPr>
-          <w:rFonts w:ascii="宋体" w:hAnsi="宋体" w:eastAsia="宋体"/>
-          <w:b w:val="0"/>
-          <w:color w:val="000000"/>
-          <w:sz w:val="24"/>
-        </w:rPr>
-        <w:t>6.4 论文结果与API监控</w:t>
-      </w:r>
-      <w:r>
-        <w:rPr>
-          <w:rFonts w:ascii="宋体" w:hAnsi="宋体" w:eastAsia="宋体"/>
-          <w:b w:val="0"/>
-          <w:color w:val="000000"/>
-          <w:sz w:val="24"/>
-        </w:rPr>
-        <w:t xml:space="preserve">  ........................................  14</w:t>
-      </w:r>
-    </w:p>
-    <w:p>
-      <w:pPr>
-        <w:spacing w:line="360" w:lineRule="auto"/>
-      </w:pPr>
-      <w:r>
-        <w:rPr>
-          <w:rFonts w:ascii="宋体" w:hAnsi="宋体" w:eastAsia="宋体"/>
-          <w:b w:val="0"/>
-          <w:color w:val="000000"/>
-          <w:sz w:val="24"/>
-        </w:rPr>
-        <w:t>7 系统测试</w:t>
-      </w:r>
-      <w:r>
-        <w:rPr>
-          <w:rFonts w:ascii="宋体" w:hAnsi="宋体" w:eastAsia="宋体"/>
-          <w:b w:val="0"/>
-          <w:color w:val="000000"/>
-          <w:sz w:val="24"/>
-        </w:rPr>
-        <w:t xml:space="preserve">  ........................................  15</w:t>
-      </w:r>
-    </w:p>
-    <w:p>
-      <w:pPr>
-        <w:spacing w:line="360" w:lineRule="auto"/>
-      </w:pPr>
-      <w:r>
-        <w:rPr>
-          <w:rFonts w:ascii="宋体" w:hAnsi="宋体" w:eastAsia="宋体"/>
-          <w:b w:val="0"/>
-          <w:color w:val="000000"/>
-          <w:sz w:val="24"/>
-        </w:rPr>
-        <w:t>7.1 测试方法</w:t>
-      </w:r>
-      <w:r>
-        <w:rPr>
-          <w:rFonts w:ascii="宋体" w:hAnsi="宋体" w:eastAsia="宋体"/>
-          <w:b w:val="0"/>
-          <w:color w:val="000000"/>
-          <w:sz w:val="24"/>
-        </w:rPr>
-        <w:t xml:space="preserve">  ........................................  15</w:t>
-      </w:r>
-    </w:p>
-    <w:p>
-      <w:pPr>
-        <w:spacing w:line="360" w:lineRule="auto"/>
-      </w:pPr>
-      <w:r>
-        <w:rPr>
-          <w:rFonts w:ascii="宋体" w:hAnsi="宋体" w:eastAsia="宋体"/>
-          <w:b w:val="0"/>
-          <w:color w:val="000000"/>
-          <w:sz w:val="24"/>
-        </w:rPr>
-        <w:t>7.2 功能模块测试</w:t>
-      </w:r>
-      <w:r>
-        <w:rPr>
-          <w:rFonts w:ascii="宋体" w:hAnsi="宋体" w:eastAsia="宋体"/>
-          <w:b w:val="0"/>
-          <w:color w:val="000000"/>
-          <w:sz w:val="24"/>
-        </w:rPr>
-        <w:t xml:space="preserve">  ........................................  15</w:t>
-      </w:r>
-    </w:p>
-    <w:p>
-      <w:pPr>
-        <w:spacing w:line="360" w:lineRule="auto"/>
-      </w:pPr>
-      <w:r>
-        <w:rPr>
-          <w:rFonts w:ascii="宋体" w:hAnsi="宋体" w:eastAsia="宋体"/>
-          <w:b w:val="0"/>
-          <w:color w:val="000000"/>
-          <w:sz w:val="24"/>
-        </w:rPr>
-        <w:t>7.3 系统性能测试</w:t>
-      </w:r>
-      <w:r>
-        <w:rPr>
-          <w:rFonts w:ascii="宋体" w:hAnsi="宋体" w:eastAsia="宋体"/>
-          <w:b w:val="0"/>
-          <w:color w:val="000000"/>
-          <w:sz w:val="24"/>
-        </w:rPr>
-        <w:t xml:space="preserve">  ........................................  16</w:t>
-      </w:r>
-    </w:p>
-    <w:p>
-      <w:pPr>
-        <w:spacing w:line="360" w:lineRule="auto"/>
-      </w:pPr>
-      <w:r>
-        <w:rPr>
-          <w:rFonts w:ascii="宋体" w:hAnsi="宋体" w:eastAsia="宋体"/>
-          <w:b w:val="0"/>
-          <w:color w:val="000000"/>
-          <w:sz w:val="24"/>
-        </w:rPr>
-        <w:t>7.4 测试分析和总结</w:t>
-      </w:r>
-      <w:r>
-        <w:rPr>
-          <w:rFonts w:ascii="宋体" w:hAnsi="宋体" w:eastAsia="宋体"/>
-          <w:b w:val="0"/>
-          <w:color w:val="000000"/>
-          <w:sz w:val="24"/>
-        </w:rPr>
-        <w:t xml:space="preserve">  ........................................  16</w:t>
-      </w:r>
-    </w:p>
-    <w:p>
-      <w:pPr>
-        <w:spacing w:line="360" w:lineRule="auto"/>
-      </w:pPr>
-      <w:r>
-        <w:rPr>
-          <w:rFonts w:ascii="宋体" w:hAnsi="宋体" w:eastAsia="宋体"/>
-          <w:b w:val="0"/>
-          <w:color w:val="000000"/>
-          <w:sz w:val="24"/>
-        </w:rPr>
-        <w:t>8 结论与展望</w:t>
-      </w:r>
-      <w:r>
-        <w:rPr>
-          <w:rFonts w:ascii="宋体" w:hAnsi="宋体" w:eastAsia="宋体"/>
-          <w:b w:val="0"/>
-          <w:color w:val="000000"/>
-          <w:sz w:val="24"/>
-        </w:rPr>
-        <w:t xml:space="preserve">  ........................................  17</w:t>
-      </w:r>
-    </w:p>
-    <w:p>
-      <w:pPr>
-        <w:spacing w:line="360" w:lineRule="auto"/>
-      </w:pPr>
-      <w:r>
-        <w:rPr>
-          <w:rFonts w:ascii="宋体" w:hAnsi="宋体" w:eastAsia="宋体"/>
-          <w:b w:val="0"/>
-          <w:color w:val="000000"/>
-          <w:sz w:val="24"/>
-        </w:rPr>
-        <w:t>参考文献</w:t>
-      </w:r>
-      <w:r>
-        <w:rPr>
-          <w:rFonts w:ascii="宋体" w:hAnsi="宋体" w:eastAsia="宋体"/>
-          <w:b w:val="0"/>
-          <w:color w:val="000000"/>
-          <w:sz w:val="24"/>
-        </w:rPr>
-        <w:t xml:space="preserve">  ........................................  18</w:t>
-      </w:r>
-    </w:p>
-    <w:p>
-      <w:pPr>
-        <w:spacing w:line="360" w:lineRule="auto"/>
-      </w:pPr>
-      <w:r>
-        <w:rPr>
-          <w:rFonts w:ascii="宋体" w:hAnsi="宋体" w:eastAsia="宋体"/>
-          <w:b w:val="0"/>
-          <w:color w:val="000000"/>
-          <w:sz w:val="24"/>
-        </w:rPr>
-        <w:t>致  谢</w:t>
-      </w:r>
-      <w:r>
-        <w:rPr>
-          <w:rFonts w:ascii="宋体" w:hAnsi="宋体" w:eastAsia="宋体"/>
-          <w:b w:val="0"/>
-          <w:color w:val="000000"/>
-          <w:sz w:val="24"/>
-        </w:rPr>
-        <w:t xml:space="preserve">  ........................................  19</w:t>
+        <w:fldChar w:fldCharType="begin"/>
+        <w:instrText>TOC \o "1-3" \h \z \u</w:instrText>
+        <w:fldChar w:fldCharType="separate"/>
+        <w:fldChar w:fldCharType="end"/>
       </w:r>
     </w:p>
     <w:p>
@@ -1277,22 +499,7 @@
     </w:p>
     <w:p>
       <w:pPr>
-        <w:spacing w:line="360" w:lineRule="auto" w:before="360" w:after="240"/>
-        <w:jc w:val="left"/>
-      </w:pPr>
-      <w:r>
-        <w:rPr>
-          <w:rFonts w:ascii="黑体" w:hAnsi="黑体" w:eastAsia="黑体"/>
-          <w:b/>
-          <w:color w:val="000000"/>
-          <w:sz w:val="32"/>
-        </w:rPr>
-        <w:t>1 绪论</w:t>
-      </w:r>
-    </w:p>
-    <w:p>
-      <w:pPr>
-        <w:spacing w:line="360" w:lineRule="auto" w:before="240" w:after="120"/>
+        <w:pStyle w:val="Heading1"/>
         <w:jc w:val="left"/>
       </w:pPr>
       <w:r>
@@ -1302,42 +509,167 @@
           <w:color w:val="000000"/>
           <w:sz w:val="28"/>
         </w:rPr>
-        <w:t>1.1 研究背景和意义</w:t>
+        <w:t>1  绪论</w:t>
       </w:r>
     </w:p>
     <w:p>
       <w:pPr>
-        <w:spacing w:line="360" w:lineRule="auto" w:after="120"/>
-        <w:jc w:val="both"/>
+        <w:pStyle w:val="Heading2"/>
+        <w:jc w:val="left"/>
+      </w:pPr>
+      <w:r>
+        <w:rPr>
+          <w:rFonts w:ascii="黑体" w:hAnsi="黑体" w:eastAsia="黑体"/>
+          <w:b/>
+          <w:color w:val="000000"/>
+          <w:sz w:val="24"/>
+        </w:rPr>
+        <w:t>1.1  研究背景与意义</w:t>
+      </w:r>
+    </w:p>
+    <w:p>
+      <w:pPr>
+        <w:spacing w:line="360" w:lineRule="auto" w:after="120" w:before="0"/>
+        <w:ind w:firstLine="420"/>
       </w:pPr>
       <w:r>
         <w:rPr>
           <w:rFonts w:ascii="宋体" w:hAnsi="宋体" w:eastAsia="宋体"/>
           <w:b w:val="0"/>
           <w:color w:val="000000"/>
-          <w:sz w:val="24"/>
+          <w:sz w:val="21"/>
         </w:rPr>
-        <w:t>医学影像作为临床诊断的重要依据，其图像质量直接关系到医生对病灶位置、形态与边界的判断。然而，受设备噪声、低剂量成像需求、传输压缩及患者运动等因素影响，CT、MRI与X光影像往往存在不同程度的噪声。噪声不仅会降低图像的视觉可读性，还可能导致细节丢失，影响后续分割、配准与计算机辅助诊断算法的精度。因此，医学影像去噪是医学图像处理领域的核心问题之一。</w:t>
+        <w:t>医学影像（CT、MRI、X光、超声、病理切片等）是临床诊断和科研的核心数据来源。由于成像设备的物理限制、低剂量扫描需求、传输压缩以及存储量化误差，医学影像普遍存在噪声、伪影和对比度不足等问题。噪声不仅会降低医生的视觉判读体验，还会对后续的分割、配准、特征提取、深度学习分类等任务造成系统性偏差。</w:t>
       </w:r>
     </w:p>
     <w:p>
       <w:pPr>
-        <w:spacing w:line="360" w:lineRule="auto" w:after="120"/>
-        <w:jc w:val="both"/>
+        <w:spacing w:line="360" w:lineRule="auto" w:after="120" w:before="0"/>
+        <w:ind w:firstLine="420"/>
       </w:pPr>
       <w:r>
         <w:rPr>
           <w:rFonts w:ascii="宋体" w:hAnsi="宋体" w:eastAsia="宋体"/>
           <w:b w:val="0"/>
           <w:color w:val="000000"/>
-          <w:sz w:val="24"/>
+          <w:sz w:val="21"/>
         </w:rPr>
-        <w:t>传统的图像去噪方法通常依赖人工设定参数，如高斯滤波的标准差、BM3D的去噪强度等。面对不同模态、不同噪声水平、不同结构特征的医学影像，固定参数难以兼顾去噪效果与细节保留。近年来，以智能Agent为代表的自主决策技术在复杂任务中展现出强大的规划与 reasoning 能力。将Agent技术与经典去噪算法相结合，使系统能够自动感知影像特征、智能选择参数、执行去噪并评估质量，对于提升医学影像处理效率、降低人工干预、推动智能医疗具有重要的现实意义。</w:t>
+        <w:t>在降低辐射剂量或减少扫描时间的临床需求下，图像噪声水平往往进一步升高。为了获得可用的影像质量，研究高效、自适应且保持边缘纹理的去噪方法具有重要意义。此外，随着人工智能技术的发展，将领域算法（如VT-BM3D）与具备推理能力的LLM Agent结合，可以在保持可解释性的同时实现参数自适应和知识复用，降低对专业调参人员的依赖，提升系统的智能化水平。</w:t>
       </w:r>
     </w:p>
     <w:p>
       <w:pPr>
-        <w:spacing w:line="360" w:lineRule="auto" w:before="240" w:after="120"/>
+        <w:pStyle w:val="Heading2"/>
+        <w:jc w:val="left"/>
+      </w:pPr>
+      <w:r>
+        <w:rPr>
+          <w:rFonts w:ascii="黑体" w:hAnsi="黑体" w:eastAsia="黑体"/>
+          <w:b/>
+          <w:color w:val="000000"/>
+          <w:sz w:val="24"/>
+        </w:rPr>
+        <w:t>1.2  国内外研究现状</w:t>
+      </w:r>
+    </w:p>
+    <w:p>
+      <w:pPr>
+        <w:spacing w:line="360" w:lineRule="auto" w:after="120" w:before="0"/>
+        <w:ind w:firstLine="420"/>
+      </w:pPr>
+      <w:r>
+        <w:rPr>
+          <w:rFonts w:ascii="宋体" w:hAnsi="宋体" w:eastAsia="宋体"/>
+          <w:b w:val="0"/>
+          <w:color w:val="000000"/>
+          <w:sz w:val="21"/>
+        </w:rPr>
+        <w:t>图像去噪是计算机视觉和医学图像处理的基础问题。传统方法包括空间域滤波（高斯滤波、中值滤波、双边滤波）、变换域滤波（小波、曲波）以及基于非局部相似性的BM3D、NLM等。BM3D通过块匹配与协同滤波取得了显著效果，但对结构化噪声和强边缘纹理区域的适应性仍有限。</w:t>
+      </w:r>
+    </w:p>
+    <w:p>
+      <w:pPr>
+        <w:spacing w:line="360" w:lineRule="auto" w:after="120" w:before="0"/>
+        <w:ind w:firstLine="420"/>
+      </w:pPr>
+      <w:r>
+        <w:rPr>
+          <w:rFonts w:ascii="宋体" w:hAnsi="宋体" w:eastAsia="宋体"/>
+          <w:b w:val="0"/>
+          <w:color w:val="000000"/>
+          <w:sz w:val="21"/>
+        </w:rPr>
+        <w:t>近年来，基于深度学习的DnCNN、CBDNet、U-Net等方法在特定噪声水平和大数据集上表现出色，但需要大量训练数据，且泛化性受限于训练分布。VT-BM3D在BM3D基础上引入结构感知自适应阈值、边缘保护与纹理增强、噪声建模与自适应变换选择三个创新点，在不依赖大规模训练数据的情况下，在Set12与BSDS300数据集上取得了超过2 dB的PSNR提升。</w:t>
+      </w:r>
+    </w:p>
+    <w:p>
+      <w:pPr>
+        <w:spacing w:line="360" w:lineRule="auto" w:after="120" w:before="0"/>
+        <w:ind w:firstLine="420"/>
+      </w:pPr>
+      <w:r>
+        <w:rPr>
+          <w:rFonts w:ascii="宋体" w:hAnsi="宋体" w:eastAsia="宋体"/>
+          <w:b w:val="0"/>
+          <w:color w:val="000000"/>
+          <w:sz w:val="21"/>
+        </w:rPr>
+        <w:t>在智能Agent方面，AutoGPT、LangChain、Semantic Kernel等框架展示了LLM在任务规划、工具调用和记忆管理上的潜力。在医学影像领域，已有研究将LLM用于报告生成、影像质控和参数推荐，但将LLM Agent与经典去噪算法深度融合、实现端到端调参与反思的系统仍较少。本系统填补了这一空白。</w:t>
+      </w:r>
+    </w:p>
+    <w:p>
+      <w:pPr>
+        <w:pStyle w:val="Heading2"/>
+        <w:jc w:val="left"/>
+      </w:pPr>
+      <w:r>
+        <w:rPr>
+          <w:rFonts w:ascii="黑体" w:hAnsi="黑体" w:eastAsia="黑体"/>
+          <w:b/>
+          <w:color w:val="000000"/>
+          <w:sz w:val="24"/>
+        </w:rPr>
+        <w:t>1.3  主要工作与论文结构</w:t>
+      </w:r>
+    </w:p>
+    <w:p>
+      <w:pPr>
+        <w:spacing w:line="360" w:lineRule="auto" w:after="120" w:before="0"/>
+        <w:ind w:firstLine="420"/>
+      </w:pPr>
+      <w:r>
+        <w:rPr>
+          <w:rFonts w:ascii="宋体" w:hAnsi="宋体" w:eastAsia="宋体"/>
+          <w:b w:val="0"/>
+          <w:color w:val="000000"/>
+          <w:sz w:val="21"/>
+        </w:rPr>
+        <w:t>本文的主要工作包括：（1）系统梳理VT-BM3D论文的结构感知协同滤波原理；（2）设计并实现多Agent协作框架，将感知、决策、执行、评估与协调有机集成；（3）基于FastAPI和Vue 3开发Web演示系统，支持SSE流式展示AI思考过程；（4）在标准数据集与医学影像上复现实验，验证Agent调参的有效性。</w:t>
+      </w:r>
+    </w:p>
+    <w:p>
+      <w:pPr>
+        <w:spacing w:line="360" w:lineRule="auto" w:after="120" w:before="0"/>
+        <w:ind w:firstLine="420"/>
+      </w:pPr>
+      <w:r>
+        <w:rPr>
+          <w:rFonts w:ascii="宋体" w:hAnsi="宋体" w:eastAsia="宋体"/>
+          <w:b w:val="0"/>
+          <w:color w:val="000000"/>
+          <w:sz w:val="21"/>
+        </w:rPr>
+        <w:t>论文结构如下：第2章介绍相关开发技术和环境；第3章进行系统需求分析；第4章给出系统概要设计；第5章详细阐述Agent智能体设计与核心算法实现；第6章展示系统运行截图与关键代码；第7章给出系统测试结果与分析；第8章总结并展望未来工作。</w:t>
+      </w:r>
+    </w:p>
+    <w:p>
+      <w:r>
+        <w:br w:type="page"/>
+      </w:r>
+    </w:p>
+    <w:p>
+      <w:pPr>
+        <w:pStyle w:val="Heading1"/>
         <w:jc w:val="left"/>
       </w:pPr>
       <w:r>
@@ -1347,42 +679,624 @@
           <w:color w:val="000000"/>
           <w:sz w:val="28"/>
         </w:rPr>
-        <w:t>1.2 国内外研究现状</w:t>
+        <w:t>2  开发技术及开发环境</w:t>
       </w:r>
     </w:p>
     <w:p>
       <w:pPr>
-        <w:spacing w:line="360" w:lineRule="auto" w:after="120"/>
-        <w:jc w:val="both"/>
+        <w:pStyle w:val="Heading2"/>
+        <w:jc w:val="left"/>
+      </w:pPr>
+      <w:r>
+        <w:rPr>
+          <w:rFonts w:ascii="黑体" w:hAnsi="黑体" w:eastAsia="黑体"/>
+          <w:b/>
+          <w:color w:val="000000"/>
+          <w:sz w:val="24"/>
+        </w:rPr>
+        <w:t>2.1  关键技术概述</w:t>
+      </w:r>
+    </w:p>
+    <w:p>
+      <w:pPr>
+        <w:spacing w:line="360" w:lineRule="auto" w:after="120" w:before="0"/>
+        <w:ind w:firstLine="420"/>
       </w:pPr>
       <w:r>
         <w:rPr>
           <w:rFonts w:ascii="宋体" w:hAnsi="宋体" w:eastAsia="宋体"/>
           <w:b w:val="0"/>
           <w:color w:val="000000"/>
-          <w:sz w:val="24"/>
+          <w:sz w:val="21"/>
         </w:rPr>
-        <w:t>图像去噪研究经历了从空间域滤波到变换域协同滤波、再到深度学习的发展过程。Gaussian滤波、中值滤波等非局部滤波计算简单但容易模糊边缘；非局部均值（NLM）滤波利用图像自相似性，在保留纹理方面有所改善；BM3D通过三维变换域协同滤波取得了当时领先的PSNR性能，被广泛应用于医学影像预处理。在此基础上，Peng等人提出的VT-BM3D引入结构感知自适应匹配阈值，结合局部方差与结构张量特征，在强去噪与边缘保护之间取得更好平衡。</w:t>
+        <w:t>本系统的技术栈围绕Python科学计算、Web服务与现代前端可视化构建。核心算法层采用python-bm3d、scikit-image、scipy、OpenCV和PyTorch等库；Agent编排层采用自实现的职责分离架构；后端采用FastAPI提供REST与SSE接口；前端采用原生Vue 3单页应用结合ECharts实现交互式可视化；LLM调用使用Anthropic官方SDK，通过环境变量配置API Key、Base URL和模型。</w:t>
       </w:r>
     </w:p>
     <w:p>
       <w:pPr>
-        <w:spacing w:line="360" w:lineRule="auto" w:after="120"/>
-        <w:jc w:val="both"/>
+        <w:pStyle w:val="Heading2"/>
+        <w:jc w:val="left"/>
+      </w:pPr>
+      <w:r>
+        <w:rPr>
+          <w:rFonts w:ascii="黑体" w:hAnsi="黑体" w:eastAsia="黑体"/>
+          <w:b/>
+          <w:color w:val="000000"/>
+          <w:sz w:val="24"/>
+        </w:rPr>
+        <w:t>2.2  VT-BM3D算法原理</w:t>
+      </w:r>
+    </w:p>
+    <w:p>
+      <w:pPr>
+        <w:spacing w:line="360" w:lineRule="auto" w:after="120" w:before="0"/>
+        <w:ind w:firstLine="420"/>
       </w:pPr>
       <w:r>
         <w:rPr>
           <w:rFonts w:ascii="宋体" w:hAnsi="宋体" w:eastAsia="宋体"/>
           <w:b w:val="0"/>
           <w:color w:val="000000"/>
-          <w:sz w:val="24"/>
+          <w:sz w:val="21"/>
         </w:rPr>
-        <w:t>深度学习方法方面，DnCNN通过残差学习实现端到端去噪，FFDNet、CBDNet等进一步支持盲去噪与噪声水平自适应；然而深度模型需要大量训练数据，对医学影像等小样本场景迁移能力有限。在智能Agent方面，ReAct、AutoGPT、LangChain等框架展示了LLM作为规划器调用外部工具的潜力。将LLM与领域知识库、记忆机制结合用于算法参数调优，是当前Agent系统研究的重要方向。MedDenoise-Agent正是在此背景下，将VT-BM3D等经典算法与智能Agent调参能力集成，形成可解释、可复用的医学影像去噪平台。</w:t>
+        <w:t>VT-BM3D（Versatile Tensor-aware Block-matching and 3D filtering）在经典BM3D两阶段框架中嵌入结构感知模块。首先通过局部方差V_norm和结构张量最大特征值λ_norm构造结构显著性图：</w:t>
       </w:r>
     </w:p>
     <w:p>
       <w:pPr>
-        <w:spacing w:line="360" w:lineRule="auto" w:before="240" w:after="120"/>
+        <w:spacing w:line="240" w:lineRule="auto" w:after="80"/>
+        <w:ind w:firstLine="0" w:left="283"/>
+      </w:pPr>
+      <w:r>
+        <w:rPr>
+          <w:rFonts w:ascii="Consolas" w:hAnsi="Consolas" w:eastAsia="Consolas"/>
+          <w:b w:val="0"/>
+          <w:color w:val="1E1E1E"/>
+          <w:sz w:val="16"/>
+        </w:rPr>
+        <w:t>C' = alpha * V_norm + beta * lambda_norm</w:t>
+      </w:r>
+    </w:p>
+    <w:p>
+      <w:pPr>
+        <w:spacing w:line="360" w:lineRule="auto" w:after="120" w:before="0"/>
+        <w:ind w:firstLine="420"/>
+      </w:pPr>
+      <w:r>
+        <w:rPr>
+          <w:rFonts w:ascii="宋体" w:hAnsi="宋体" w:eastAsia="宋体"/>
+          <w:b w:val="0"/>
+          <w:color w:val="000000"/>
+          <w:sz w:val="21"/>
+        </w:rPr>
+        <w:t>其中alpha与beta分别取0.4和0.6作为经验值。随后通过幂律函数生成自适应匹配阈值：</w:t>
+      </w:r>
+    </w:p>
+    <w:p>
+      <w:pPr>
+        <w:spacing w:line="240" w:lineRule="auto" w:after="80"/>
+        <w:ind w:firstLine="0" w:left="283"/>
+      </w:pPr>
+      <w:r>
+        <w:rPr>
+          <w:rFonts w:ascii="Consolas" w:hAnsi="Consolas" w:eastAsia="Consolas"/>
+          <w:b w:val="0"/>
+          <w:color w:val="1E1E1E"/>
+          <w:sz w:val="16"/>
+        </w:rPr>
+        <w:t>tau_adaptive = tau_min + (tau_max - tau_min) * (C') ** gamma</w:t>
+      </w:r>
+    </w:p>
+    <w:p>
+      <w:pPr>
+        <w:spacing w:line="360" w:lineRule="auto" w:after="120" w:before="0"/>
+        <w:ind w:firstLine="420"/>
+      </w:pPr>
+      <w:r>
+        <w:rPr>
+          <w:rFonts w:ascii="宋体" w:hAnsi="宋体" w:eastAsia="宋体"/>
+          <w:b w:val="0"/>
+          <w:color w:val="000000"/>
+          <w:sz w:val="21"/>
+        </w:rPr>
+        <w:t>高显著性区域的阈值更大，允许更多相似块参与重建，从而保留边缘和纹理；低显著性区域阈值更小，块匹配更严格，有效抑制噪声。最终，系统并行执行强BM3D（sigma×1.15）与弱BM3D（sigma/texture_boost），并按显著性图S进行逐像素加权融合：</w:t>
+      </w:r>
+    </w:p>
+    <w:p>
+      <w:pPr>
+        <w:spacing w:line="240" w:lineRule="auto" w:after="80"/>
+        <w:ind w:firstLine="0" w:left="283"/>
+      </w:pPr>
+      <w:r>
+        <w:rPr>
+          <w:rFonts w:ascii="Consolas" w:hAnsi="Consolas" w:eastAsia="Consolas"/>
+          <w:b w:val="0"/>
+          <w:color w:val="1E1E1E"/>
+          <w:sz w:val="16"/>
+        </w:rPr>
+        <w:t>fused = (1 - S) * strong + S * weak</w:t>
+      </w:r>
+    </w:p>
+    <w:p>
+      <w:pPr>
+        <w:spacing w:line="360" w:lineRule="auto" w:after="120" w:before="0"/>
+        <w:ind w:firstLine="420"/>
+      </w:pPr>
+      <w:r>
+        <w:rPr>
+          <w:rFonts w:ascii="宋体" w:hAnsi="宋体" w:eastAsia="宋体"/>
+          <w:b w:val="0"/>
+          <w:color w:val="000000"/>
+          <w:sz w:val="21"/>
+        </w:rPr>
+        <w:t>此外，针对高频对角条纹噪声g3和周期网格噪声g5，论文分别设置超参数组合，并在基础估计阶段使用离散正弦变换（DST）更好地稀疏化周期干扰，最终估计阶段恢复DCT以保证重建质量。</w:t>
+      </w:r>
+    </w:p>
+    <w:p>
+      <w:pPr>
+        <w:pStyle w:val="Heading2"/>
+        <w:jc w:val="left"/>
+      </w:pPr>
+      <w:r>
+        <w:rPr>
+          <w:rFonts w:ascii="黑体" w:hAnsi="黑体" w:eastAsia="黑体"/>
+          <w:b/>
+          <w:color w:val="000000"/>
+          <w:sz w:val="24"/>
+        </w:rPr>
+        <w:t>2.3  多Agent系统技术</w:t>
+      </w:r>
+    </w:p>
+    <w:p>
+      <w:pPr>
+        <w:spacing w:line="360" w:lineRule="auto" w:after="120" w:before="0"/>
+        <w:ind w:firstLine="420"/>
+      </w:pPr>
+      <w:r>
+        <w:rPr>
+          <w:rFonts w:ascii="宋体" w:hAnsi="宋体" w:eastAsia="宋体"/>
+          <w:b w:val="0"/>
+          <w:color w:val="000000"/>
+          <w:sz w:val="21"/>
+        </w:rPr>
+        <w:t>多Agent系统由多个自治、协作的软件实体组成，每个Agent拥有局部感知、决策与执行能力。本系统借鉴ReAct与Plan-and-Solve范式，将去噪任务拆解为可观测状态、工具调用和评估反馈。LLM作为推理引擎，通过Prompt工程注入领域知识与历史案例，输出可解析的JSON参数。系统同时维护技能知识库（Markdown格式，便于人工审阅与版本控制）和案例记忆库（JSON格式），实现知识复用与渐进式学习。</w:t>
+      </w:r>
+    </w:p>
+    <w:p>
+      <w:pPr>
+        <w:pStyle w:val="Heading2"/>
+        <w:jc w:val="left"/>
+      </w:pPr>
+      <w:r>
+        <w:rPr>
+          <w:rFonts w:ascii="黑体" w:hAnsi="黑体" w:eastAsia="黑体"/>
+          <w:b/>
+          <w:color w:val="000000"/>
+          <w:sz w:val="24"/>
+        </w:rPr>
+        <w:t>2.4  开发环境</w:t>
+      </w:r>
+    </w:p>
+    <w:tbl>
+      <w:tblPr>
+        <w:tblStyle w:val="TableGrid"/>
+        <w:tblW w:type="auto" w:w="0"/>
+        <w:tblLook w:firstColumn="1" w:firstRow="1" w:lastColumn="0" w:lastRow="0" w:noHBand="0" w:noVBand="1" w:val="04A0"/>
+      </w:tblPr>
+      <w:tblGrid>
+        <w:gridCol w:w="4156"/>
+        <w:gridCol w:w="4156"/>
+      </w:tblGrid>
+      <w:tr>
+        <w:tc>
+          <w:tcPr>
+            <w:tcW w:type="dxa" w:w="4156"/>
+          </w:tcPr>
+          <w:p>
+            <w:pPr>
+              <w:jc w:val="center"/>
+            </w:pPr>
+            <w:r>
+              <w:rPr>
+                <w:rFonts w:ascii="黑体" w:hAnsi="黑体" w:eastAsia="黑体"/>
+                <w:b/>
+                <w:color w:val="000000"/>
+                <w:sz w:val="20"/>
+              </w:rPr>
+              <w:t>组件</w:t>
+            </w:r>
+          </w:p>
+        </w:tc>
+        <w:tc>
+          <w:tcPr>
+            <w:tcW w:type="dxa" w:w="4156"/>
+          </w:tcPr>
+          <w:p>
+            <w:pPr>
+              <w:jc w:val="center"/>
+            </w:pPr>
+            <w:r>
+              <w:rPr>
+                <w:rFonts w:ascii="黑体" w:hAnsi="黑体" w:eastAsia="黑体"/>
+                <w:b/>
+                <w:color w:val="000000"/>
+                <w:sz w:val="20"/>
+              </w:rPr>
+              <w:t>版本/说明</w:t>
+            </w:r>
+          </w:p>
+        </w:tc>
+      </w:tr>
+      <w:tr>
+        <w:tc>
+          <w:tcPr>
+            <w:tcW w:type="dxa" w:w="4156"/>
+          </w:tcPr>
+          <w:p>
+            <w:pPr>
+              <w:jc w:val="center"/>
+            </w:pPr>
+            <w:r>
+              <w:rPr>
+                <w:rFonts w:ascii="宋体" w:hAnsi="宋体" w:eastAsia="宋体"/>
+                <w:b w:val="0"/>
+                <w:color w:val="000000"/>
+                <w:sz w:val="20"/>
+              </w:rPr>
+              <w:t>操作系统</w:t>
+            </w:r>
+          </w:p>
+        </w:tc>
+        <w:tc>
+          <w:tcPr>
+            <w:tcW w:type="dxa" w:w="4156"/>
+          </w:tcPr>
+          <w:p>
+            <w:pPr>
+              <w:jc w:val="center"/>
+            </w:pPr>
+            <w:r>
+              <w:rPr>
+                <w:rFonts w:ascii="宋体" w:hAnsi="宋体" w:eastAsia="宋体"/>
+                <w:b w:val="0"/>
+                <w:color w:val="000000"/>
+                <w:sz w:val="20"/>
+              </w:rPr>
+              <w:t>Ubuntu 22.04 LTS</w:t>
+            </w:r>
+          </w:p>
+        </w:tc>
+      </w:tr>
+      <w:tr>
+        <w:tc>
+          <w:tcPr>
+            <w:tcW w:type="dxa" w:w="4156"/>
+          </w:tcPr>
+          <w:p>
+            <w:pPr>
+              <w:jc w:val="center"/>
+            </w:pPr>
+            <w:r>
+              <w:rPr>
+                <w:rFonts w:ascii="宋体" w:hAnsi="宋体" w:eastAsia="宋体"/>
+                <w:b w:val="0"/>
+                <w:color w:val="000000"/>
+                <w:sz w:val="20"/>
+              </w:rPr>
+              <w:t>Python</w:t>
+            </w:r>
+          </w:p>
+        </w:tc>
+        <w:tc>
+          <w:tcPr>
+            <w:tcW w:type="dxa" w:w="4156"/>
+          </w:tcPr>
+          <w:p>
+            <w:pPr>
+              <w:jc w:val="center"/>
+            </w:pPr>
+            <w:r>
+              <w:rPr>
+                <w:rFonts w:ascii="宋体" w:hAnsi="宋体" w:eastAsia="宋体"/>
+                <w:b w:val="0"/>
+                <w:color w:val="000000"/>
+                <w:sz w:val="20"/>
+              </w:rPr>
+              <w:t>3.11+</w:t>
+            </w:r>
+          </w:p>
+        </w:tc>
+      </w:tr>
+      <w:tr>
+        <w:tc>
+          <w:tcPr>
+            <w:tcW w:type="dxa" w:w="4156"/>
+          </w:tcPr>
+          <w:p>
+            <w:pPr>
+              <w:jc w:val="center"/>
+            </w:pPr>
+            <w:r>
+              <w:rPr>
+                <w:rFonts w:ascii="宋体" w:hAnsi="宋体" w:eastAsia="宋体"/>
+                <w:b w:val="0"/>
+                <w:color w:val="000000"/>
+                <w:sz w:val="20"/>
+              </w:rPr>
+              <w:t>后端框架</w:t>
+            </w:r>
+          </w:p>
+        </w:tc>
+        <w:tc>
+          <w:tcPr>
+            <w:tcW w:type="dxa" w:w="4156"/>
+          </w:tcPr>
+          <w:p>
+            <w:pPr>
+              <w:jc w:val="center"/>
+            </w:pPr>
+            <w:r>
+              <w:rPr>
+                <w:rFonts w:ascii="宋体" w:hAnsi="宋体" w:eastAsia="宋体"/>
+                <w:b w:val="0"/>
+                <w:color w:val="000000"/>
+                <w:sz w:val="20"/>
+              </w:rPr>
+              <w:t>FastAPI + Uvicorn</w:t>
+            </w:r>
+          </w:p>
+        </w:tc>
+      </w:tr>
+      <w:tr>
+        <w:tc>
+          <w:tcPr>
+            <w:tcW w:type="dxa" w:w="4156"/>
+          </w:tcPr>
+          <w:p>
+            <w:pPr>
+              <w:jc w:val="center"/>
+            </w:pPr>
+            <w:r>
+              <w:rPr>
+                <w:rFonts w:ascii="宋体" w:hAnsi="宋体" w:eastAsia="宋体"/>
+                <w:b w:val="0"/>
+                <w:color w:val="000000"/>
+                <w:sz w:val="20"/>
+              </w:rPr>
+              <w:t>前端框架</w:t>
+            </w:r>
+          </w:p>
+        </w:tc>
+        <w:tc>
+          <w:tcPr>
+            <w:tcW w:type="dxa" w:w="4156"/>
+          </w:tcPr>
+          <w:p>
+            <w:pPr>
+              <w:jc w:val="center"/>
+            </w:pPr>
+            <w:r>
+              <w:rPr>
+                <w:rFonts w:ascii="宋体" w:hAnsi="宋体" w:eastAsia="宋体"/>
+                <w:b w:val="0"/>
+                <w:color w:val="000000"/>
+                <w:sz w:val="20"/>
+              </w:rPr>
+              <w:t>Vue 3（单文件index.html）</w:t>
+            </w:r>
+          </w:p>
+        </w:tc>
+      </w:tr>
+      <w:tr>
+        <w:tc>
+          <w:tcPr>
+            <w:tcW w:type="dxa" w:w="4156"/>
+          </w:tcPr>
+          <w:p>
+            <w:pPr>
+              <w:jc w:val="center"/>
+            </w:pPr>
+            <w:r>
+              <w:rPr>
+                <w:rFonts w:ascii="宋体" w:hAnsi="宋体" w:eastAsia="宋体"/>
+                <w:b w:val="0"/>
+                <w:color w:val="000000"/>
+                <w:sz w:val="20"/>
+              </w:rPr>
+              <w:t>可视化</w:t>
+            </w:r>
+          </w:p>
+        </w:tc>
+        <w:tc>
+          <w:tcPr>
+            <w:tcW w:type="dxa" w:w="4156"/>
+          </w:tcPr>
+          <w:p>
+            <w:pPr>
+              <w:jc w:val="center"/>
+            </w:pPr>
+            <w:r>
+              <w:rPr>
+                <w:rFonts w:ascii="宋体" w:hAnsi="宋体" w:eastAsia="宋体"/>
+                <w:b w:val="0"/>
+                <w:color w:val="000000"/>
+                <w:sz w:val="20"/>
+              </w:rPr>
+              <w:t>ECharts 5</w:t>
+            </w:r>
+          </w:p>
+        </w:tc>
+      </w:tr>
+      <w:tr>
+        <w:tc>
+          <w:tcPr>
+            <w:tcW w:type="dxa" w:w="4156"/>
+          </w:tcPr>
+          <w:p>
+            <w:pPr>
+              <w:jc w:val="center"/>
+            </w:pPr>
+            <w:r>
+              <w:rPr>
+                <w:rFonts w:ascii="宋体" w:hAnsi="宋体" w:eastAsia="宋体"/>
+                <w:b w:val="0"/>
+                <w:color w:val="000000"/>
+                <w:sz w:val="20"/>
+              </w:rPr>
+              <w:t>去噪库</w:t>
+            </w:r>
+          </w:p>
+        </w:tc>
+        <w:tc>
+          <w:tcPr>
+            <w:tcW w:type="dxa" w:w="4156"/>
+          </w:tcPr>
+          <w:p>
+            <w:pPr>
+              <w:jc w:val="center"/>
+            </w:pPr>
+            <w:r>
+              <w:rPr>
+                <w:rFonts w:ascii="宋体" w:hAnsi="宋体" w:eastAsia="宋体"/>
+                <w:b w:val="0"/>
+                <w:color w:val="000000"/>
+                <w:sz w:val="20"/>
+              </w:rPr>
+              <w:t>bm3d, scikit-image, scipy</w:t>
+            </w:r>
+          </w:p>
+        </w:tc>
+      </w:tr>
+      <w:tr>
+        <w:tc>
+          <w:tcPr>
+            <w:tcW w:type="dxa" w:w="4156"/>
+          </w:tcPr>
+          <w:p>
+            <w:pPr>
+              <w:jc w:val="center"/>
+            </w:pPr>
+            <w:r>
+              <w:rPr>
+                <w:rFonts w:ascii="宋体" w:hAnsi="宋体" w:eastAsia="宋体"/>
+                <w:b w:val="0"/>
+                <w:color w:val="000000"/>
+                <w:sz w:val="20"/>
+              </w:rPr>
+              <w:t>LLM SDK</w:t>
+            </w:r>
+          </w:p>
+        </w:tc>
+        <w:tc>
+          <w:tcPr>
+            <w:tcW w:type="dxa" w:w="4156"/>
+          </w:tcPr>
+          <w:p>
+            <w:pPr>
+              <w:jc w:val="center"/>
+            </w:pPr>
+            <w:r>
+              <w:rPr>
+                <w:rFonts w:ascii="宋体" w:hAnsi="宋体" w:eastAsia="宋体"/>
+                <w:b w:val="0"/>
+                <w:color w:val="000000"/>
+                <w:sz w:val="20"/>
+              </w:rPr>
+              <w:t>anthropic &gt;= 0.30</w:t>
+            </w:r>
+          </w:p>
+        </w:tc>
+      </w:tr>
+      <w:tr>
+        <w:tc>
+          <w:tcPr>
+            <w:tcW w:type="dxa" w:w="4156"/>
+          </w:tcPr>
+          <w:p>
+            <w:pPr>
+              <w:jc w:val="center"/>
+            </w:pPr>
+            <w:r>
+              <w:rPr>
+                <w:rFonts w:ascii="宋体" w:hAnsi="宋体" w:eastAsia="宋体"/>
+                <w:b w:val="0"/>
+                <w:color w:val="000000"/>
+                <w:sz w:val="20"/>
+              </w:rPr>
+              <w:t>文档生成</w:t>
+            </w:r>
+          </w:p>
+        </w:tc>
+        <w:tc>
+          <w:tcPr>
+            <w:tcW w:type="dxa" w:w="4156"/>
+          </w:tcPr>
+          <w:p>
+            <w:pPr>
+              <w:jc w:val="center"/>
+            </w:pPr>
+            <w:r>
+              <w:rPr>
+                <w:rFonts w:ascii="宋体" w:hAnsi="宋体" w:eastAsia="宋体"/>
+                <w:b w:val="0"/>
+                <w:color w:val="000000"/>
+                <w:sz w:val="20"/>
+              </w:rPr>
+              <w:t>python-docx</w:t>
+            </w:r>
+          </w:p>
+        </w:tc>
+      </w:tr>
+      <w:tr>
+        <w:tc>
+          <w:tcPr>
+            <w:tcW w:type="dxa" w:w="4156"/>
+          </w:tcPr>
+          <w:p>
+            <w:pPr>
+              <w:jc w:val="center"/>
+            </w:pPr>
+            <w:r>
+              <w:rPr>
+                <w:rFonts w:ascii="宋体" w:hAnsi="宋体" w:eastAsia="宋体"/>
+                <w:b w:val="0"/>
+                <w:color w:val="000000"/>
+                <w:sz w:val="20"/>
+              </w:rPr>
+              <w:t>运行方式</w:t>
+            </w:r>
+          </w:p>
+        </w:tc>
+        <w:tc>
+          <w:tcPr>
+            <w:tcW w:type="dxa" w:w="4156"/>
+          </w:tcPr>
+          <w:p>
+            <w:pPr>
+              <w:jc w:val="center"/>
+            </w:pPr>
+            <w:r>
+              <w:rPr>
+                <w:rFonts w:ascii="宋体" w:hAnsi="宋体" w:eastAsia="宋体"/>
+                <w:b w:val="0"/>
+                <w:color w:val="000000"/>
+                <w:sz w:val="20"/>
+              </w:rPr>
+              <w:t>python server.py</w:t>
+            </w:r>
+          </w:p>
+        </w:tc>
+      </w:tr>
+    </w:tbl>
+    <w:p/>
+    <w:p>
+      <w:r>
+        <w:br w:type="page"/>
+      </w:r>
+    </w:p>
+    <w:p>
+      <w:pPr>
+        <w:pStyle w:val="Heading1"/>
         <w:jc w:val="left"/>
       </w:pPr>
       <w:r>
@@ -1392,122 +1306,12 @@
           <w:color w:val="000000"/>
           <w:sz w:val="28"/>
         </w:rPr>
-        <w:t>1.3 研究目标和内容</w:t>
+        <w:t>3  系统分析</w:t>
       </w:r>
     </w:p>
     <w:p>
       <w:pPr>
-        <w:spacing w:line="360" w:lineRule="auto" w:after="120"/>
-        <w:jc w:val="both"/>
-      </w:pPr>
-      <w:r>
-        <w:rPr>
-          <w:rFonts w:ascii="宋体" w:hAnsi="宋体" w:eastAsia="宋体"/>
-          <w:b w:val="0"/>
-          <w:color w:val="000000"/>
-          <w:sz w:val="24"/>
-        </w:rPr>
-        <w:t>本课题的目标是设计并实现一个基于智能Agent的医学影像去噪与质量增强系统，主要内容包括：</w:t>
-      </w:r>
-    </w:p>
-    <w:p>
-      <w:pPr>
-        <w:spacing w:line="360" w:lineRule="auto" w:after="120"/>
-        <w:jc w:val="both"/>
-      </w:pPr>
-      <w:r>
-        <w:rPr>
-          <w:rFonts w:ascii="宋体" w:hAnsi="宋体" w:eastAsia="宋体"/>
-          <w:b w:val="0"/>
-          <w:color w:val="000000"/>
-          <w:sz w:val="24"/>
-        </w:rPr>
-        <w:t>（1）实现VT-BM3D核心去噪算法，完成局部方差、结构张量、显著性图构建及强/弱BM3D融合；（2）构建多Agent协作框架，完成感知、决策、执行、评估与协调五个角色的闭环协同；（3）实现技能知识库与案例记忆，为LLM或规则引擎提供领域知识支持；（4）开发基于Vue3与ECharts的可视化前端，实时展示处理流水线、指标与AI思考过程；（5）完成FastAPI后端服务，提供认证、上传、SSE流式处理与API监控等功能；（6）在标准数据集与医学影像示例上验证系统去噪性能与Agent调参效果。</w:t>
-      </w:r>
-    </w:p>
-    <w:p>
-      <w:pPr>
-        <w:spacing w:line="360" w:lineRule="auto" w:before="240" w:after="120"/>
-        <w:jc w:val="left"/>
-      </w:pPr>
-      <w:r>
-        <w:rPr>
-          <w:rFonts w:ascii="黑体" w:hAnsi="黑体" w:eastAsia="黑体"/>
-          <w:b/>
-          <w:color w:val="000000"/>
-          <w:sz w:val="28"/>
-        </w:rPr>
-        <w:t>1.4 论文组织框架</w:t>
-      </w:r>
-    </w:p>
-    <w:p>
-      <w:pPr>
-        <w:spacing w:line="360" w:lineRule="auto" w:after="120"/>
-        <w:jc w:val="both"/>
-      </w:pPr>
-      <w:r>
-        <w:rPr>
-          <w:rFonts w:ascii="宋体" w:hAnsi="宋体" w:eastAsia="宋体"/>
-          <w:b w:val="0"/>
-          <w:color w:val="000000"/>
-          <w:sz w:val="24"/>
-        </w:rPr>
-        <w:t>本文共分为八章。第1章介绍研究背景、现状与目标；第2章介绍系统所采用的开发技术与环境；第3章进行可行性分析与需求分析；第4章给出系统概要设计，包括架构、功能、业务流程与数据模型；第5章详细阐述各功能模块与数据存储设计；第6章展示系统实现效果与核心代码；第7章描述测试方法与结果；第8章总结全文并展望未来工作。</w:t>
-      </w:r>
-    </w:p>
-    <w:p>
-      <w:r>
-        <w:br w:type="page"/>
-      </w:r>
-    </w:p>
-    <w:p>
-      <w:pPr>
-        <w:spacing w:line="360" w:lineRule="auto" w:before="360" w:after="240"/>
-        <w:jc w:val="left"/>
-      </w:pPr>
-      <w:r>
-        <w:rPr>
-          <w:rFonts w:ascii="黑体" w:hAnsi="黑体" w:eastAsia="黑体"/>
-          <w:b/>
-          <w:color w:val="000000"/>
-          <w:sz w:val="32"/>
-        </w:rPr>
-        <w:t>2 开发技术及开发环境</w:t>
-      </w:r>
-    </w:p>
-    <w:p>
-      <w:pPr>
-        <w:spacing w:line="360" w:lineRule="auto" w:before="240" w:after="120"/>
-        <w:jc w:val="left"/>
-      </w:pPr>
-      <w:r>
-        <w:rPr>
-          <w:rFonts w:ascii="黑体" w:hAnsi="黑体" w:eastAsia="黑体"/>
-          <w:b/>
-          <w:color w:val="000000"/>
-          <w:sz w:val="28"/>
-        </w:rPr>
-        <w:t>2.1 开发技术</w:t>
-      </w:r>
-    </w:p>
-    <w:p>
-      <w:pPr>
-        <w:spacing w:line="360" w:lineRule="auto" w:after="120"/>
-        <w:jc w:val="both"/>
-      </w:pPr>
-      <w:r>
-        <w:rPr>
-          <w:rFonts w:ascii="宋体" w:hAnsi="宋体" w:eastAsia="宋体"/>
-          <w:b w:val="0"/>
-          <w:color w:val="000000"/>
-          <w:sz w:val="24"/>
-        </w:rPr>
-        <w:t>本项目后端采用Python 3.x开发，核心依赖包括NumPy、SciPy、scikit-image、OpenCV、BM3d、PyTorch等。</w:t>
-      </w:r>
-    </w:p>
-    <w:p>
-      <w:pPr>
-        <w:spacing w:line="360" w:lineRule="auto" w:before="120" w:after="60"/>
+        <w:pStyle w:val="Heading2"/>
         <w:jc w:val="left"/>
       </w:pPr>
       <w:r>
@@ -1517,27 +1321,27 @@
           <w:color w:val="000000"/>
           <w:sz w:val="24"/>
         </w:rPr>
-        <w:t>2.1.1 Python科学计算与图像处理</w:t>
+        <w:t>3.1  功能需求</w:t>
       </w:r>
     </w:p>
     <w:p>
       <w:pPr>
-        <w:spacing w:line="360" w:lineRule="auto" w:after="120"/>
-        <w:jc w:val="both"/>
+        <w:spacing w:line="360" w:lineRule="auto" w:after="120" w:before="0"/>
+        <w:ind w:firstLine="420"/>
       </w:pPr>
       <w:r>
         <w:rPr>
           <w:rFonts w:ascii="宋体" w:hAnsi="宋体" w:eastAsia="宋体"/>
           <w:b w:val="0"/>
           <w:color w:val="000000"/>
-          <w:sz w:val="24"/>
+          <w:sz w:val="21"/>
         </w:rPr>
-        <w:t>NumPy与SciPy提供多维数组操作与科学计算能力；scikit-image提供结构张量、高斯滤波、小波去噪、NLM等算法；OpenCV用于图像读取、缩放与形态学预处理；BM3d库实现标准BM3D与VT-BM3D的协同滤波。</w:t>
+        <w:t>通过需求调研，本系统需要满足以下功能：用户注册、登录与重置密码（含邮箱验证码模块展示）；选择内置医学影像示例或上传自定义图片并模拟高斯噪声；执行标准VT-BM3D去噪或AI智能处理；实时展示感知分析结果、AI思考流、调参方案、执行过程与质量指标；提供智能对话问答，支持VT-BM3D论文解释与参数调参知识；复现论文Set12/BSDS300结果、展示消融实验与Agent调参对比；展示VT-BM3D架构与创新点；监控API使用统计、模型选择与Token限额。</w:t>
       </w:r>
     </w:p>
     <w:p>
       <w:pPr>
-        <w:spacing w:line="360" w:lineRule="auto" w:before="120" w:after="60"/>
+        <w:pStyle w:val="Heading2"/>
         <w:jc w:val="left"/>
       </w:pPr>
       <w:r>
@@ -1547,27 +1351,264 @@
           <w:color w:val="000000"/>
           <w:sz w:val="24"/>
         </w:rPr>
-        <w:t>2.1.2 深度学习与PyTorch</w:t>
+        <w:t>3.2  非功能需求</w:t>
       </w:r>
     </w:p>
+    <w:tbl>
+      <w:tblPr>
+        <w:tblStyle w:val="TableGrid"/>
+        <w:tblW w:type="auto" w:w="0"/>
+        <w:tblLook w:firstColumn="1" w:firstRow="1" w:lastColumn="0" w:lastRow="0" w:noHBand="0" w:noVBand="1" w:val="04A0"/>
+      </w:tblPr>
+      <w:tblGrid>
+        <w:gridCol w:w="4156"/>
+        <w:gridCol w:w="4156"/>
+      </w:tblGrid>
+      <w:tr>
+        <w:tc>
+          <w:tcPr>
+            <w:tcW w:type="dxa" w:w="4156"/>
+          </w:tcPr>
+          <w:p>
+            <w:pPr>
+              <w:jc w:val="center"/>
+            </w:pPr>
+            <w:r>
+              <w:rPr>
+                <w:rFonts w:ascii="黑体" w:hAnsi="黑体" w:eastAsia="黑体"/>
+                <w:b/>
+                <w:color w:val="000000"/>
+                <w:sz w:val="20"/>
+              </w:rPr>
+              <w:t>非功能需求</w:t>
+            </w:r>
+          </w:p>
+        </w:tc>
+        <w:tc>
+          <w:tcPr>
+            <w:tcW w:type="dxa" w:w="4156"/>
+          </w:tcPr>
+          <w:p>
+            <w:pPr>
+              <w:jc w:val="center"/>
+            </w:pPr>
+            <w:r>
+              <w:rPr>
+                <w:rFonts w:ascii="黑体" w:hAnsi="黑体" w:eastAsia="黑体"/>
+                <w:b/>
+                <w:color w:val="000000"/>
+                <w:sz w:val="20"/>
+              </w:rPr>
+              <w:t>说明</w:t>
+            </w:r>
+          </w:p>
+        </w:tc>
+      </w:tr>
+      <w:tr>
+        <w:tc>
+          <w:tcPr>
+            <w:tcW w:type="dxa" w:w="4156"/>
+          </w:tcPr>
+          <w:p>
+            <w:pPr>
+              <w:jc w:val="center"/>
+            </w:pPr>
+            <w:r>
+              <w:rPr>
+                <w:rFonts w:ascii="宋体" w:hAnsi="宋体" w:eastAsia="宋体"/>
+                <w:b w:val="0"/>
+                <w:color w:val="000000"/>
+                <w:sz w:val="20"/>
+              </w:rPr>
+              <w:t>实时性</w:t>
+            </w:r>
+          </w:p>
+        </w:tc>
+        <w:tc>
+          <w:tcPr>
+            <w:tcW w:type="dxa" w:w="4156"/>
+          </w:tcPr>
+          <w:p>
+            <w:pPr>
+              <w:jc w:val="center"/>
+            </w:pPr>
+            <w:r>
+              <w:rPr>
+                <w:rFonts w:ascii="宋体" w:hAnsi="宋体" w:eastAsia="宋体"/>
+                <w:b w:val="0"/>
+                <w:color w:val="000000"/>
+                <w:sz w:val="20"/>
+              </w:rPr>
+              <w:t>单次AI处理约25-35秒，SSE流式反馈保证前端可感知进度</w:t>
+            </w:r>
+          </w:p>
+        </w:tc>
+      </w:tr>
+      <w:tr>
+        <w:tc>
+          <w:tcPr>
+            <w:tcW w:type="dxa" w:w="4156"/>
+          </w:tcPr>
+          <w:p>
+            <w:pPr>
+              <w:jc w:val="center"/>
+            </w:pPr>
+            <w:r>
+              <w:rPr>
+                <w:rFonts w:ascii="宋体" w:hAnsi="宋体" w:eastAsia="宋体"/>
+                <w:b w:val="0"/>
+                <w:color w:val="000000"/>
+                <w:sz w:val="20"/>
+              </w:rPr>
+              <w:t>可扩展性</w:t>
+            </w:r>
+          </w:p>
+        </w:tc>
+        <w:tc>
+          <w:tcPr>
+            <w:tcW w:type="dxa" w:w="4156"/>
+          </w:tcPr>
+          <w:p>
+            <w:pPr>
+              <w:jc w:val="center"/>
+            </w:pPr>
+            <w:r>
+              <w:rPr>
+                <w:rFonts w:ascii="宋体" w:hAnsi="宋体" w:eastAsia="宋体"/>
+                <w:b w:val="0"/>
+                <w:color w:val="000000"/>
+                <w:sz w:val="20"/>
+              </w:rPr>
+              <w:t>工具注册表允许新增去噪、增强与评估工具</w:t>
+            </w:r>
+          </w:p>
+        </w:tc>
+      </w:tr>
+      <w:tr>
+        <w:tc>
+          <w:tcPr>
+            <w:tcW w:type="dxa" w:w="4156"/>
+          </w:tcPr>
+          <w:p>
+            <w:pPr>
+              <w:jc w:val="center"/>
+            </w:pPr>
+            <w:r>
+              <w:rPr>
+                <w:rFonts w:ascii="宋体" w:hAnsi="宋体" w:eastAsia="宋体"/>
+                <w:b w:val="0"/>
+                <w:color w:val="000000"/>
+                <w:sz w:val="20"/>
+              </w:rPr>
+              <w:t>安全性</w:t>
+            </w:r>
+          </w:p>
+        </w:tc>
+        <w:tc>
+          <w:tcPr>
+            <w:tcW w:type="dxa" w:w="4156"/>
+          </w:tcPr>
+          <w:p>
+            <w:pPr>
+              <w:jc w:val="center"/>
+            </w:pPr>
+            <w:r>
+              <w:rPr>
+                <w:rFonts w:ascii="宋体" w:hAnsi="宋体" w:eastAsia="宋体"/>
+                <w:b w:val="0"/>
+                <w:color w:val="000000"/>
+                <w:sz w:val="20"/>
+              </w:rPr>
+              <w:t>JWT Token认证，API Key仅本地.env存储，不进入版本库</w:t>
+            </w:r>
+          </w:p>
+        </w:tc>
+      </w:tr>
+      <w:tr>
+        <w:tc>
+          <w:tcPr>
+            <w:tcW w:type="dxa" w:w="4156"/>
+          </w:tcPr>
+          <w:p>
+            <w:pPr>
+              <w:jc w:val="center"/>
+            </w:pPr>
+            <w:r>
+              <w:rPr>
+                <w:rFonts w:ascii="宋体" w:hAnsi="宋体" w:eastAsia="宋体"/>
+                <w:b w:val="0"/>
+                <w:color w:val="000000"/>
+                <w:sz w:val="20"/>
+              </w:rPr>
+              <w:t>可维护性</w:t>
+            </w:r>
+          </w:p>
+        </w:tc>
+        <w:tc>
+          <w:tcPr>
+            <w:tcW w:type="dxa" w:w="4156"/>
+          </w:tcPr>
+          <w:p>
+            <w:pPr>
+              <w:jc w:val="center"/>
+            </w:pPr>
+            <w:r>
+              <w:rPr>
+                <w:rFonts w:ascii="宋体" w:hAnsi="宋体" w:eastAsia="宋体"/>
+                <w:b w:val="0"/>
+                <w:color w:val="000000"/>
+                <w:sz w:val="20"/>
+              </w:rPr>
+              <w:t>技能库与案例记忆独立为Markdown/JSON文件，便于更新</w:t>
+            </w:r>
+          </w:p>
+        </w:tc>
+      </w:tr>
+      <w:tr>
+        <w:tc>
+          <w:tcPr>
+            <w:tcW w:type="dxa" w:w="4156"/>
+          </w:tcPr>
+          <w:p>
+            <w:pPr>
+              <w:jc w:val="center"/>
+            </w:pPr>
+            <w:r>
+              <w:rPr>
+                <w:rFonts w:ascii="宋体" w:hAnsi="宋体" w:eastAsia="宋体"/>
+                <w:b w:val="0"/>
+                <w:color w:val="000000"/>
+                <w:sz w:val="20"/>
+              </w:rPr>
+              <w:t>可控成本</w:t>
+            </w:r>
+          </w:p>
+        </w:tc>
+        <w:tc>
+          <w:tcPr>
+            <w:tcW w:type="dxa" w:w="4156"/>
+          </w:tcPr>
+          <w:p>
+            <w:pPr>
+              <w:jc w:val="center"/>
+            </w:pPr>
+            <w:r>
+              <w:rPr>
+                <w:rFonts w:ascii="宋体" w:hAnsi="宋体" w:eastAsia="宋体"/>
+                <w:b w:val="0"/>
+                <w:color w:val="000000"/>
+                <w:sz w:val="20"/>
+              </w:rPr>
+              <w:t>API监控页提供Token、调用次数与费用统计，支持模型与限额配置</w:t>
+            </w:r>
+          </w:p>
+        </w:tc>
+      </w:tr>
+    </w:tbl>
+    <w:p/>
     <w:p>
       <w:pPr>
-        <w:spacing w:line="360" w:lineRule="auto" w:after="120"/>
-        <w:jc w:val="both"/>
-      </w:pPr>
-      <w:r>
-        <w:rPr>
-          <w:rFonts w:ascii="宋体" w:hAnsi="宋体" w:eastAsia="宋体"/>
-          <w:b w:val="0"/>
-          <w:color w:val="000000"/>
-          <w:sz w:val="24"/>
-        </w:rPr>
-        <w:t>PyTorch用于加载与运行DnCNN预训练权重，实现基于残差学习的去噪网络；系统支持DnCNN作为可选去噪器，与VT-BM3D形成对比，便于用户根据速度与效果需求进行选择。</w:t>
-      </w:r>
-    </w:p>
-    <w:p>
-      <w:pPr>
-        <w:spacing w:line="360" w:lineRule="auto" w:before="120" w:after="60"/>
+        <w:pStyle w:val="Heading2"/>
         <w:jc w:val="left"/>
       </w:pPr>
       <w:r>
@@ -1577,342 +1618,33 @@
           <w:color w:val="000000"/>
           <w:sz w:val="24"/>
         </w:rPr>
-        <w:t>2.1.3 多Agent与LLM</w:t>
+        <w:t>3.3  用户角色与用例</w:t>
       </w:r>
     </w:p>
     <w:p>
       <w:pPr>
-        <w:spacing w:line="360" w:lineRule="auto" w:after="120"/>
-        <w:jc w:val="both"/>
+        <w:spacing w:line="360" w:lineRule="auto" w:after="120" w:before="0"/>
+        <w:ind w:firstLine="420"/>
       </w:pPr>
       <w:r>
         <w:rPr>
           <w:rFonts w:ascii="宋体" w:hAnsi="宋体" w:eastAsia="宋体"/>
           <w:b w:val="0"/>
           <w:color w:val="000000"/>
-          <w:sz w:val="24"/>
+          <w:sz w:val="21"/>
         </w:rPr>
-        <w:t>协调Agent（Coordinator）编排感知、决策、执行、评估四个子Agent；规划Agent（PlanningAgent）支持LLM规划与规则引擎两种模式，通过JSON Schema调用去噪与增强工具；Anthropic Python SDK通过OpenAI兼容代理调用gpt-5.4模型完成AI分析与参数推荐，无API Key时自动切换专家规则。</w:t>
+        <w:t>系统主要面向两类用户：普通用户（医学影像处理使用者）和管理员。普通用户可登录、选择去噪示例、查看结果与对话问答；管理员 additionally 可查看API监控与全局调用记录。默认管理员账号为admin/123456。</w:t>
       </w:r>
     </w:p>
     <w:p>
       <w:pPr>
-        <w:spacing w:line="360" w:lineRule="auto" w:before="120" w:after="60"/>
-        <w:jc w:val="left"/>
-      </w:pPr>
-      <w:r>
-        <w:rPr>
-          <w:rFonts w:ascii="黑体" w:hAnsi="黑体" w:eastAsia="黑体"/>
-          <w:b/>
-          <w:color w:val="000000"/>
-          <w:sz w:val="24"/>
-        </w:rPr>
-        <w:t>2.1.4 Web前后端</w:t>
-      </w:r>
-    </w:p>
-    <w:p>
-      <w:pPr>
-        <w:spacing w:line="360" w:lineRule="auto" w:after="120"/>
-        <w:jc w:val="both"/>
-      </w:pPr>
-      <w:r>
-        <w:rPr>
-          <w:rFonts w:ascii="宋体" w:hAnsi="宋体" w:eastAsia="宋体"/>
-          <w:b w:val="0"/>
-          <w:color w:val="000000"/>
-          <w:sz w:val="24"/>
-        </w:rPr>
-        <w:t>后端采用FastAPI提供RESTful接口与Server-Sent Events（SSE）流式响应；前端采用Vue3单页应用结合ECharts图表库，实现响应式布局、处理流水线动画与指标可视化。</w:t>
-      </w:r>
-    </w:p>
-    <w:p>
-      <w:pPr>
-        <w:spacing w:line="360" w:lineRule="auto" w:before="240" w:after="120"/>
-        <w:jc w:val="left"/>
-      </w:pPr>
-      <w:r>
-        <w:rPr>
-          <w:rFonts w:ascii="黑体" w:hAnsi="黑体" w:eastAsia="黑体"/>
-          <w:b/>
-          <w:color w:val="000000"/>
-          <w:sz w:val="28"/>
-        </w:rPr>
-        <w:t>2.2 开发环境</w:t>
-      </w:r>
-    </w:p>
-    <w:p>
-      <w:pPr>
-        <w:spacing w:line="360" w:lineRule="auto" w:after="120"/>
-        <w:jc w:val="both"/>
-      </w:pPr>
-      <w:r>
-        <w:rPr>
-          <w:rFonts w:ascii="宋体" w:hAnsi="宋体" w:eastAsia="宋体"/>
-          <w:b w:val="0"/>
-          <w:color w:val="000000"/>
-          <w:sz w:val="24"/>
-        </w:rPr>
-        <w:t>开发环境为Ubuntu Linux，Python版本3.10+，使用pip管理依赖。运行命令为 `python server.py`，服务默认监听 http://localhost:8000。浏览器通过Chrome进行前端访问与截图测试；Git版本管理托管于GitHub；API Key通过`.env`文件本地配置，不进入版本库，保证安全性。</w:t>
-      </w:r>
-    </w:p>
-    <w:p>
-      <w:r>
-        <w:br w:type="page"/>
-      </w:r>
-    </w:p>
-    <w:p>
-      <w:pPr>
-        <w:spacing w:line="360" w:lineRule="auto" w:before="360" w:after="240"/>
-        <w:jc w:val="left"/>
-      </w:pPr>
-      <w:r>
-        <w:rPr>
-          <w:rFonts w:ascii="黑体" w:hAnsi="黑体" w:eastAsia="黑体"/>
-          <w:b/>
-          <w:color w:val="000000"/>
-          <w:sz w:val="32"/>
-        </w:rPr>
-        <w:t>3 系统分析</w:t>
-      </w:r>
-    </w:p>
-    <w:p>
-      <w:pPr>
-        <w:spacing w:line="360" w:lineRule="auto" w:before="240" w:after="120"/>
-        <w:jc w:val="left"/>
-      </w:pPr>
-      <w:r>
-        <w:rPr>
-          <w:rFonts w:ascii="黑体" w:hAnsi="黑体" w:eastAsia="黑体"/>
-          <w:b/>
-          <w:color w:val="000000"/>
-          <w:sz w:val="28"/>
-        </w:rPr>
-        <w:t>3.1 可行性分析</w:t>
-      </w:r>
-    </w:p>
-    <w:p>
-      <w:pPr>
-        <w:spacing w:line="360" w:lineRule="auto" w:before="120" w:after="60"/>
-        <w:jc w:val="left"/>
-      </w:pPr>
-      <w:r>
-        <w:rPr>
-          <w:rFonts w:ascii="黑体" w:hAnsi="黑体" w:eastAsia="黑体"/>
-          <w:b/>
-          <w:color w:val="000000"/>
-          <w:sz w:val="24"/>
-        </w:rPr>
-        <w:t>3.1.1 技术可行性</w:t>
-      </w:r>
-    </w:p>
-    <w:p>
-      <w:pPr>
-        <w:spacing w:line="360" w:lineRule="auto" w:after="120"/>
-        <w:jc w:val="both"/>
-      </w:pPr>
-      <w:r>
-        <w:rPr>
-          <w:rFonts w:ascii="宋体" w:hAnsi="宋体" w:eastAsia="宋体"/>
-          <w:b w:val="0"/>
-          <w:color w:val="000000"/>
-          <w:sz w:val="24"/>
-        </w:rPr>
-        <w:t>VT-BM3D算法、BM3D库、scikit-image、FastAPI、Vue3与LLM SDK均为成熟开源技术，相关算法与框架文档丰富，社区活跃。通过组合开源组件，可以在较短周期内完成系统开发。</w:t>
-      </w:r>
-    </w:p>
-    <w:p>
-      <w:pPr>
-        <w:spacing w:line="360" w:lineRule="auto" w:before="120" w:after="60"/>
-        <w:jc w:val="left"/>
-      </w:pPr>
-      <w:r>
-        <w:rPr>
-          <w:rFonts w:ascii="黑体" w:hAnsi="黑体" w:eastAsia="黑体"/>
-          <w:b/>
-          <w:color w:val="000000"/>
-          <w:sz w:val="24"/>
-        </w:rPr>
-        <w:t>3.1.2 经济可行性</w:t>
-      </w:r>
-    </w:p>
-    <w:p>
-      <w:pPr>
-        <w:spacing w:line="360" w:lineRule="auto" w:after="120"/>
-        <w:jc w:val="both"/>
-      </w:pPr>
-      <w:r>
-        <w:rPr>
-          <w:rFonts w:ascii="宋体" w:hAnsi="宋体" w:eastAsia="宋体"/>
-          <w:b w:val="0"/>
-          <w:color w:val="000000"/>
-          <w:sz w:val="24"/>
-        </w:rPr>
-        <w:t>系统主要依赖开源库与公有API（可选），无需购买商业软件或专用硬件；LLM调用按token计费，日常调试与小规模使用成本可控，且支持无LLM离线运行。</w:t>
-      </w:r>
-    </w:p>
-    <w:p>
-      <w:pPr>
-        <w:spacing w:line="360" w:lineRule="auto" w:before="120" w:after="60"/>
-        <w:jc w:val="left"/>
-      </w:pPr>
-      <w:r>
-        <w:rPr>
-          <w:rFonts w:ascii="黑体" w:hAnsi="黑体" w:eastAsia="黑体"/>
-          <w:b/>
-          <w:color w:val="000000"/>
-          <w:sz w:val="24"/>
-        </w:rPr>
-        <w:t>3.1.3 操作可行性</w:t>
-      </w:r>
-    </w:p>
-    <w:p>
-      <w:pPr>
-        <w:spacing w:line="360" w:lineRule="auto" w:after="120"/>
-        <w:jc w:val="both"/>
-      </w:pPr>
-      <w:r>
-        <w:rPr>
-          <w:rFonts w:ascii="宋体" w:hAnsi="宋体" w:eastAsia="宋体"/>
-          <w:b w:val="0"/>
-          <w:color w:val="000000"/>
-          <w:sz w:val="24"/>
-        </w:rPr>
-        <w:t>系统提供Web可视化界面，用户只需上传或选择示例、点击处理按钮即可获取去噪结果与指标；API监控页可查看调用统计与费用，便于用户控制系统开销。</w:t>
-      </w:r>
-    </w:p>
-    <w:p>
-      <w:pPr>
-        <w:spacing w:line="360" w:lineRule="auto" w:before="240" w:after="120"/>
-        <w:jc w:val="left"/>
-      </w:pPr>
-      <w:r>
-        <w:rPr>
-          <w:rFonts w:ascii="黑体" w:hAnsi="黑体" w:eastAsia="黑体"/>
-          <w:b/>
-          <w:color w:val="000000"/>
-          <w:sz w:val="28"/>
-        </w:rPr>
-        <w:t>3.2 需求分析</w:t>
-      </w:r>
-    </w:p>
-    <w:p>
-      <w:pPr>
-        <w:spacing w:line="360" w:lineRule="auto" w:before="120" w:after="60"/>
-        <w:jc w:val="left"/>
-      </w:pPr>
-      <w:r>
-        <w:rPr>
-          <w:rFonts w:ascii="黑体" w:hAnsi="黑体" w:eastAsia="黑体"/>
-          <w:b/>
-          <w:color w:val="000000"/>
-          <w:sz w:val="24"/>
-        </w:rPr>
-        <w:t>3.2.1 功能性需求</w:t>
-      </w:r>
-    </w:p>
-    <w:p>
-      <w:pPr>
-        <w:spacing w:line="360" w:lineRule="auto" w:after="120"/>
-        <w:jc w:val="both"/>
-      </w:pPr>
-      <w:r>
-        <w:rPr>
-          <w:rFonts w:ascii="宋体" w:hAnsi="宋体" w:eastAsia="宋体"/>
-          <w:b w:val="0"/>
-          <w:color w:val="000000"/>
-          <w:sz w:val="24"/>
-        </w:rPr>
-        <w:t>FR1 用户注册、登录、重置密码与Token认证；FR2 医学影像上传与示例数据集选择；FR3 噪声水平估计、结构感知分析与模态识别；FR4 标准VT-BM3D处理与AI智能调参处理；FR5 实时展示AI分析、调参方案、执行过程与结果指标；FR6 智能对话助手，支持论文解读、参数解释与处理记录查询；FR7 论文结果、消融实验与Agent调参对比可视化；FR8 API调用统计、模型选择与token限额控制。</w:t>
-      </w:r>
-    </w:p>
-    <w:p>
-      <w:pPr>
-        <w:spacing w:line="360" w:lineRule="auto" w:before="120" w:after="60"/>
-        <w:jc w:val="left"/>
-      </w:pPr>
-      <w:r>
-        <w:rPr>
-          <w:rFonts w:ascii="黑体" w:hAnsi="黑体" w:eastAsia="黑体"/>
-          <w:b/>
-          <w:color w:val="000000"/>
-          <w:sz w:val="24"/>
-        </w:rPr>
-        <w:t>3.2.2 非功能性需求</w:t>
-      </w:r>
-    </w:p>
-    <w:p>
-      <w:pPr>
-        <w:spacing w:line="360" w:lineRule="auto" w:after="120"/>
-        <w:jc w:val="both"/>
-      </w:pPr>
-      <w:r>
-        <w:rPr>
-          <w:rFonts w:ascii="宋体" w:hAnsi="宋体" w:eastAsia="宋体"/>
-          <w:b w:val="0"/>
-          <w:color w:val="000000"/>
-          <w:sz w:val="24"/>
-        </w:rPr>
-        <w:t>NFR1 性能：标准处理在秒级完成，AI处理通过减少LLM调用将耗时控制在可接受范围；NFR2 可用性：无网络或API Key缺失时自动回退专家规则；NFR3 可扩展性：新去噪工具可通过ToolRegistry注册；NFR4 安全性：密码SHA256哈希存储，API Key不进入版本库。</w:t>
-      </w:r>
-    </w:p>
-    <w:p>
-      <w:r>
-        <w:br w:type="page"/>
-      </w:r>
-    </w:p>
-    <w:p>
-      <w:pPr>
-        <w:spacing w:line="360" w:lineRule="auto" w:before="360" w:after="240"/>
-        <w:jc w:val="left"/>
-      </w:pPr>
-      <w:r>
-        <w:rPr>
-          <w:rFonts w:ascii="黑体" w:hAnsi="黑体" w:eastAsia="黑体"/>
-          <w:b/>
-          <w:color w:val="000000"/>
-          <w:sz w:val="32"/>
-        </w:rPr>
-        <w:t>4 系统概要设计</w:t>
-      </w:r>
-    </w:p>
-    <w:p>
-      <w:pPr>
-        <w:spacing w:line="360" w:lineRule="auto" w:before="240" w:after="120"/>
-        <w:jc w:val="left"/>
-      </w:pPr>
-      <w:r>
-        <w:rPr>
-          <w:rFonts w:ascii="黑体" w:hAnsi="黑体" w:eastAsia="黑体"/>
-          <w:b/>
-          <w:color w:val="000000"/>
-          <w:sz w:val="28"/>
-        </w:rPr>
-        <w:t>4.1 系统架构设计</w:t>
-      </w:r>
-    </w:p>
-    <w:p>
-      <w:pPr>
-        <w:spacing w:line="360" w:lineRule="auto" w:after="120"/>
-        <w:jc w:val="both"/>
-      </w:pPr>
-      <w:r>
-        <w:rPr>
-          <w:rFonts w:ascii="宋体" w:hAnsi="宋体" w:eastAsia="宋体"/>
-          <w:b w:val="0"/>
-          <w:color w:val="000000"/>
-          <w:sz w:val="24"/>
-        </w:rPr>
-        <w:t>系统整体采用'协调Agent + 四个子Agent + 工具层'的分层架构。协调Agent负责任务编排与迭代控制；感知Agent、决策Agent、执行Agent、评估Agent各司其职；工具层提供去噪、增强、评价等原子能力，并以JSON Schema形式注册到ToolExecutor中。前后端分离：后端FastAPI提供SSE流式事件，前端Vue3监听并实时渲染处理进度。</w:t>
-      </w:r>
-    </w:p>
-    <w:p>
-      <w:pPr>
+        <w:spacing w:after="80"/>
         <w:jc w:val="center"/>
       </w:pPr>
       <w:r>
         <w:drawing>
           <wp:inline xmlns:a="http://schemas.openxmlformats.org/drawingml/2006/main" xmlns:pic="http://schemas.openxmlformats.org/drawingml/2006/picture">
-            <wp:extent cx="5303520" cy="2193924"/>
+            <wp:extent cx="5029200" cy="6106886"/>
             <wp:docPr id="1" name="Picture 1"/>
             <wp:cNvGraphicFramePr>
               <a:graphicFrameLocks noChangeAspect="1"/>
@@ -1921,7 +1653,7 @@
               <a:graphicData uri="http://schemas.openxmlformats.org/drawingml/2006/picture">
                 <pic:pic>
                   <pic:nvPicPr>
-                    <pic:cNvPr id="0" name="VT-BM3D-architecture.png"/>
+                    <pic:cNvPr id="0" name="agent_workflow.png"/>
                     <pic:cNvPicPr/>
                   </pic:nvPicPr>
                   <pic:blipFill>
@@ -1933,7 +1665,7 @@
                   <pic:spPr>
                     <a:xfrm>
                       <a:off x="0" y="0"/>
-                      <a:ext cx="5303520" cy="2193924"/>
+                      <a:ext cx="5029200" cy="6106886"/>
                     </a:xfrm>
                     <a:prstGeom prst="rect"/>
                   </pic:spPr>
@@ -1946,22 +1678,27 @@
     </w:p>
     <w:p>
       <w:pPr>
-        <w:spacing w:after="240"/>
+        <w:spacing w:after="160"/>
         <w:jc w:val="center"/>
       </w:pPr>
       <w:r>
         <w:rPr>
           <w:rFonts w:ascii="宋体" w:hAnsi="宋体" w:eastAsia="宋体"/>
           <w:b w:val="0"/>
-          <w:color w:val="000000"/>
-          <w:sz w:val="21"/>
+          <w:color w:val="505050"/>
+          <w:sz w:val="20"/>
         </w:rPr>
-        <w:t>图4-1 系统核心算法 VT-BM3D 结构感知协同滤波架构</w:t>
+        <w:t>图3-1  MedDenoise-Agent整体处理流程</w:t>
+      </w:r>
+    </w:p>
+    <w:p>
+      <w:r>
+        <w:br w:type="page"/>
       </w:r>
     </w:p>
     <w:p>
       <w:pPr>
-        <w:spacing w:line="360" w:lineRule="auto" w:before="240" w:after="120"/>
+        <w:pStyle w:val="Heading1"/>
         <w:jc w:val="left"/>
       </w:pPr>
       <w:r>
@@ -1971,27 +1708,12 @@
           <w:color w:val="000000"/>
           <w:sz w:val="28"/>
         </w:rPr>
-        <w:t>4.2 系统功能设计</w:t>
+        <w:t>4  系统概要设计</w:t>
       </w:r>
     </w:p>
     <w:p>
       <w:pPr>
-        <w:spacing w:line="360" w:lineRule="auto" w:after="120"/>
-        <w:jc w:val="both"/>
-      </w:pPr>
-      <w:r>
-        <w:rPr>
-          <w:rFonts w:ascii="宋体" w:hAnsi="宋体" w:eastAsia="宋体"/>
-          <w:b w:val="0"/>
-          <w:color w:val="000000"/>
-          <w:sz w:val="24"/>
-        </w:rPr>
-        <w:t>系统功能可分为七大模块：（1）用户认证模块：注册、登录、Token校验、密码重置；（2）影像输入模块：示例选择、文件上传、噪声模拟；（3）感知分析模块：噪声估计、结构张量、边缘密度、模态识别；（4）AI调参模块：LLM/规则规划、参数理由、历史案例参考；（5）去噪执行模块：VT-BM3D及高斯/中值/NLM/小波/DnCNN等工具；（6）质量评估模块：PSNR/SSIM/RMSE与无参考指标；（7）展示与对话模块：论文结果页、算法评测页、API监控页与智能对话。</w:t>
-      </w:r>
-    </w:p>
-    <w:p>
-      <w:pPr>
-        <w:spacing w:line="360" w:lineRule="auto" w:before="240" w:after="120"/>
+        <w:pStyle w:val="Heading2"/>
         <w:jc w:val="left"/>
       </w:pPr>
       <w:r>
@@ -1999,29 +1721,84 @@
           <w:rFonts w:ascii="黑体" w:hAnsi="黑体" w:eastAsia="黑体"/>
           <w:b/>
           <w:color w:val="000000"/>
-          <w:sz w:val="28"/>
+          <w:sz w:val="24"/>
         </w:rPr>
-        <w:t>4.3 系统业务流程设计</w:t>
+        <w:t>4.1  总体架构</w:t>
       </w:r>
     </w:p>
     <w:p>
       <w:pPr>
-        <w:spacing w:line="360" w:lineRule="auto" w:after="120"/>
-        <w:jc w:val="both"/>
+        <w:spacing w:line="360" w:lineRule="auto" w:after="120" w:before="0"/>
+        <w:ind w:firstLine="420"/>
       </w:pPr>
       <w:r>
         <w:rPr>
           <w:rFonts w:ascii="宋体" w:hAnsi="宋体" w:eastAsia="宋体"/>
           <w:b w:val="0"/>
           <w:color w:val="000000"/>
-          <w:sz w:val="24"/>
+          <w:sz w:val="21"/>
         </w:rPr>
-        <w:t>业务流程如下：用户登录后选择影像或上传文件，设置噪声模拟参数；前端向 `/api/process_stream` 发起SSE请求；后端依次完成感知分析、AI分析、AI调参、微调VT-BM3D、执行VT-BM3D、结果分析六个阶段；每个阶段通过SSE事件推送到前端展示；处理完成后结果被写入 `data/results_history.json` 供后续查询与对话引用。</w:t>
+        <w:t>系统采用前后端分离架构。前端为Vue 3单页应用，负责用户交互、数据绑定与可视化；后端由FastAPI提供静态资源、业务API和SSE流式接口；算法与Agent层运行在Python进程内，直接调用VT-BM3D、BM3D、DnCNN等去噪工具及PSNR/SSIM等评估指标。</w:t>
       </w:r>
     </w:p>
     <w:p>
       <w:pPr>
-        <w:spacing w:line="360" w:lineRule="auto" w:before="240" w:after="120"/>
+        <w:spacing w:after="80"/>
+        <w:jc w:val="center"/>
+      </w:pPr>
+      <w:r>
+        <w:drawing>
+          <wp:inline xmlns:a="http://schemas.openxmlformats.org/drawingml/2006/main" xmlns:pic="http://schemas.openxmlformats.org/drawingml/2006/picture">
+            <wp:extent cx="5029200" cy="3632200"/>
+            <wp:docPr id="2" name="Picture 2"/>
+            <wp:cNvGraphicFramePr>
+              <a:graphicFrameLocks noChangeAspect="1"/>
+            </wp:cNvGraphicFramePr>
+            <a:graphic>
+              <a:graphicData uri="http://schemas.openxmlformats.org/drawingml/2006/picture">
+                <pic:pic>
+                  <pic:nvPicPr>
+                    <pic:cNvPr id="0" name="agent_architecture.png"/>
+                    <pic:cNvPicPr/>
+                  </pic:nvPicPr>
+                  <pic:blipFill>
+                    <a:blip r:embed="rId10"/>
+                    <a:stretch>
+                      <a:fillRect/>
+                    </a:stretch>
+                  </pic:blipFill>
+                  <pic:spPr>
+                    <a:xfrm>
+                      <a:off x="0" y="0"/>
+                      <a:ext cx="5029200" cy="3632200"/>
+                    </a:xfrm>
+                    <a:prstGeom prst="rect"/>
+                  </pic:spPr>
+                </pic:pic>
+              </a:graphicData>
+            </a:graphic>
+          </wp:inline>
+        </w:drawing>
+      </w:r>
+    </w:p>
+    <w:p>
+      <w:pPr>
+        <w:spacing w:after="160"/>
+        <w:jc w:val="center"/>
+      </w:pPr>
+      <w:r>
+        <w:rPr>
+          <w:rFonts w:ascii="宋体" w:hAnsi="宋体" w:eastAsia="宋体"/>
+          <w:b w:val="0"/>
+          <w:color w:val="505050"/>
+          <w:sz w:val="20"/>
+        </w:rPr>
+        <w:t>图4-1  多Agent协作架构</w:t>
+      </w:r>
+    </w:p>
+    <w:p>
+      <w:pPr>
+        <w:pStyle w:val="Heading2"/>
         <w:jc w:val="left"/>
       </w:pPr>
       <w:r>
@@ -2029,29 +1806,14 @@
           <w:rFonts w:ascii="黑体" w:hAnsi="黑体" w:eastAsia="黑体"/>
           <w:b/>
           <w:color w:val="000000"/>
-          <w:sz w:val="28"/>
-        </w:rPr>
-        <w:t>4.4 数据模型设计</w:t>
-      </w:r>
-    </w:p>
-    <w:p>
-      <w:pPr>
-        <w:spacing w:line="360" w:lineRule="auto" w:after="120"/>
-        <w:jc w:val="both"/>
-      </w:pPr>
-      <w:r>
-        <w:rPr>
-          <w:rFonts w:ascii="宋体" w:hAnsi="宋体" w:eastAsia="宋体"/>
-          <w:b w:val="0"/>
-          <w:color w:val="000000"/>
           <w:sz w:val="24"/>
         </w:rPr>
-        <w:t>系统未采用关系型数据库，而是使用JSON文件进行轻量级持久化，便于部署与调试。主要数据实体包括：User（用户名、密码哈希、邮箱）、Token（Token字符串与用户名映射）、ResultRecord（来源、噪声等级、感知特征、调参方案、评估指标、是否LLM调参）、ApiUsage（调用时间、用途、模型、token数、费用、耗时）。各实体关系见表4-1。</w:t>
+        <w:t>4.2  功能模块划分</w:t>
       </w:r>
     </w:p>
     <w:tbl>
       <w:tblPr>
-        <w:tblStyle w:val="LightGrid-Accent1"/>
+        <w:tblStyle w:val="TableGrid"/>
         <w:tblW w:type="auto" w:w="0"/>
         <w:tblLook w:firstColumn="1" w:firstRow="1" w:lastColumn="0" w:lastRow="0" w:noHBand="0" w:noVBand="1" w:val="04A0"/>
       </w:tblPr>
@@ -2066,8 +1828,17 @@
             <w:tcW w:type="dxa" w:w="2771"/>
           </w:tcPr>
           <w:p>
+            <w:pPr>
+              <w:jc w:val="center"/>
+            </w:pPr>
             <w:r>
-              <w:t>实体</w:t>
+              <w:rPr>
+                <w:rFonts w:ascii="黑体" w:hAnsi="黑体" w:eastAsia="黑体"/>
+                <w:b/>
+                <w:color w:val="000000"/>
+                <w:sz w:val="20"/>
+              </w:rPr>
+              <w:t>模块</w:t>
             </w:r>
           </w:p>
         </w:tc>
@@ -2076,8 +1847,17 @@
             <w:tcW w:type="dxa" w:w="2771"/>
           </w:tcPr>
           <w:p>
+            <w:pPr>
+              <w:jc w:val="center"/>
+            </w:pPr>
             <w:r>
-              <w:t>关键属性</w:t>
+              <w:rPr>
+                <w:rFonts w:ascii="黑体" w:hAnsi="黑体" w:eastAsia="黑体"/>
+                <w:b/>
+                <w:color w:val="000000"/>
+                <w:sz w:val="20"/>
+              </w:rPr>
+              <w:t>职责</w:t>
             </w:r>
           </w:p>
         </w:tc>
@@ -2086,8 +1866,17 @@
             <w:tcW w:type="dxa" w:w="2771"/>
           </w:tcPr>
           <w:p>
+            <w:pPr>
+              <w:jc w:val="center"/>
+            </w:pPr>
             <w:r>
-              <w:t>关联</w:t>
+              <w:rPr>
+                <w:rFonts w:ascii="黑体" w:hAnsi="黑体" w:eastAsia="黑体"/>
+                <w:b/>
+                <w:color w:val="000000"/>
+                <w:sz w:val="20"/>
+              </w:rPr>
+              <w:t>对应文件</w:t>
             </w:r>
           </w:p>
         </w:tc>
@@ -2098,8 +1887,17 @@
             <w:tcW w:type="dxa" w:w="2771"/>
           </w:tcPr>
           <w:p>
+            <w:pPr>
+              <w:jc w:val="center"/>
+            </w:pPr>
             <w:r>
-              <w:t>User</w:t>
+              <w:rPr>
+                <w:rFonts w:ascii="宋体" w:hAnsi="宋体" w:eastAsia="宋体"/>
+                <w:b w:val="0"/>
+                <w:color w:val="000000"/>
+                <w:sz w:val="20"/>
+              </w:rPr>
+              <w:t>认证模块</w:t>
             </w:r>
           </w:p>
         </w:tc>
@@ -2108,8 +1906,17 @@
             <w:tcW w:type="dxa" w:w="2771"/>
           </w:tcPr>
           <w:p>
+            <w:pPr>
+              <w:jc w:val="center"/>
+            </w:pPr>
             <w:r>
-              <w:t>username, password_hash, email</w:t>
+              <w:rPr>
+                <w:rFonts w:ascii="宋体" w:hAnsi="宋体" w:eastAsia="宋体"/>
+                <w:b w:val="0"/>
+                <w:color w:val="000000"/>
+                <w:sz w:val="20"/>
+              </w:rPr>
+              <w:t>注册、登录、Token签发与验证</w:t>
             </w:r>
           </w:p>
         </w:tc>
@@ -2118,8 +1925,17 @@
             <w:tcW w:type="dxa" w:w="2771"/>
           </w:tcPr>
           <w:p>
+            <w:pPr>
+              <w:jc w:val="center"/>
+            </w:pPr>
             <w:r>
-              <w:t>1:N Token, 1:N ResultRecord</w:t>
+              <w:rPr>
+                <w:rFonts w:ascii="宋体" w:hAnsi="宋体" w:eastAsia="宋体"/>
+                <w:b w:val="0"/>
+                <w:color w:val="000000"/>
+                <w:sz w:val="20"/>
+              </w:rPr>
+              <w:t>server.py</w:t>
             </w:r>
           </w:p>
         </w:tc>
@@ -2130,8 +1946,17 @@
             <w:tcW w:type="dxa" w:w="2771"/>
           </w:tcPr>
           <w:p>
+            <w:pPr>
+              <w:jc w:val="center"/>
+            </w:pPr>
             <w:r>
-              <w:t>Token</w:t>
+              <w:rPr>
+                <w:rFonts w:ascii="宋体" w:hAnsi="宋体" w:eastAsia="宋体"/>
+                <w:b w:val="0"/>
+                <w:color w:val="000000"/>
+                <w:sz w:val="20"/>
+              </w:rPr>
+              <w:t>前端展示模块</w:t>
             </w:r>
           </w:p>
         </w:tc>
@@ -2140,8 +1965,17 @@
             <w:tcW w:type="dxa" w:w="2771"/>
           </w:tcPr>
           <w:p>
+            <w:pPr>
+              <w:jc w:val="center"/>
+            </w:pPr>
             <w:r>
-              <w:t>token, username</w:t>
+              <w:rPr>
+                <w:rFonts w:ascii="宋体" w:hAnsi="宋体" w:eastAsia="宋体"/>
+                <w:b w:val="0"/>
+                <w:color w:val="000000"/>
+                <w:sz w:val="20"/>
+              </w:rPr>
+              <w:t>页面路由与交互、图表、SSE渲染</w:t>
             </w:r>
           </w:p>
         </w:tc>
@@ -2150,8 +1984,17 @@
             <w:tcW w:type="dxa" w:w="2771"/>
           </w:tcPr>
           <w:p>
+            <w:pPr>
+              <w:jc w:val="center"/>
+            </w:pPr>
             <w:r>
-              <w:t>N:1 User</w:t>
+              <w:rPr>
+                <w:rFonts w:ascii="宋体" w:hAnsi="宋体" w:eastAsia="宋体"/>
+                <w:b w:val="0"/>
+                <w:color w:val="000000"/>
+                <w:sz w:val="20"/>
+              </w:rPr>
+              <w:t>frontend/index.html</w:t>
             </w:r>
           </w:p>
         </w:tc>
@@ -2162,8 +2005,17 @@
             <w:tcW w:type="dxa" w:w="2771"/>
           </w:tcPr>
           <w:p>
+            <w:pPr>
+              <w:jc w:val="center"/>
+            </w:pPr>
             <w:r>
-              <w:t>ResultRecord</w:t>
+              <w:rPr>
+                <w:rFonts w:ascii="宋体" w:hAnsi="宋体" w:eastAsia="宋体"/>
+                <w:b w:val="0"/>
+                <w:color w:val="000000"/>
+                <w:sz w:val="20"/>
+              </w:rPr>
+              <w:t>感知模块</w:t>
             </w:r>
           </w:p>
         </w:tc>
@@ -2172,8 +2024,17 @@
             <w:tcW w:type="dxa" w:w="2771"/>
           </w:tcPr>
           <w:p>
+            <w:pPr>
+              <w:jc w:val="center"/>
+            </w:pPr>
             <w:r>
-              <w:t>source, noise_sigma, perception, plan, evaluation, llm</w:t>
+              <w:rPr>
+                <w:rFonts w:ascii="宋体" w:hAnsi="宋体" w:eastAsia="宋体"/>
+                <w:b w:val="0"/>
+                <w:color w:val="000000"/>
+                <w:sz w:val="20"/>
+              </w:rPr>
+              <w:t>噪声估计、结构张量、模态识别、边缘密度</w:t>
             </w:r>
           </w:p>
         </w:tc>
@@ -2182,8 +2043,17 @@
             <w:tcW w:type="dxa" w:w="2771"/>
           </w:tcPr>
           <w:p>
+            <w:pPr>
+              <w:jc w:val="center"/>
+            </w:pPr>
             <w:r>
-              <w:t>N:1 User</w:t>
+              <w:rPr>
+                <w:rFonts w:ascii="宋体" w:hAnsi="宋体" w:eastAsia="宋体"/>
+                <w:b w:val="0"/>
+                <w:color w:val="000000"/>
+                <w:sz w:val="20"/>
+              </w:rPr>
+              <w:t>meddenoise/tools/analysis.py</w:t>
             </w:r>
           </w:p>
         </w:tc>
@@ -2194,8 +2064,17 @@
             <w:tcW w:type="dxa" w:w="2771"/>
           </w:tcPr>
           <w:p>
+            <w:pPr>
+              <w:jc w:val="center"/>
+            </w:pPr>
             <w:r>
-              <w:t>ApiUsage</w:t>
+              <w:rPr>
+                <w:rFonts w:ascii="宋体" w:hAnsi="宋体" w:eastAsia="宋体"/>
+                <w:b w:val="0"/>
+                <w:color w:val="000000"/>
+                <w:sz w:val="20"/>
+              </w:rPr>
+              <w:t>决策模块</w:t>
             </w:r>
           </w:p>
         </w:tc>
@@ -2204,8 +2083,17 @@
             <w:tcW w:type="dxa" w:w="2771"/>
           </w:tcPr>
           <w:p>
+            <w:pPr>
+              <w:jc w:val="center"/>
+            </w:pPr>
             <w:r>
-              <w:t>time, purpose, model, tokens, cost, latency</w:t>
+              <w:rPr>
+                <w:rFonts w:ascii="宋体" w:hAnsi="宋体" w:eastAsia="宋体"/>
+                <w:b w:val="0"/>
+                <w:color w:val="000000"/>
+                <w:sz w:val="20"/>
+              </w:rPr>
+              <w:t>LLM规划、专家规则、参数生成</w:t>
             </w:r>
           </w:p>
         </w:tc>
@@ -2214,8 +2102,17 @@
             <w:tcW w:type="dxa" w:w="2771"/>
           </w:tcPr>
           <w:p>
+            <w:pPr>
+              <w:jc w:val="center"/>
+            </w:pPr>
             <w:r>
-              <w:t>无</w:t>
+              <w:rPr>
+                <w:rFonts w:ascii="宋体" w:hAnsi="宋体" w:eastAsia="宋体"/>
+                <w:b w:val="0"/>
+                <w:color w:val="000000"/>
+                <w:sz w:val="20"/>
+              </w:rPr>
+              <w:t>meddenoise/agent/planner.py, ai_pipeline.py</w:t>
             </w:r>
           </w:p>
         </w:tc>
@@ -2226,8 +2123,17 @@
             <w:tcW w:type="dxa" w:w="2771"/>
           </w:tcPr>
           <w:p>
+            <w:pPr>
+              <w:jc w:val="center"/>
+            </w:pPr>
             <w:r>
-              <w:t>CaseMemory</w:t>
+              <w:rPr>
+                <w:rFonts w:ascii="宋体" w:hAnsi="宋体" w:eastAsia="宋体"/>
+                <w:b w:val="0"/>
+                <w:color w:val="000000"/>
+                <w:sz w:val="20"/>
+              </w:rPr>
+              <w:t>执行模块</w:t>
             </w:r>
           </w:p>
         </w:tc>
@@ -2236,8 +2142,17 @@
             <w:tcW w:type="dxa" w:w="2771"/>
           </w:tcPr>
           <w:p>
+            <w:pPr>
+              <w:jc w:val="center"/>
+            </w:pPr>
             <w:r>
-              <w:t>image_hash, plan, evaluation, timestamp</w:t>
+              <w:rPr>
+                <w:rFonts w:ascii="宋体" w:hAnsi="宋体" w:eastAsia="宋体"/>
+                <w:b w:val="0"/>
+                <w:color w:val="000000"/>
+                <w:sz w:val="20"/>
+              </w:rPr>
+              <w:t>调用去噪与增强工具，维护图像状态</w:t>
             </w:r>
           </w:p>
         </w:tc>
@@ -2246,16 +2161,219 @@
             <w:tcW w:type="dxa" w:w="2771"/>
           </w:tcPr>
           <w:p>
+            <w:pPr>
+              <w:jc w:val="center"/>
+            </w:pPr>
             <w:r>
-              <w:t>无</w:t>
+              <w:rPr>
+                <w:rFonts w:ascii="宋体" w:hAnsi="宋体" w:eastAsia="宋体"/>
+                <w:b w:val="0"/>
+                <w:color w:val="000000"/>
+                <w:sz w:val="20"/>
+              </w:rPr>
+              <w:t>meddenoise/tools/registry.py, subagents.py</w:t>
+            </w:r>
+          </w:p>
+        </w:tc>
+      </w:tr>
+      <w:tr>
+        <w:tc>
+          <w:tcPr>
+            <w:tcW w:type="dxa" w:w="2771"/>
+          </w:tcPr>
+          <w:p>
+            <w:pPr>
+              <w:jc w:val="center"/>
+            </w:pPr>
+            <w:r>
+              <w:rPr>
+                <w:rFonts w:ascii="宋体" w:hAnsi="宋体" w:eastAsia="宋体"/>
+                <w:b w:val="0"/>
+                <w:color w:val="000000"/>
+                <w:sz w:val="20"/>
+              </w:rPr>
+              <w:t>评估模块</w:t>
+            </w:r>
+          </w:p>
+        </w:tc>
+        <w:tc>
+          <w:tcPr>
+            <w:tcW w:type="dxa" w:w="2771"/>
+          </w:tcPr>
+          <w:p>
+            <w:pPr>
+              <w:jc w:val="center"/>
+            </w:pPr>
+            <w:r>
+              <w:rPr>
+                <w:rFonts w:ascii="宋体" w:hAnsi="宋体" w:eastAsia="宋体"/>
+                <w:b w:val="0"/>
+                <w:color w:val="000000"/>
+                <w:sz w:val="20"/>
+              </w:rPr>
+              <w:t>全参考与无参考质量评估</w:t>
+            </w:r>
+          </w:p>
+        </w:tc>
+        <w:tc>
+          <w:tcPr>
+            <w:tcW w:type="dxa" w:w="2771"/>
+          </w:tcPr>
+          <w:p>
+            <w:pPr>
+              <w:jc w:val="center"/>
+            </w:pPr>
+            <w:r>
+              <w:rPr>
+                <w:rFonts w:ascii="宋体" w:hAnsi="宋体" w:eastAsia="宋体"/>
+                <w:b w:val="0"/>
+                <w:color w:val="000000"/>
+                <w:sz w:val="20"/>
+              </w:rPr>
+              <w:t>meddenoise/tools/metrics.py</w:t>
+            </w:r>
+          </w:p>
+        </w:tc>
+      </w:tr>
+      <w:tr>
+        <w:tc>
+          <w:tcPr>
+            <w:tcW w:type="dxa" w:w="2771"/>
+          </w:tcPr>
+          <w:p>
+            <w:pPr>
+              <w:jc w:val="center"/>
+            </w:pPr>
+            <w:r>
+              <w:rPr>
+                <w:rFonts w:ascii="宋体" w:hAnsi="宋体" w:eastAsia="宋体"/>
+                <w:b w:val="0"/>
+                <w:color w:val="000000"/>
+                <w:sz w:val="20"/>
+              </w:rPr>
+              <w:t>协调模块</w:t>
+            </w:r>
+          </w:p>
+        </w:tc>
+        <w:tc>
+          <w:tcPr>
+            <w:tcW w:type="dxa" w:w="2771"/>
+          </w:tcPr>
+          <w:p>
+            <w:pPr>
+              <w:jc w:val="center"/>
+            </w:pPr>
+            <w:r>
+              <w:rPr>
+                <w:rFonts w:ascii="宋体" w:hAnsi="宋体" w:eastAsia="宋体"/>
+                <w:b w:val="0"/>
+                <w:color w:val="000000"/>
+                <w:sz w:val="20"/>
+              </w:rPr>
+              <w:t>循环调度感知-决策-执行-评估</w:t>
+            </w:r>
+          </w:p>
+        </w:tc>
+        <w:tc>
+          <w:tcPr>
+            <w:tcW w:type="dxa" w:w="2771"/>
+          </w:tcPr>
+          <w:p>
+            <w:pPr>
+              <w:jc w:val="center"/>
+            </w:pPr>
+            <w:r>
+              <w:rPr>
+                <w:rFonts w:ascii="宋体" w:hAnsi="宋体" w:eastAsia="宋体"/>
+                <w:b w:val="0"/>
+                <w:color w:val="000000"/>
+                <w:sz w:val="20"/>
+              </w:rPr>
+              <w:t>meddenoise/agent/coordinator.py</w:t>
+            </w:r>
+          </w:p>
+        </w:tc>
+      </w:tr>
+      <w:tr>
+        <w:tc>
+          <w:tcPr>
+            <w:tcW w:type="dxa" w:w="2771"/>
+          </w:tcPr>
+          <w:p>
+            <w:pPr>
+              <w:jc w:val="center"/>
+            </w:pPr>
+            <w:r>
+              <w:rPr>
+                <w:rFonts w:ascii="宋体" w:hAnsi="宋体" w:eastAsia="宋体"/>
+                <w:b w:val="0"/>
+                <w:color w:val="000000"/>
+                <w:sz w:val="20"/>
+              </w:rPr>
+              <w:t>监控模块</w:t>
+            </w:r>
+          </w:p>
+        </w:tc>
+        <w:tc>
+          <w:tcPr>
+            <w:tcW w:type="dxa" w:w="2771"/>
+          </w:tcPr>
+          <w:p>
+            <w:pPr>
+              <w:jc w:val="center"/>
+            </w:pPr>
+            <w:r>
+              <w:rPr>
+                <w:rFonts w:ascii="宋体" w:hAnsi="宋体" w:eastAsia="宋体"/>
+                <w:b w:val="0"/>
+                <w:color w:val="000000"/>
+                <w:sz w:val="20"/>
+              </w:rPr>
+              <w:t>API调用统计、模型配置、限额控制</w:t>
+            </w:r>
+          </w:p>
+        </w:tc>
+        <w:tc>
+          <w:tcPr>
+            <w:tcW w:type="dxa" w:w="2771"/>
+          </w:tcPr>
+          <w:p>
+            <w:pPr>
+              <w:jc w:val="center"/>
+            </w:pPr>
+            <w:r>
+              <w:rPr>
+                <w:rFonts w:ascii="宋体" w:hAnsi="宋体" w:eastAsia="宋体"/>
+                <w:b w:val="0"/>
+                <w:color w:val="000000"/>
+                <w:sz w:val="20"/>
+              </w:rPr>
+              <w:t>meddenoise/agent/llm.py</w:t>
             </w:r>
           </w:p>
         </w:tc>
       </w:tr>
     </w:tbl>
+    <w:p/>
     <w:p>
       <w:pPr>
-        <w:jc w:val="center"/>
+        <w:pStyle w:val="Heading2"/>
+        <w:jc w:val="left"/>
+      </w:pPr>
+      <w:r>
+        <w:rPr>
+          <w:rFonts w:ascii="黑体" w:hAnsi="黑体" w:eastAsia="黑体"/>
+          <w:b/>
+          <w:color w:val="000000"/>
+          <w:sz w:val="24"/>
+        </w:rPr>
+        <w:t>4.3  数据存储设计</w:t>
+      </w:r>
+    </w:p>
+    <w:p>
+      <w:pPr>
+        <w:spacing w:line="360" w:lineRule="auto" w:after="120" w:before="0"/>
+        <w:ind w:firstLine="420"/>
       </w:pPr>
       <w:r>
         <w:rPr>
@@ -2264,7 +2382,7 @@
           <w:color w:val="000000"/>
           <w:sz w:val="21"/>
         </w:rPr>
-        <w:t>表4-1 系统主要数据实体</w:t>
+        <w:t>系统数据存储在data目录下：users.json保存用户信息，tokens.json保存登录Token，results_history.json保存历史处理记录，api_usage.json保存API调用统计，api_config.json保存模型与Token限额配置，datasets目录存放内置医学影像样本。这些本地JSON文件便于调试与演示，生产环境下可迁移至SQLite或PostgreSQL。</w:t>
       </w:r>
     </w:p>
     <w:p>
@@ -2274,22 +2392,7 @@
     </w:p>
     <w:p>
       <w:pPr>
-        <w:spacing w:line="360" w:lineRule="auto" w:before="360" w:after="240"/>
-        <w:jc w:val="left"/>
-      </w:pPr>
-      <w:r>
-        <w:rPr>
-          <w:rFonts w:ascii="黑体" w:hAnsi="黑体" w:eastAsia="黑体"/>
-          <w:b/>
-          <w:color w:val="000000"/>
-          <w:sz w:val="32"/>
-        </w:rPr>
-        <w:t>5 系统详细设计</w:t>
-      </w:r>
-    </w:p>
-    <w:p>
-      <w:pPr>
-        <w:spacing w:line="360" w:lineRule="auto" w:before="240" w:after="120"/>
+        <w:pStyle w:val="Heading1"/>
         <w:jc w:val="left"/>
       </w:pPr>
       <w:r>
@@ -2299,12 +2402,12 @@
           <w:color w:val="000000"/>
           <w:sz w:val="28"/>
         </w:rPr>
-        <w:t>5.1 系统功能模块设计</w:t>
+        <w:t>5  系统详细设计</w:t>
       </w:r>
     </w:p>
     <w:p>
       <w:pPr>
-        <w:spacing w:line="360" w:lineRule="auto" w:before="120" w:after="60"/>
+        <w:pStyle w:val="Heading2"/>
         <w:jc w:val="left"/>
       </w:pPr>
       <w:r>
@@ -2314,27 +2417,27 @@
           <w:color w:val="000000"/>
           <w:sz w:val="24"/>
         </w:rPr>
-        <w:t>5.1.1 感知模块</w:t>
+        <w:t>5.1  Agent智能体整体框架</w:t>
       </w:r>
     </w:p>
     <w:p>
       <w:pPr>
-        <w:spacing w:line="360" w:lineRule="auto" w:after="120"/>
-        <w:jc w:val="both"/>
+        <w:spacing w:line="360" w:lineRule="auto" w:after="120" w:before="0"/>
+        <w:ind w:firstLine="420"/>
       </w:pPr>
       <w:r>
         <w:rPr>
           <w:rFonts w:ascii="宋体" w:hAnsi="宋体" w:eastAsia="宋体"/>
           <w:b w:val="0"/>
           <w:color w:val="000000"/>
-          <w:sz w:val="24"/>
+          <w:sz w:val="21"/>
         </w:rPr>
-        <w:t>感知模块位于 `meddenoise/tools/analysis.py`，输入为归一化浮点影像，输出为噪声水平、边缘密度、纹理复杂度、方向一致性、动态范围与模态推测。噪声估计采用小波MAD方法；结构张量用于估计局部方向一致性；Canny边缘检测计算边缘密度。</w:t>
+        <w:t>Agent智能体是本系统的核心智能层。整体采用'感知→规划→执行→评估→反思→协调'的闭环流程。协调Agent（Coordinator）负责任务分发与迭代控制；四个子Agent各司其职，通过ToolExecutor共享图像状态与执行轨迹。当LLM可用时，决策Agent调用Anthropic兼容API进行真实推理；不可用则回退到规则引擎，确保系统始终可运行。</w:t>
       </w:r>
     </w:p>
     <w:p>
       <w:pPr>
-        <w:spacing w:line="360" w:lineRule="auto" w:before="120" w:after="60"/>
+        <w:pStyle w:val="Heading2"/>
         <w:jc w:val="left"/>
       </w:pPr>
       <w:r>
@@ -2344,27 +2447,82 @@
           <w:color w:val="000000"/>
           <w:sz w:val="24"/>
         </w:rPr>
-        <w:t>5.1.2 决策模块</w:t>
+        <w:t>5.2  子Agent详细设计</w:t>
       </w:r>
     </w:p>
     <w:p>
       <w:pPr>
-        <w:spacing w:line="360" w:lineRule="auto" w:after="120"/>
-        <w:jc w:val="both"/>
+        <w:spacing w:line="360" w:lineRule="auto" w:after="120" w:before="0"/>
+        <w:ind w:firstLine="420"/>
       </w:pPr>
       <w:r>
         <w:rPr>
           <w:rFonts w:ascii="宋体" w:hAnsi="宋体" w:eastAsia="宋体"/>
           <w:b w:val="0"/>
           <w:color w:val="000000"/>
-          <w:sz w:val="24"/>
+          <w:sz w:val="21"/>
         </w:rPr>
-        <w:t>决策模块位于 `meddenoise/agent/planner.py` 与 `ai_pipeline.py`，支持LLM规划与规则规划两种模式。LLM模式通过System Prompt注入VT-BM3D论文知识与历史案例，要求模型输出JSON格式的调参方案；规则模式根据模态与噪声等级直接选择参数，保证离线可用。</w:t>
+        <w:t>感知Agent（PerceptionAgent）调用analyze_image完成小波MAD噪声估计、结构张量特征值、Canny边缘密度、局部方差/纹理复杂度、方向一致性和动态范围分析，并将结果格式化为结构化字典。决策Agent（PlanningAgent）加载领域技能SKILL.md与最近5条历史案例，构造Prompt提交给LLM；LLM返回JSON参数方案，经sanitize函数裁剪到安全边界。执行Agent（ExecutionAgent）按 plans 调用ToolExecutor中的denoise_image、enhance_image等工具。评估Agent（EvaluationAgent）根据是否存在参考图计算PSNR/SSIM/RMSE或无参考指标。</w:t>
       </w:r>
     </w:p>
     <w:p>
       <w:pPr>
-        <w:spacing w:line="360" w:lineRule="auto" w:before="120" w:after="60"/>
+        <w:spacing w:after="80"/>
+        <w:jc w:val="center"/>
+      </w:pPr>
+      <w:r>
+        <w:drawing>
+          <wp:inline xmlns:a="http://schemas.openxmlformats.org/drawingml/2006/main" xmlns:pic="http://schemas.openxmlformats.org/drawingml/2006/picture">
+            <wp:extent cx="4572000" cy="3302000"/>
+            <wp:docPr id="3" name="Picture 3"/>
+            <wp:cNvGraphicFramePr>
+              <a:graphicFrameLocks noChangeAspect="1"/>
+            </wp:cNvGraphicFramePr>
+            <a:graphic>
+              <a:graphicData uri="http://schemas.openxmlformats.org/drawingml/2006/picture">
+                <pic:pic>
+                  <pic:nvPicPr>
+                    <pic:cNvPr id="0" name="agent_architecture.png"/>
+                    <pic:cNvPicPr/>
+                  </pic:nvPicPr>
+                  <pic:blipFill>
+                    <a:blip r:embed="rId10"/>
+                    <a:stretch>
+                      <a:fillRect/>
+                    </a:stretch>
+                  </pic:blipFill>
+                  <pic:spPr>
+                    <a:xfrm>
+                      <a:off x="0" y="0"/>
+                      <a:ext cx="4572000" cy="3302000"/>
+                    </a:xfrm>
+                    <a:prstGeom prst="rect"/>
+                  </pic:spPr>
+                </pic:pic>
+              </a:graphicData>
+            </a:graphic>
+          </wp:inline>
+        </w:drawing>
+      </w:r>
+    </w:p>
+    <w:p>
+      <w:pPr>
+        <w:spacing w:after="160"/>
+        <w:jc w:val="center"/>
+      </w:pPr>
+      <w:r>
+        <w:rPr>
+          <w:rFonts w:ascii="宋体" w:hAnsi="宋体" w:eastAsia="宋体"/>
+          <w:b w:val="0"/>
+          <w:color w:val="505050"/>
+          <w:sz w:val="20"/>
+        </w:rPr>
+        <w:t>图5-1  子Agent职责与数据流转</w:t>
+      </w:r>
+    </w:p>
+    <w:p>
+      <w:pPr>
+        <w:pStyle w:val="Heading2"/>
         <w:jc w:val="left"/>
       </w:pPr>
       <w:r>
@@ -2374,27 +2532,50 @@
           <w:color w:val="000000"/>
           <w:sz w:val="24"/>
         </w:rPr>
-        <w:t>5.1.3 执行模块</w:t>
+        <w:t>5.3  Prompt与知识库设计</w:t>
       </w:r>
     </w:p>
     <w:p>
       <w:pPr>
-        <w:spacing w:line="360" w:lineRule="auto" w:after="120"/>
-        <w:jc w:val="both"/>
+        <w:spacing w:line="360" w:lineRule="auto" w:after="120" w:before="0"/>
+        <w:ind w:firstLine="420"/>
       </w:pPr>
       <w:r>
         <w:rPr>
           <w:rFonts w:ascii="宋体" w:hAnsi="宋体" w:eastAsia="宋体"/>
           <w:b w:val="0"/>
           <w:color w:val="000000"/>
-          <w:sz w:val="24"/>
+          <w:sz w:val="21"/>
         </w:rPr>
-        <w:t>执行模块位于 `meddenoise/tools/registry.py` 与 `denoise.py`。ToolExecutor维护original、current、denoised等状态，按plan依次调用去噪与增强工具。</w:t>
+        <w:t>LLM使用的Prompt包括系统提示（TUNE_SYSTEM）与用户提示。系统提示中注入了VT-BM3D论文核心公式、结构化噪声参数、去噪策略知识以及最近5条历史案例，使LLM在调参时能够参考类似影像的成功经验。SkillLoader读取skills目录下的Markdown技能文件，实现领域知识的版本化管理；CaseMemory保存最近100条处理记录，供决策Agent进行相似案例检索。</w:t>
       </w:r>
     </w:p>
     <w:p>
       <w:pPr>
-        <w:spacing w:line="360" w:lineRule="auto" w:before="120" w:after="60"/>
+        <w:spacing w:line="240" w:lineRule="auto" w:after="80"/>
+        <w:ind w:firstLine="0" w:left="283"/>
+      </w:pPr>
+      <w:r>
+        <w:rPr>
+          <w:rFonts w:ascii="Consolas" w:hAnsi="Consolas" w:eastAsia="Consolas"/>
+          <w:b w:val="0"/>
+          <w:color w:val="1E1E1E"/>
+          <w:sz w:val="16"/>
+        </w:rPr>
+        <w:t>TUNE_SYSTEM = (</w:t>
+        <w:br/>
+        <w:t xml:space="preserve">    "你是医学影像去噪专家Agent, 精通论文《VT-BM3D...》。"</w:t>
+        <w:br/>
+        <w:t xml:space="preserve">    "本系统只使用论文提出的VT-BM3D算法..."</w:t>
+        <w:br/>
+        <w:t xml:space="preserve">    "必须输出JSON: {method, sigma, params:{alpha,beta_tensor,texture_boost}, enhance, ...}"</w:t>
+        <w:br/>
+        <w:t>)</w:t>
+      </w:r>
+    </w:p>
+    <w:p>
+      <w:pPr>
+        <w:pStyle w:val="Heading2"/>
         <w:jc w:val="left"/>
       </w:pPr>
       <w:r>
@@ -2404,27 +2585,63 @@
           <w:color w:val="000000"/>
           <w:sz w:val="24"/>
         </w:rPr>
-        <w:t>5.1.4 评估模块</w:t>
+        <w:t>5.4  参数生成与边界裁剪</w:t>
       </w:r>
     </w:p>
     <w:p>
       <w:pPr>
-        <w:spacing w:line="360" w:lineRule="auto" w:after="120"/>
-        <w:jc w:val="both"/>
+        <w:spacing w:line="360" w:lineRule="auto" w:after="120" w:before="0"/>
+        <w:ind w:firstLine="420"/>
       </w:pPr>
       <w:r>
         <w:rPr>
           <w:rFonts w:ascii="宋体" w:hAnsi="宋体" w:eastAsia="宋体"/>
           <w:b w:val="0"/>
           <w:color w:val="000000"/>
-          <w:sz w:val="24"/>
+          <w:sz w:val="21"/>
         </w:rPr>
-        <w:t>评估模块位于 `meddenoise/tools/metrics.py`，在有参考图时计算PSNR、SSIM、RMSE；同时计算清晰度（拉普拉斯方差）、梯度能量与熵等无参考指标，用于综合评估去噪质量。</w:t>
+        <w:t>LLM输出可能包含超出合理范围的数值，因此sanitize函数对参数进行白名单与边界裁剪。固定method='vt-bm3d'，sigma限制在0.5-75之间，alpha∈[0.2,0.6]，beta_tensor∈[0.4,0.8]，texture_boost∈[1.1,2.0]，增强方法限定在clahe/unsharp/gamma等内置 Enhancer。这样既能发挥LLM的推理灵活性，又保证执行安全。</w:t>
       </w:r>
     </w:p>
     <w:p>
       <w:pPr>
-        <w:spacing w:line="360" w:lineRule="auto" w:before="120" w:after="60"/>
+        <w:spacing w:line="240" w:lineRule="auto" w:after="80"/>
+        <w:ind w:firstLine="0" w:left="283"/>
+      </w:pPr>
+      <w:r>
+        <w:rPr>
+          <w:rFonts w:ascii="Consolas" w:hAnsi="Consolas" w:eastAsia="Consolas"/>
+          <w:b w:val="0"/>
+          <w:color w:val="1E1E1E"/>
+          <w:sz w:val="16"/>
+        </w:rPr>
+        <w:t>PARAM_BOUNDS = {</w:t>
+        <w:br/>
+        <w:t xml:space="preserve">    "alpha": (0.2, 0.6),</w:t>
+        <w:br/>
+        <w:t xml:space="preserve">    "beta_tensor": (0.4, 0.8),</w:t>
+        <w:br/>
+        <w:t xml:space="preserve">    "texture_boost": (1.1, 2.0),</w:t>
+        <w:br/>
+        <w:t>}</w:t>
+        <w:br/>
+        <w:br/>
+        <w:t>def _sanitize(plan, est_sigma):</w:t>
+        <w:br/>
+        <w:t xml:space="preserve">    plan["method"] = "vt-bm3d"</w:t>
+        <w:br/>
+        <w:t xml:space="preserve">    plan["sigma"] = float(np.clip(plan["sigma"], 0.5, 75))</w:t>
+        <w:br/>
+        <w:t xml:space="preserve">    for k, (lo, hi) in PARAM_BOUNDS.items():</w:t>
+        <w:br/>
+        <w:t xml:space="preserve">        plan["params"][k] = round(np.clip(plan["params"][k], lo, hi), 2)</w:t>
+        <w:br/>
+        <w:t xml:space="preserve">    return plan</w:t>
+      </w:r>
+    </w:p>
+    <w:p>
+      <w:pPr>
+        <w:pStyle w:val="Heading2"/>
         <w:jc w:val="left"/>
       </w:pPr>
       <w:r>
@@ -2434,27 +2651,58 @@
           <w:color w:val="000000"/>
           <w:sz w:val="24"/>
         </w:rPr>
-        <w:t>5.1.5 协调模块</w:t>
+        <w:t>5.5  SSE流式事件设计</w:t>
       </w:r>
     </w:p>
     <w:p>
       <w:pPr>
-        <w:spacing w:line="360" w:lineRule="auto" w:after="120"/>
-        <w:jc w:val="both"/>
+        <w:spacing w:line="360" w:lineRule="auto" w:after="120" w:before="0"/>
+        <w:ind w:firstLine="420"/>
       </w:pPr>
       <w:r>
         <w:rPr>
           <w:rFonts w:ascii="宋体" w:hAnsi="宋体" w:eastAsia="宋体"/>
           <w:b w:val="0"/>
           <w:color w:val="000000"/>
-          <w:sz w:val="24"/>
+          <w:sz w:val="21"/>
         </w:rPr>
-        <w:t>协调模块 `Coordinator.process` 负责多轮迭代：感知→决策→执行→评估；若评估未达标且未达最大迭代次数，则触发反思重规划，从原始噪声图重新处理。</w:t>
+        <w:t>为了让前端实时看到AI正在'思考'，server.py将run_ai_pipeline生成的事件通过SSE推送给前端。事件包括：stage（阶段切换）、thinking（流式文本）、perception（感知结果）、decision（调参方案）、result（最终结果）。前端Vue组件根据事件类型更新进度条、AI思考面板与结果展示区，实现类似ChatGPT的打字机效果。</w:t>
       </w:r>
     </w:p>
     <w:p>
       <w:pPr>
-        <w:spacing w:line="360" w:lineRule="auto" w:before="240" w:after="120"/>
+        <w:spacing w:line="240" w:lineRule="auto" w:after="80"/>
+        <w:ind w:firstLine="0" w:left="283"/>
+      </w:pPr>
+      <w:r>
+        <w:rPr>
+          <w:rFonts w:ascii="Consolas" w:hAnsi="Consolas" w:eastAsia="Consolas"/>
+          <w:b w:val="0"/>
+          <w:color w:val="1E1E1E"/>
+          <w:sz w:val="16"/>
+        </w:rPr>
+        <w:t>@app.post("/api/process")</w:t>
+        <w:br/>
+        <w:t>async def process(...):</w:t>
+        <w:br/>
+        <w:t xml:space="preserve">    def streamer():</w:t>
+        <w:br/>
+        <w:t xml:space="preserve">        for event in run_ai_pipeline(noisy, reference, source, sigma):</w:t>
+        <w:br/>
+        <w:t xml:space="preserve">            if event["type"] == "result":</w:t>
+        <w:br/>
+        <w:t xml:space="preserve">                yield "data: " + json.dumps(payload) + "\n\n"</w:t>
+        <w:br/>
+        <w:t xml:space="preserve">            else:</w:t>
+        <w:br/>
+        <w:t xml:space="preserve">                yield "data: " + json.dumps(event) + "\n\n"</w:t>
+        <w:br/>
+        <w:t xml:space="preserve">    return StreamingResponse(streamer(), media_type="text/event-stream")</w:t>
+      </w:r>
+    </w:p>
+    <w:p>
+      <w:pPr>
+        <w:pStyle w:val="Heading2"/>
         <w:jc w:val="left"/>
       </w:pPr>
       <w:r>
@@ -2462,29 +2710,14 @@
           <w:rFonts w:ascii="黑体" w:hAnsi="黑体" w:eastAsia="黑体"/>
           <w:b/>
           <w:color w:val="000000"/>
-          <w:sz w:val="28"/>
-        </w:rPr>
-        <w:t>5.2 数据存储设计</w:t>
-      </w:r>
-    </w:p>
-    <w:p>
-      <w:pPr>
-        <w:spacing w:line="360" w:lineRule="auto" w:after="120"/>
-        <w:jc w:val="both"/>
-      </w:pPr>
-      <w:r>
-        <w:rPr>
-          <w:rFonts w:ascii="宋体" w:hAnsi="宋体" w:eastAsia="宋体"/>
-          <w:b w:val="0"/>
-          <w:color w:val="000000"/>
           <w:sz w:val="24"/>
         </w:rPr>
-        <w:t>系统使用JSON文件存储于 `data/` 目录：`users.json` 存储用户信息；tokens.json` 存储登录态；`results_history.json` 存储处理记录；`api_usage.json` 存储API调用日志。</w:t>
+        <w:t>5.6  API设计与认证</w:t>
       </w:r>
     </w:p>
     <w:tbl>
       <w:tblPr>
-        <w:tblStyle w:val="LightGrid-Accent1"/>
+        <w:tblStyle w:val="TableGrid"/>
         <w:tblW w:type="auto" w:w="0"/>
         <w:tblLook w:firstColumn="1" w:firstRow="1" w:lastColumn="0" w:lastRow="0" w:noHBand="0" w:noVBand="1" w:val="04A0"/>
       </w:tblPr>
@@ -2499,8 +2732,17 @@
             <w:tcW w:type="dxa" w:w="2771"/>
           </w:tcPr>
           <w:p>
+            <w:pPr>
+              <w:jc w:val="center"/>
+            </w:pPr>
             <w:r>
-              <w:t>文件</w:t>
+              <w:rPr>
+                <w:rFonts w:ascii="黑体" w:hAnsi="黑体" w:eastAsia="黑体"/>
+                <w:b/>
+                <w:color w:val="000000"/>
+                <w:sz w:val="20"/>
+              </w:rPr>
+              <w:t>接口</w:t>
             </w:r>
           </w:p>
         </w:tc>
@@ -2509,8 +2751,17 @@
             <w:tcW w:type="dxa" w:w="2771"/>
           </w:tcPr>
           <w:p>
+            <w:pPr>
+              <w:jc w:val="center"/>
+            </w:pPr>
             <w:r>
-              <w:t>用途</w:t>
+              <w:rPr>
+                <w:rFonts w:ascii="黑体" w:hAnsi="黑体" w:eastAsia="黑体"/>
+                <w:b/>
+                <w:color w:val="000000"/>
+                <w:sz w:val="20"/>
+              </w:rPr>
+              <w:t>方法</w:t>
             </w:r>
           </w:p>
         </w:tc>
@@ -2519,8 +2770,17 @@
             <w:tcW w:type="dxa" w:w="2771"/>
           </w:tcPr>
           <w:p>
+            <w:pPr>
+              <w:jc w:val="center"/>
+            </w:pPr>
             <w:r>
-              <w:t>关键字段</w:t>
+              <w:rPr>
+                <w:rFonts w:ascii="黑体" w:hAnsi="黑体" w:eastAsia="黑体"/>
+                <w:b/>
+                <w:color w:val="000000"/>
+                <w:sz w:val="20"/>
+              </w:rPr>
+              <w:t>说明</w:t>
             </w:r>
           </w:p>
         </w:tc>
@@ -2531,8 +2791,17 @@
             <w:tcW w:type="dxa" w:w="2771"/>
           </w:tcPr>
           <w:p>
+            <w:pPr>
+              <w:jc w:val="center"/>
+            </w:pPr>
             <w:r>
-              <w:t>users.json</w:t>
+              <w:rPr>
+                <w:rFonts w:ascii="宋体" w:hAnsi="宋体" w:eastAsia="宋体"/>
+                <w:b w:val="0"/>
+                <w:color w:val="000000"/>
+                <w:sz w:val="20"/>
+              </w:rPr>
+              <w:t>/api/register</w:t>
             </w:r>
           </w:p>
         </w:tc>
@@ -2541,8 +2810,17 @@
             <w:tcW w:type="dxa" w:w="2771"/>
           </w:tcPr>
           <w:p>
+            <w:pPr>
+              <w:jc w:val="center"/>
+            </w:pPr>
             <w:r>
-              <w:t>用户账户</w:t>
+              <w:rPr>
+                <w:rFonts w:ascii="宋体" w:hAnsi="宋体" w:eastAsia="宋体"/>
+                <w:b w:val="0"/>
+                <w:color w:val="000000"/>
+                <w:sz w:val="20"/>
+              </w:rPr>
+              <w:t>POST</w:t>
             </w:r>
           </w:p>
         </w:tc>
@@ -2551,8 +2829,17 @@
             <w:tcW w:type="dxa" w:w="2771"/>
           </w:tcPr>
           <w:p>
+            <w:pPr>
+              <w:jc w:val="center"/>
+            </w:pPr>
             <w:r>
-              <w:t>username, password_hash, email</w:t>
+              <w:rPr>
+                <w:rFonts w:ascii="宋体" w:hAnsi="宋体" w:eastAsia="宋体"/>
+                <w:b w:val="0"/>
+                <w:color w:val="000000"/>
+                <w:sz w:val="20"/>
+              </w:rPr>
+              <w:t>用户注册（保存用户名、邮箱、密码哈希）</w:t>
             </w:r>
           </w:p>
         </w:tc>
@@ -2563,8 +2850,17 @@
             <w:tcW w:type="dxa" w:w="2771"/>
           </w:tcPr>
           <w:p>
+            <w:pPr>
+              <w:jc w:val="center"/>
+            </w:pPr>
             <w:r>
-              <w:t>tokens.json</w:t>
+              <w:rPr>
+                <w:rFonts w:ascii="宋体" w:hAnsi="宋体" w:eastAsia="宋体"/>
+                <w:b w:val="0"/>
+                <w:color w:val="000000"/>
+                <w:sz w:val="20"/>
+              </w:rPr>
+              <w:t>/api/login</w:t>
             </w:r>
           </w:p>
         </w:tc>
@@ -2573,8 +2869,17 @@
             <w:tcW w:type="dxa" w:w="2771"/>
           </w:tcPr>
           <w:p>
+            <w:pPr>
+              <w:jc w:val="center"/>
+            </w:pPr>
             <w:r>
-              <w:t>登录Token</w:t>
+              <w:rPr>
+                <w:rFonts w:ascii="宋体" w:hAnsi="宋体" w:eastAsia="宋体"/>
+                <w:b w:val="0"/>
+                <w:color w:val="000000"/>
+                <w:sz w:val="20"/>
+              </w:rPr>
+              <w:t>POST</w:t>
             </w:r>
           </w:p>
         </w:tc>
@@ -2583,8 +2888,17 @@
             <w:tcW w:type="dxa" w:w="2771"/>
           </w:tcPr>
           <w:p>
+            <w:pPr>
+              <w:jc w:val="center"/>
+            </w:pPr>
             <w:r>
-              <w:t>token, username</w:t>
+              <w:rPr>
+                <w:rFonts w:ascii="宋体" w:hAnsi="宋体" w:eastAsia="宋体"/>
+                <w:b w:val="0"/>
+                <w:color w:val="000000"/>
+                <w:sz w:val="20"/>
+              </w:rPr>
+              <w:t>用户登录，返回JWT Token</w:t>
             </w:r>
           </w:p>
         </w:tc>
@@ -2595,8 +2909,17 @@
             <w:tcW w:type="dxa" w:w="2771"/>
           </w:tcPr>
           <w:p>
+            <w:pPr>
+              <w:jc w:val="center"/>
+            </w:pPr>
             <w:r>
-              <w:t>results_history.json</w:t>
+              <w:rPr>
+                <w:rFonts w:ascii="宋体" w:hAnsi="宋体" w:eastAsia="宋体"/>
+                <w:b w:val="0"/>
+                <w:color w:val="000000"/>
+                <w:sz w:val="20"/>
+              </w:rPr>
+              <w:t>/api/reset_password</w:t>
             </w:r>
           </w:p>
         </w:tc>
@@ -2605,8 +2928,17 @@
             <w:tcW w:type="dxa" w:w="2771"/>
           </w:tcPr>
           <w:p>
+            <w:pPr>
+              <w:jc w:val="center"/>
+            </w:pPr>
             <w:r>
-              <w:t>处理历史</w:t>
+              <w:rPr>
+                <w:rFonts w:ascii="宋体" w:hAnsi="宋体" w:eastAsia="宋体"/>
+                <w:b w:val="0"/>
+                <w:color w:val="000000"/>
+                <w:sz w:val="20"/>
+              </w:rPr>
+              <w:t>POST</w:t>
             </w:r>
           </w:p>
         </w:tc>
@@ -2615,8 +2947,17 @@
             <w:tcW w:type="dxa" w:w="2771"/>
           </w:tcPr>
           <w:p>
+            <w:pPr>
+              <w:jc w:val="center"/>
+            </w:pPr>
             <w:r>
-              <w:t>source, noise_sigma, perception, plan, evaluation, llm</w:t>
+              <w:rPr>
+                <w:rFonts w:ascii="宋体" w:hAnsi="宋体" w:eastAsia="宋体"/>
+                <w:b w:val="0"/>
+                <w:color w:val="000000"/>
+                <w:sz w:val="20"/>
+              </w:rPr>
+              <w:t>邮箱验证码校验后重置密码</w:t>
             </w:r>
           </w:p>
         </w:tc>
@@ -2627,8 +2968,17 @@
             <w:tcW w:type="dxa" w:w="2771"/>
           </w:tcPr>
           <w:p>
+            <w:pPr>
+              <w:jc w:val="center"/>
+            </w:pPr>
             <w:r>
-              <w:t>api_usage.json</w:t>
+              <w:rPr>
+                <w:rFonts w:ascii="宋体" w:hAnsi="宋体" w:eastAsia="宋体"/>
+                <w:b w:val="0"/>
+                <w:color w:val="000000"/>
+                <w:sz w:val="20"/>
+              </w:rPr>
+              <w:t>/api/process</w:t>
             </w:r>
           </w:p>
         </w:tc>
@@ -2637,8 +2987,17 @@
             <w:tcW w:type="dxa" w:w="2771"/>
           </w:tcPr>
           <w:p>
+            <w:pPr>
+              <w:jc w:val="center"/>
+            </w:pPr>
             <w:r>
-              <w:t>API统计</w:t>
+              <w:rPr>
+                <w:rFonts w:ascii="宋体" w:hAnsi="宋体" w:eastAsia="宋体"/>
+                <w:b w:val="0"/>
+                <w:color w:val="000000"/>
+                <w:sz w:val="20"/>
+              </w:rPr>
+              <w:t>POST</w:t>
             </w:r>
           </w:p>
         </w:tc>
@@ -2647,27 +3006,377 @@
             <w:tcW w:type="dxa" w:w="2771"/>
           </w:tcPr>
           <w:p>
+            <w:pPr>
+              <w:jc w:val="center"/>
+            </w:pPr>
             <w:r>
-              <w:t>time, purpose, model, tokens, cost, latency</w:t>
+              <w:rPr>
+                <w:rFonts w:ascii="宋体" w:hAnsi="宋体" w:eastAsia="宋体"/>
+                <w:b w:val="0"/>
+                <w:color w:val="000000"/>
+                <w:sz w:val="20"/>
+              </w:rPr>
+              <w:t>SSE流式AI处理</w:t>
+            </w:r>
+          </w:p>
+        </w:tc>
+      </w:tr>
+      <w:tr>
+        <w:tc>
+          <w:tcPr>
+            <w:tcW w:type="dxa" w:w="2771"/>
+          </w:tcPr>
+          <w:p>
+            <w:pPr>
+              <w:jc w:val="center"/>
+            </w:pPr>
+            <w:r>
+              <w:rPr>
+                <w:rFonts w:ascii="宋体" w:hAnsi="宋体" w:eastAsia="宋体"/>
+                <w:b w:val="0"/>
+                <w:color w:val="000000"/>
+                <w:sz w:val="20"/>
+              </w:rPr>
+              <w:t>/api/history</w:t>
+            </w:r>
+          </w:p>
+        </w:tc>
+        <w:tc>
+          <w:tcPr>
+            <w:tcW w:type="dxa" w:w="2771"/>
+          </w:tcPr>
+          <w:p>
+            <w:pPr>
+              <w:jc w:val="center"/>
+            </w:pPr>
+            <w:r>
+              <w:rPr>
+                <w:rFonts w:ascii="宋体" w:hAnsi="宋体" w:eastAsia="宋体"/>
+                <w:b w:val="0"/>
+                <w:color w:val="000000"/>
+                <w:sz w:val="20"/>
+              </w:rPr>
+              <w:t>GET</w:t>
+            </w:r>
+          </w:p>
+        </w:tc>
+        <w:tc>
+          <w:tcPr>
+            <w:tcW w:type="dxa" w:w="2771"/>
+          </w:tcPr>
+          <w:p>
+            <w:pPr>
+              <w:jc w:val="center"/>
+            </w:pPr>
+            <w:r>
+              <w:rPr>
+                <w:rFonts w:ascii="宋体" w:hAnsi="宋体" w:eastAsia="宋体"/>
+                <w:b w:val="0"/>
+                <w:color w:val="000000"/>
+                <w:sz w:val="20"/>
+              </w:rPr>
+              <w:t>返回最近处理记录</w:t>
+            </w:r>
+          </w:p>
+        </w:tc>
+      </w:tr>
+      <w:tr>
+        <w:tc>
+          <w:tcPr>
+            <w:tcW w:type="dxa" w:w="2771"/>
+          </w:tcPr>
+          <w:p>
+            <w:pPr>
+              <w:jc w:val="center"/>
+            </w:pPr>
+            <w:r>
+              <w:rPr>
+                <w:rFonts w:ascii="宋体" w:hAnsi="宋体" w:eastAsia="宋体"/>
+                <w:b w:val="0"/>
+                <w:color w:val="000000"/>
+                <w:sz w:val="20"/>
+              </w:rPr>
+              <w:t>/api/chat</w:t>
+            </w:r>
+          </w:p>
+        </w:tc>
+        <w:tc>
+          <w:tcPr>
+            <w:tcW w:type="dxa" w:w="2771"/>
+          </w:tcPr>
+          <w:p>
+            <w:pPr>
+              <w:jc w:val="center"/>
+            </w:pPr>
+            <w:r>
+              <w:rPr>
+                <w:rFonts w:ascii="宋体" w:hAnsi="宋体" w:eastAsia="宋体"/>
+                <w:b w:val="0"/>
+                <w:color w:val="000000"/>
+                <w:sz w:val="20"/>
+              </w:rPr>
+              <w:t>POST</w:t>
+            </w:r>
+          </w:p>
+        </w:tc>
+        <w:tc>
+          <w:tcPr>
+            <w:tcW w:type="dxa" w:w="2771"/>
+          </w:tcPr>
+          <w:p>
+            <w:pPr>
+              <w:jc w:val="center"/>
+            </w:pPr>
+            <w:r>
+              <w:rPr>
+                <w:rFonts w:ascii="宋体" w:hAnsi="宋体" w:eastAsia="宋体"/>
+                <w:b w:val="0"/>
+                <w:color w:val="000000"/>
+                <w:sz w:val="20"/>
+              </w:rPr>
+              <w:t>智能对话，可选调用LLM</w:t>
+            </w:r>
+          </w:p>
+        </w:tc>
+      </w:tr>
+      <w:tr>
+        <w:tc>
+          <w:tcPr>
+            <w:tcW w:type="dxa" w:w="2771"/>
+          </w:tcPr>
+          <w:p>
+            <w:pPr>
+              <w:jc w:val="center"/>
+            </w:pPr>
+            <w:r>
+              <w:rPr>
+                <w:rFonts w:ascii="宋体" w:hAnsi="宋体" w:eastAsia="宋体"/>
+                <w:b w:val="0"/>
+                <w:color w:val="000000"/>
+                <w:sz w:val="20"/>
+              </w:rPr>
+              <w:t>/api/paper_results</w:t>
+            </w:r>
+          </w:p>
+        </w:tc>
+        <w:tc>
+          <w:tcPr>
+            <w:tcW w:type="dxa" w:w="2771"/>
+          </w:tcPr>
+          <w:p>
+            <w:pPr>
+              <w:jc w:val="center"/>
+            </w:pPr>
+            <w:r>
+              <w:rPr>
+                <w:rFonts w:ascii="宋体" w:hAnsi="宋体" w:eastAsia="宋体"/>
+                <w:b w:val="0"/>
+                <w:color w:val="000000"/>
+                <w:sz w:val="20"/>
+              </w:rPr>
+              <w:t>GET</w:t>
+            </w:r>
+          </w:p>
+        </w:tc>
+        <w:tc>
+          <w:tcPr>
+            <w:tcW w:type="dxa" w:w="2771"/>
+          </w:tcPr>
+          <w:p>
+            <w:pPr>
+              <w:jc w:val="center"/>
+            </w:pPr>
+            <w:r>
+              <w:rPr>
+                <w:rFonts w:ascii="宋体" w:hAnsi="宋体" w:eastAsia="宋体"/>
+                <w:b w:val="0"/>
+                <w:color w:val="000000"/>
+                <w:sz w:val="20"/>
+              </w:rPr>
+              <w:t>论文复现数据与消融实验</w:t>
+            </w:r>
+          </w:p>
+        </w:tc>
+      </w:tr>
+      <w:tr>
+        <w:tc>
+          <w:tcPr>
+            <w:tcW w:type="dxa" w:w="2771"/>
+          </w:tcPr>
+          <w:p>
+            <w:pPr>
+              <w:jc w:val="center"/>
+            </w:pPr>
+            <w:r>
+              <w:rPr>
+                <w:rFonts w:ascii="宋体" w:hAnsi="宋体" w:eastAsia="宋体"/>
+                <w:b w:val="0"/>
+                <w:color w:val="000000"/>
+                <w:sz w:val="20"/>
+              </w:rPr>
+              <w:t>/api/benchmark</w:t>
+            </w:r>
+          </w:p>
+        </w:tc>
+        <w:tc>
+          <w:tcPr>
+            <w:tcW w:type="dxa" w:w="2771"/>
+          </w:tcPr>
+          <w:p>
+            <w:pPr>
+              <w:jc w:val="center"/>
+            </w:pPr>
+            <w:r>
+              <w:rPr>
+                <w:rFonts w:ascii="宋体" w:hAnsi="宋体" w:eastAsia="宋体"/>
+                <w:b w:val="0"/>
+                <w:color w:val="000000"/>
+                <w:sz w:val="20"/>
+              </w:rPr>
+              <w:t>GET</w:t>
+            </w:r>
+          </w:p>
+        </w:tc>
+        <w:tc>
+          <w:tcPr>
+            <w:tcW w:type="dxa" w:w="2771"/>
+          </w:tcPr>
+          <w:p>
+            <w:pPr>
+              <w:jc w:val="center"/>
+            </w:pPr>
+            <w:r>
+              <w:rPr>
+                <w:rFonts w:ascii="宋体" w:hAnsi="宋体" w:eastAsia="宋体"/>
+                <w:b w:val="0"/>
+                <w:color w:val="000000"/>
+                <w:sz w:val="20"/>
+              </w:rPr>
+              <w:t>算法评测数据</w:t>
+            </w:r>
+          </w:p>
+        </w:tc>
+      </w:tr>
+      <w:tr>
+        <w:tc>
+          <w:tcPr>
+            <w:tcW w:type="dxa" w:w="2771"/>
+          </w:tcPr>
+          <w:p>
+            <w:pPr>
+              <w:jc w:val="center"/>
+            </w:pPr>
+            <w:r>
+              <w:rPr>
+                <w:rFonts w:ascii="宋体" w:hAnsi="宋体" w:eastAsia="宋体"/>
+                <w:b w:val="0"/>
+                <w:color w:val="000000"/>
+                <w:sz w:val="20"/>
+              </w:rPr>
+              <w:t>/api/api_stats</w:t>
+            </w:r>
+          </w:p>
+        </w:tc>
+        <w:tc>
+          <w:tcPr>
+            <w:tcW w:type="dxa" w:w="2771"/>
+          </w:tcPr>
+          <w:p>
+            <w:pPr>
+              <w:jc w:val="center"/>
+            </w:pPr>
+            <w:r>
+              <w:rPr>
+                <w:rFonts w:ascii="宋体" w:hAnsi="宋体" w:eastAsia="宋体"/>
+                <w:b w:val="0"/>
+                <w:color w:val="000000"/>
+                <w:sz w:val="20"/>
+              </w:rPr>
+              <w:t>GET</w:t>
+            </w:r>
+          </w:p>
+        </w:tc>
+        <w:tc>
+          <w:tcPr>
+            <w:tcW w:type="dxa" w:w="2771"/>
+          </w:tcPr>
+          <w:p>
+            <w:pPr>
+              <w:jc w:val="center"/>
+            </w:pPr>
+            <w:r>
+              <w:rPr>
+                <w:rFonts w:ascii="宋体" w:hAnsi="宋体" w:eastAsia="宋体"/>
+                <w:b w:val="0"/>
+                <w:color w:val="000000"/>
+                <w:sz w:val="20"/>
+              </w:rPr>
+              <w:t>API使用统计</w:t>
+            </w:r>
+          </w:p>
+        </w:tc>
+      </w:tr>
+      <w:tr>
+        <w:tc>
+          <w:tcPr>
+            <w:tcW w:type="dxa" w:w="2771"/>
+          </w:tcPr>
+          <w:p>
+            <w:pPr>
+              <w:jc w:val="center"/>
+            </w:pPr>
+            <w:r>
+              <w:rPr>
+                <w:rFonts w:ascii="宋体" w:hAnsi="宋体" w:eastAsia="宋体"/>
+                <w:b w:val="0"/>
+                <w:color w:val="000000"/>
+                <w:sz w:val="20"/>
+              </w:rPr>
+              <w:t>/api/api_config</w:t>
+            </w:r>
+          </w:p>
+        </w:tc>
+        <w:tc>
+          <w:tcPr>
+            <w:tcW w:type="dxa" w:w="2771"/>
+          </w:tcPr>
+          <w:p>
+            <w:pPr>
+              <w:jc w:val="center"/>
+            </w:pPr>
+            <w:r>
+              <w:rPr>
+                <w:rFonts w:ascii="宋体" w:hAnsi="宋体" w:eastAsia="宋体"/>
+                <w:b w:val="0"/>
+                <w:color w:val="000000"/>
+                <w:sz w:val="20"/>
+              </w:rPr>
+              <w:t>POST/GET</w:t>
+            </w:r>
+          </w:p>
+        </w:tc>
+        <w:tc>
+          <w:tcPr>
+            <w:tcW w:type="dxa" w:w="2771"/>
+          </w:tcPr>
+          <w:p>
+            <w:pPr>
+              <w:jc w:val="center"/>
+            </w:pPr>
+            <w:r>
+              <w:rPr>
+                <w:rFonts w:ascii="宋体" w:hAnsi="宋体" w:eastAsia="宋体"/>
+                <w:b w:val="0"/>
+                <w:color w:val="000000"/>
+                <w:sz w:val="20"/>
+              </w:rPr>
+              <w:t>模型与Token限额配置</w:t>
             </w:r>
           </w:p>
         </w:tc>
       </w:tr>
     </w:tbl>
-    <w:p>
-      <w:pPr>
-        <w:jc w:val="center"/>
-      </w:pPr>
-      <w:r>
-        <w:rPr>
-          <w:rFonts w:ascii="宋体" w:hAnsi="宋体" w:eastAsia="宋体"/>
-          <w:b w:val="0"/>
-          <w:color w:val="000000"/>
-          <w:sz w:val="21"/>
-        </w:rPr>
-        <w:t>表5-1 系统数据文件说明</w:t>
-      </w:r>
-    </w:p>
+    <w:p/>
     <w:p>
       <w:r>
         <w:br w:type="page"/>
@@ -2675,37 +3384,7 @@
     </w:p>
     <w:p>
       <w:pPr>
-        <w:spacing w:line="360" w:lineRule="auto" w:before="360" w:after="240"/>
-        <w:jc w:val="left"/>
-      </w:pPr>
-      <w:r>
-        <w:rPr>
-          <w:rFonts w:ascii="黑体" w:hAnsi="黑体" w:eastAsia="黑体"/>
-          <w:b/>
-          <w:color w:val="000000"/>
-          <w:sz w:val="32"/>
-        </w:rPr>
-        <w:t>6 系统实现</w:t>
-      </w:r>
-    </w:p>
-    <w:p>
-      <w:pPr>
-        <w:spacing w:line="360" w:lineRule="auto" w:after="120"/>
-        <w:jc w:val="both"/>
-      </w:pPr>
-      <w:r>
-        <w:rPr>
-          <w:rFonts w:ascii="宋体" w:hAnsi="宋体" w:eastAsia="宋体"/>
-          <w:b w:val="0"/>
-          <w:color w:val="000000"/>
-          <w:sz w:val="24"/>
-        </w:rPr>
-        <w:t>本章展示系统主要功能模块的运行效果，并给出2-3处核心代码。</w:t>
-      </w:r>
-    </w:p>
-    <w:p>
-      <w:pPr>
-        <w:spacing w:line="360" w:lineRule="auto" w:before="240" w:after="120"/>
+        <w:pStyle w:val="Heading1"/>
         <w:jc w:val="left"/>
       </w:pPr>
       <w:r>
@@ -2715,33 +3394,49 @@
           <w:color w:val="000000"/>
           <w:sz w:val="28"/>
         </w:rPr>
-        <w:t>6.1 用户认证</w:t>
+        <w:t>6  系统实现</w:t>
       </w:r>
     </w:p>
     <w:p>
       <w:pPr>
-        <w:spacing w:line="360" w:lineRule="auto" w:after="120"/>
-        <w:jc w:val="both"/>
+        <w:pStyle w:val="Heading2"/>
+        <w:jc w:val="left"/>
+      </w:pPr>
+      <w:r>
+        <w:rPr>
+          <w:rFonts w:ascii="黑体" w:hAnsi="黑体" w:eastAsia="黑体"/>
+          <w:b/>
+          <w:color w:val="000000"/>
+          <w:sz w:val="24"/>
+        </w:rPr>
+        <w:t>6.1  用户认证页面</w:t>
+      </w:r>
+    </w:p>
+    <w:p>
+      <w:pPr>
+        <w:spacing w:line="360" w:lineRule="auto" w:after="120" w:before="0"/>
+        <w:ind w:firstLine="420"/>
       </w:pPr>
       <w:r>
         <w:rPr>
           <w:rFonts w:ascii="宋体" w:hAnsi="宋体" w:eastAsia="宋体"/>
           <w:b w:val="0"/>
           <w:color w:val="000000"/>
-          <w:sz w:val="24"/>
+          <w:sz w:val="21"/>
         </w:rPr>
-        <w:t>系统登录页支持账号/密码登录、邮箱注册与邮箱验证码重置密码。管理员账号 `admin / 123456` 默认存在，Token通过localStorage `mda_token` 保存。</w:t>
+        <w:t>系统实现了登录、注册与重置密码页面。注册和重置密码页面均包含邮箱与邮箱验证码模块，前端在演示环境下直接显示验证码，后端接口完整预留SMTP扩展点。登录页简洁，隐藏演示管理员提示，仅保留账号与密码输入。</w:t>
       </w:r>
     </w:p>
     <w:p>
       <w:pPr>
+        <w:spacing w:after="80"/>
         <w:jc w:val="center"/>
       </w:pPr>
       <w:r>
         <w:drawing>
           <wp:inline xmlns:a="http://schemas.openxmlformats.org/drawingml/2006/main" xmlns:pic="http://schemas.openxmlformats.org/drawingml/2006/picture">
-            <wp:extent cx="5303520" cy="3977640"/>
-            <wp:docPr id="2" name="Picture 2"/>
+            <wp:extent cx="5029200" cy="3771900"/>
+            <wp:docPr id="4" name="Picture 4"/>
             <wp:cNvGraphicFramePr>
               <a:graphicFrameLocks noChangeAspect="1"/>
             </wp:cNvGraphicFramePr>
@@ -2753,7 +3448,7 @@
                     <pic:cNvPicPr/>
                   </pic:nvPicPr>
                   <pic:blipFill>
-                    <a:blip r:embed="rId10"/>
+                    <a:blip r:embed="rId11"/>
                     <a:stretch>
                       <a:fillRect/>
                     </a:stretch>
@@ -2761,7 +3456,7 @@
                   <pic:spPr>
                     <a:xfrm>
                       <a:off x="0" y="0"/>
-                      <a:ext cx="5303520" cy="3977640"/>
+                      <a:ext cx="5029200" cy="3771900"/>
                     </a:xfrm>
                     <a:prstGeom prst="rect"/>
                   </pic:spPr>
@@ -2774,28 +3469,29 @@
     </w:p>
     <w:p>
       <w:pPr>
-        <w:spacing w:after="240"/>
+        <w:spacing w:after="160"/>
         <w:jc w:val="center"/>
       </w:pPr>
       <w:r>
         <w:rPr>
           <w:rFonts w:ascii="宋体" w:hAnsi="宋体" w:eastAsia="宋体"/>
           <w:b w:val="0"/>
-          <w:color w:val="000000"/>
-          <w:sz w:val="21"/>
+          <w:color w:val="505050"/>
+          <w:sz w:val="20"/>
         </w:rPr>
-        <w:t>图6-1 系统登录页</w:t>
+        <w:t>图6-1  登录页面</w:t>
       </w:r>
     </w:p>
     <w:p>
       <w:pPr>
+        <w:spacing w:after="80"/>
         <w:jc w:val="center"/>
       </w:pPr>
       <w:r>
         <w:drawing>
           <wp:inline xmlns:a="http://schemas.openxmlformats.org/drawingml/2006/main" xmlns:pic="http://schemas.openxmlformats.org/drawingml/2006/picture">
-            <wp:extent cx="5303520" cy="3977640"/>
-            <wp:docPr id="3" name="Picture 3"/>
+            <wp:extent cx="5029200" cy="3771900"/>
+            <wp:docPr id="5" name="Picture 5"/>
             <wp:cNvGraphicFramePr>
               <a:graphicFrameLocks noChangeAspect="1"/>
             </wp:cNvGraphicFramePr>
@@ -2807,7 +3503,7 @@
                     <pic:cNvPicPr/>
                   </pic:nvPicPr>
                   <pic:blipFill>
-                    <a:blip r:embed="rId11"/>
+                    <a:blip r:embed="rId12"/>
                     <a:stretch>
                       <a:fillRect/>
                     </a:stretch>
@@ -2815,7 +3511,7 @@
                   <pic:spPr>
                     <a:xfrm>
                       <a:off x="0" y="0"/>
-                      <a:ext cx="5303520" cy="3977640"/>
+                      <a:ext cx="5029200" cy="3771900"/>
                     </a:xfrm>
                     <a:prstGeom prst="rect"/>
                   </pic:spPr>
@@ -2828,28 +3524,29 @@
     </w:p>
     <w:p>
       <w:pPr>
-        <w:spacing w:after="240"/>
+        <w:spacing w:after="160"/>
         <w:jc w:val="center"/>
       </w:pPr>
       <w:r>
         <w:rPr>
           <w:rFonts w:ascii="宋体" w:hAnsi="宋体" w:eastAsia="宋体"/>
           <w:b w:val="0"/>
-          <w:color w:val="000000"/>
-          <w:sz w:val="21"/>
+          <w:color w:val="505050"/>
+          <w:sz w:val="20"/>
         </w:rPr>
-        <w:t>图6-2 用户注册页</w:t>
+        <w:t>图6-2  注册页面</w:t>
       </w:r>
     </w:p>
     <w:p>
       <w:pPr>
+        <w:spacing w:after="80"/>
         <w:jc w:val="center"/>
       </w:pPr>
       <w:r>
         <w:drawing>
           <wp:inline xmlns:a="http://schemas.openxmlformats.org/drawingml/2006/main" xmlns:pic="http://schemas.openxmlformats.org/drawingml/2006/picture">
-            <wp:extent cx="5303520" cy="3977640"/>
-            <wp:docPr id="4" name="Picture 4"/>
+            <wp:extent cx="5029200" cy="3771900"/>
+            <wp:docPr id="6" name="Picture 6"/>
             <wp:cNvGraphicFramePr>
               <a:graphicFrameLocks noChangeAspect="1"/>
             </wp:cNvGraphicFramePr>
@@ -2861,7 +3558,7 @@
                     <pic:cNvPicPr/>
                   </pic:nvPicPr>
                   <pic:blipFill>
-                    <a:blip r:embed="rId12"/>
+                    <a:blip r:embed="rId13"/>
                     <a:stretch>
                       <a:fillRect/>
                     </a:stretch>
@@ -2869,7 +3566,7 @@
                   <pic:spPr>
                     <a:xfrm>
                       <a:off x="0" y="0"/>
-                      <a:ext cx="5303520" cy="3977640"/>
+                      <a:ext cx="5029200" cy="3771900"/>
                     </a:xfrm>
                     <a:prstGeom prst="rect"/>
                   </pic:spPr>
@@ -2882,22 +3579,22 @@
     </w:p>
     <w:p>
       <w:pPr>
-        <w:spacing w:after="240"/>
+        <w:spacing w:after="160"/>
         <w:jc w:val="center"/>
       </w:pPr>
       <w:r>
         <w:rPr>
           <w:rFonts w:ascii="宋体" w:hAnsi="宋体" w:eastAsia="宋体"/>
           <w:b w:val="0"/>
-          <w:color w:val="000000"/>
-          <w:sz w:val="21"/>
+          <w:color w:val="505050"/>
+          <w:sz w:val="20"/>
         </w:rPr>
-        <w:t>图6-3 重置密码页</w:t>
+        <w:t>图6-3  重置密码页面</w:t>
       </w:r>
     </w:p>
     <w:p>
       <w:pPr>
-        <w:spacing w:line="360" w:lineRule="auto" w:before="120" w:after="60"/>
+        <w:pStyle w:val="Heading2"/>
         <w:jc w:val="left"/>
       </w:pPr>
       <w:r>
@@ -2907,102 +3604,34 @@
           <w:color w:val="000000"/>
           <w:sz w:val="24"/>
         </w:rPr>
-        <w:t>6.1.1 用户认证实现</w:t>
+        <w:t>6.2  智能处理页面</w:t>
       </w:r>
     </w:p>
     <w:p>
       <w:pPr>
-        <w:spacing w:line="360" w:lineRule="auto" w:after="120"/>
-        <w:jc w:val="both"/>
+        <w:spacing w:line="360" w:lineRule="auto" w:after="120" w:before="0"/>
+        <w:ind w:firstLine="420"/>
       </w:pPr>
       <w:r>
         <w:rPr>
           <w:rFonts w:ascii="宋体" w:hAnsi="宋体" w:eastAsia="宋体"/>
           <w:b w:val="0"/>
           <w:color w:val="000000"/>
-          <w:sz w:val="24"/>
+          <w:sz w:val="21"/>
         </w:rPr>
-        <w:t>后端 `server.py` 使用 SHA-256 对密码哈希后写入 `users.json`；登录成功后生成随机Token返回前端。关键代码如下：</w:t>
+        <w:t>智能处理页面是系统的核心功能页。用户选择示例或上传图片后，可配置噪声强度，点击'AI智能处理'。前端实时显示六个阶段：感知分析、AI分析意见与处理思路、AI调参方案、微调VT-BM3D、执行VT-BM3D、处理结果分析。SSE流式返回使AI分析看起来像是在逐字思考，提升交互体验。</w:t>
       </w:r>
     </w:p>
     <w:p>
       <w:pPr>
-        <w:spacing w:line="240" w:lineRule="auto"/>
-        <w:ind w:left="425"/>
-        <w:jc w:val="left"/>
-      </w:pPr>
-      <w:r>
-        <w:rPr>
-          <w:rFonts w:ascii="Consolas" w:hAnsi="Consolas" w:eastAsia="Consolas"/>
-          <w:b w:val="0"/>
-          <w:color w:val="000000"/>
-          <w:sz w:val="18"/>
-        </w:rPr>
-        <w:t>def _hash(pwd: str) -&gt; str:</w:t>
-        <w:br/>
-        <w:t xml:space="preserve">    return hashlib.sha256(pwd.encode("utf-8")).hexdigest()</w:t>
-        <w:br/>
-        <w:br/>
-        <w:t>@app.post("/api/login")</w:t>
-        <w:br/>
-        <w:t>def login(username: str = Form(...), password: str = Form(...)):</w:t>
-        <w:br/>
-        <w:t xml:space="preserve">    _load_auth()</w:t>
-        <w:br/>
-        <w:t xml:space="preserve">    entry = users.get(username)</w:t>
-        <w:br/>
-        <w:t xml:space="preserve">    if not entry or _user_hash(entry) != _hash(password):</w:t>
-        <w:br/>
-        <w:t xml:space="preserve">        raise HTTPException(401, "用户名或密码错误")</w:t>
-        <w:br/>
-        <w:t xml:space="preserve">    token = secrets.token_urlsafe(32)</w:t>
-        <w:br/>
-        <w:t xml:space="preserve">    tokens[token] = username</w:t>
-        <w:br/>
-        <w:t xml:space="preserve">    _save_tokens()</w:t>
-        <w:br/>
-        <w:t xml:space="preserve">    return {"ok": True, "token": token, "username": username}</w:t>
-      </w:r>
-    </w:p>
-    <w:p>
-      <w:pPr>
-        <w:spacing w:line="360" w:lineRule="auto" w:before="240" w:after="120"/>
-        <w:jc w:val="left"/>
-      </w:pPr>
-      <w:r>
-        <w:rPr>
-          <w:rFonts w:ascii="黑体" w:hAnsi="黑体" w:eastAsia="黑体"/>
-          <w:b/>
-          <w:color w:val="000000"/>
-          <w:sz w:val="28"/>
-        </w:rPr>
-        <w:t>6.2 智能去噪处理</w:t>
-      </w:r>
-    </w:p>
-    <w:p>
-      <w:pPr>
-        <w:spacing w:line="360" w:lineRule="auto" w:after="120"/>
-        <w:jc w:val="both"/>
-      </w:pPr>
-      <w:r>
-        <w:rPr>
-          <w:rFonts w:ascii="宋体" w:hAnsi="宋体" w:eastAsia="宋体"/>
-          <w:b w:val="0"/>
-          <w:color w:val="000000"/>
-          <w:sz w:val="24"/>
-        </w:rPr>
-        <w:t>智能处理页包括输入配置、感知分析、六步处理流水线与结果展示。用户可选择医学影像示例或上传图片，设置高斯噪声模拟强度，然后执行标准处理或AI智能处理。图6-4 为脑部切片标准处理结果（PSNR 29.97 dB，SSIM 0.454）。</w:t>
-      </w:r>
-    </w:p>
-    <w:p>
-      <w:pPr>
+        <w:spacing w:after="80"/>
         <w:jc w:val="center"/>
       </w:pPr>
       <w:r>
         <w:drawing>
           <wp:inline xmlns:a="http://schemas.openxmlformats.org/drawingml/2006/main" xmlns:pic="http://schemas.openxmlformats.org/drawingml/2006/picture">
-            <wp:extent cx="5303520" cy="3977640"/>
-            <wp:docPr id="5" name="Picture 5"/>
+            <wp:extent cx="5029200" cy="3771900"/>
+            <wp:docPr id="7" name="Picture 7"/>
             <wp:cNvGraphicFramePr>
               <a:graphicFrameLocks noChangeAspect="1"/>
             </wp:cNvGraphicFramePr>
@@ -3010,11 +3639,11 @@
               <a:graphicData uri="http://schemas.openxmlformats.org/drawingml/2006/picture">
                 <pic:pic>
                   <pic:nvPicPr>
-                    <pic:cNvPr id="0" name="ss_cfb451b9.png"/>
+                    <pic:cNvPr id="0" name="ss_6e7dd80b.png"/>
                     <pic:cNvPicPr/>
                   </pic:nvPicPr>
                   <pic:blipFill>
-                    <a:blip r:embed="rId13"/>
+                    <a:blip r:embed="rId14"/>
                     <a:stretch>
                       <a:fillRect/>
                     </a:stretch>
@@ -3022,7 +3651,7 @@
                   <pic:spPr>
                     <a:xfrm>
                       <a:off x="0" y="0"/>
-                      <a:ext cx="5303520" cy="3977640"/>
+                      <a:ext cx="5029200" cy="3771900"/>
                     </a:xfrm>
                     <a:prstGeom prst="rect"/>
                   </pic:spPr>
@@ -3035,200 +3664,29 @@
     </w:p>
     <w:p>
       <w:pPr>
-        <w:spacing w:after="240"/>
+        <w:spacing w:after="160"/>
         <w:jc w:val="center"/>
       </w:pPr>
       <w:r>
         <w:rPr>
           <w:rFonts w:ascii="宋体" w:hAnsi="宋体" w:eastAsia="宋体"/>
           <w:b w:val="0"/>
-          <w:color w:val="000000"/>
-          <w:sz w:val="21"/>
+          <w:color w:val="505050"/>
+          <w:sz w:val="20"/>
         </w:rPr>
-        <w:t>图6-4 智能去噪处理结果页</w:t>
+        <w:t>图6-4  智能处理页面——示例选择与预览</w:t>
       </w:r>
     </w:p>
     <w:p>
       <w:pPr>
-        <w:spacing w:line="360" w:lineRule="auto" w:before="120" w:after="60"/>
-        <w:jc w:val="left"/>
-      </w:pPr>
-      <w:r>
-        <w:rPr>
-          <w:rFonts w:ascii="黑体" w:hAnsi="黑体" w:eastAsia="黑体"/>
-          <w:b/>
-          <w:color w:val="000000"/>
-          <w:sz w:val="24"/>
-        </w:rPr>
-        <w:t>6.2.1 VT-BM3D核心实现</w:t>
-      </w:r>
-    </w:p>
-    <w:p>
-      <w:pPr>
-        <w:spacing w:line="360" w:lineRule="auto" w:after="120"/>
-        <w:jc w:val="both"/>
-      </w:pPr>
-      <w:r>
-        <w:rPr>
-          <w:rFonts w:ascii="宋体" w:hAnsi="宋体" w:eastAsia="宋体"/>
-          <w:b w:val="0"/>
-          <w:color w:val="000000"/>
-          <w:sz w:val="24"/>
-        </w:rPr>
-        <w:t>VT-BM3D在 `meddenoise/tools/denoise.py` 中实现，以局部方差与结构张量相干性构建显著性图，对平坦区采用强BM3D、对边缘/纹理区采用弱BM3D，并按显著性逐像素融合。</w:t>
-      </w:r>
-    </w:p>
-    <w:p>
-      <w:pPr>
-        <w:spacing w:line="240" w:lineRule="auto"/>
-        <w:ind w:left="425"/>
-        <w:jc w:val="left"/>
-      </w:pPr>
-      <w:r>
-        <w:rPr>
-          <w:rFonts w:ascii="Consolas" w:hAnsi="Consolas" w:eastAsia="Consolas"/>
-          <w:b w:val="0"/>
-          <w:color w:val="000000"/>
-          <w:sz w:val="18"/>
-        </w:rPr>
-        <w:t>def vt_bm3d_denoise(image: np.ndarray, sigma: float = 15.0,</w:t>
-        <w:br/>
-        <w:t xml:space="preserve">                    alpha: float = 0.4, beta_tensor: float = 0.6,</w:t>
-        <w:br/>
-        <w:t xml:space="preserve">                    texture_boost: float = 1.4) -&gt; np.ndarray:</w:t>
-        <w:br/>
-        <w:t xml:space="preserve">    local_var = ndimage.uniform_filter(image ** 2, 7) - ndimage.uniform_filter(image, 7) ** 2</w:t>
-        <w:br/>
-        <w:t xml:space="preserve">    var_map = local_var / (local_var.max() + 1e-12)</w:t>
-        <w:br/>
-        <w:t xml:space="preserve">    Axx, Axy, Ayy = structure_tensor(image, sigma=1.5)</w:t>
-        <w:br/>
-        <w:t xml:space="preserve">    l1, l2 = structure_tensor_eigenvalues([Axx, Axy, Ayy])</w:t>
-        <w:br/>
-        <w:t xml:space="preserve">    coherence = np.where(l1 + l2 &gt; 1e-12,</w:t>
-        <w:br/>
-        <w:t xml:space="preserve">                         ((l1 - l2) / (l1 + l2 + 1e-12)) ** 2, 0.0)</w:t>
-        <w:br/>
-        <w:t xml:space="preserve">    saliency = alpha * var_map + beta_tensor * coherence</w:t>
-        <w:br/>
-        <w:t xml:space="preserve">    saliency = ndimage.gaussian_filter(saliency, 2.0)</w:t>
-        <w:br/>
-        <w:t xml:space="preserve">    saliency = saliency / (saliency.max() + 1e-12)</w:t>
-        <w:br/>
-        <w:t xml:space="preserve">    strong = bm3d_denoise(image, sigma * 1.15)</w:t>
-        <w:br/>
-        <w:t xml:space="preserve">    weak = bm3d_denoise(image, sigma / texture_boost)</w:t>
-        <w:br/>
-        <w:t xml:space="preserve">    fused = (1.0 - saliency) * strong + saliency * weak</w:t>
-        <w:br/>
-        <w:t xml:space="preserve">    return np.clip(fused, 0, 1)</w:t>
-      </w:r>
-    </w:p>
-    <w:p>
-      <w:pPr>
-        <w:spacing w:line="360" w:lineRule="auto" w:before="120" w:after="60"/>
-        <w:jc w:val="left"/>
-      </w:pPr>
-      <w:r>
-        <w:rPr>
-          <w:rFonts w:ascii="黑体" w:hAnsi="黑体" w:eastAsia="黑体"/>
-          <w:b/>
-          <w:color w:val="000000"/>
-          <w:sz w:val="24"/>
-        </w:rPr>
-        <w:t>6.2.2 Agent调参流水线</w:t>
-      </w:r>
-    </w:p>
-    <w:p>
-      <w:pPr>
-        <w:spacing w:line="360" w:lineRule="auto" w:after="120"/>
-        <w:jc w:val="both"/>
-      </w:pPr>
-      <w:r>
-        <w:rPr>
-          <w:rFonts w:ascii="宋体" w:hAnsi="宋体" w:eastAsia="宋体"/>
-          <w:b w:val="0"/>
-          <w:color w:val="000000"/>
-          <w:sz w:val="24"/>
-        </w:rPr>
-        <w:t>AI调参流水线 `ai_pipeline.py` 通过SSE分六个阶段输出事件，最新优化后省略了一次单独 LLM 微调调用并关闭反思重试，在保持AI真实调参能力的同时缩短处理时间。</w:t>
-      </w:r>
-    </w:p>
-    <w:p>
-      <w:pPr>
-        <w:spacing w:line="240" w:lineRule="auto"/>
-        <w:ind w:left="425"/>
-        <w:jc w:val="left"/>
-      </w:pPr>
-      <w:r>
-        <w:rPr>
-          <w:rFonts w:ascii="Consolas" w:hAnsi="Consolas" w:eastAsia="Consolas"/>
-          <w:b w:val="0"/>
-          <w:color w:val="000000"/>
-          <w:sz w:val="18"/>
-        </w:rPr>
-        <w:t># 阶段: AI分析意见与处理思路</w:t>
-        <w:br/>
-        <w:t>reply = llm.llm_chat(system, [{"role": "user", "content": desc}],</w:t>
-        <w:br/>
-        <w:t xml:space="preserve">                     max_tokens=1200, purpose="AI分析与调参")</w:t>
-        <w:br/>
-        <w:t>plan = llm.extract_json(reply) or _fallback_plan(perception)</w:t>
-        <w:br/>
-        <w:t># 阶段: 微调 VT-BM3D</w:t>
-        <w:br/>
-        <w:t>plan = _sanitize(plan, perception["estimated_sigma"])</w:t>
-        <w:br/>
-        <w:t># 阶段: 执行VT-BM3D</w:t>
-        <w:br/>
-        <w:t>output, denoised, ev = _execute(noisy, reference, plan)</w:t>
-        <w:br/>
-        <w:t># 阶段: 处理结果分析（简短反思）</w:t>
-        <w:br/>
-        <w:t>reply = llm.llm_chat(REFLECT_SYSTEM, [...], max_tokens=300,</w:t>
-        <w:br/>
-        <w:t xml:space="preserve">                     purpose="结果分析与反思")</w:t>
-      </w:r>
-    </w:p>
-    <w:p>
-      <w:pPr>
-        <w:spacing w:line="360" w:lineRule="auto" w:before="240" w:after="120"/>
-        <w:jc w:val="left"/>
-      </w:pPr>
-      <w:r>
-        <w:rPr>
-          <w:rFonts w:ascii="黑体" w:hAnsi="黑体" w:eastAsia="黑体"/>
-          <w:b/>
-          <w:color w:val="000000"/>
-          <w:sz w:val="28"/>
-        </w:rPr>
-        <w:t>6.3 智能对话助手</w:t>
-      </w:r>
-    </w:p>
-    <w:p>
-      <w:pPr>
-        <w:spacing w:line="360" w:lineRule="auto" w:after="120"/>
-        <w:jc w:val="both"/>
-      </w:pPr>
-      <w:r>
-        <w:rPr>
-          <w:rFonts w:ascii="宋体" w:hAnsi="宋体" w:eastAsia="宋体"/>
-          <w:b w:val="0"/>
-          <w:color w:val="000000"/>
-          <w:sz w:val="24"/>
-        </w:rPr>
-        <w:t>智能对话页提供全屏对话界面，用户可以询问VT-BM3D论文、参数含义、历史处理记录等；右侧展示最近处理记录，方便用户快速引用。</w:t>
-      </w:r>
-    </w:p>
-    <w:p>
-      <w:pPr>
+        <w:spacing w:after="80"/>
         <w:jc w:val="center"/>
       </w:pPr>
       <w:r>
         <w:drawing>
           <wp:inline xmlns:a="http://schemas.openxmlformats.org/drawingml/2006/main" xmlns:pic="http://schemas.openxmlformats.org/drawingml/2006/picture">
-            <wp:extent cx="5303520" cy="3977640"/>
-            <wp:docPr id="6" name="Picture 6"/>
+            <wp:extent cx="5029200" cy="3771900"/>
+            <wp:docPr id="8" name="Picture 8"/>
             <wp:cNvGraphicFramePr>
               <a:graphicFrameLocks noChangeAspect="1"/>
             </wp:cNvGraphicFramePr>
@@ -3236,11 +3694,11 @@
               <a:graphicData uri="http://schemas.openxmlformats.org/drawingml/2006/picture">
                 <pic:pic>
                   <pic:nvPicPr>
-                    <pic:cNvPr id="0" name="ss_7d027396.png"/>
+                    <pic:cNvPr id="0" name="ss_e7c4b422.png"/>
                     <pic:cNvPicPr/>
                   </pic:nvPicPr>
                   <pic:blipFill>
-                    <a:blip r:embed="rId14"/>
+                    <a:blip r:embed="rId15"/>
                     <a:stretch>
                       <a:fillRect/>
                     </a:stretch>
@@ -3248,7 +3706,7 @@
                   <pic:spPr>
                     <a:xfrm>
                       <a:off x="0" y="0"/>
-                      <a:ext cx="5303520" cy="3977640"/>
+                      <a:ext cx="5029200" cy="3771900"/>
                     </a:xfrm>
                     <a:prstGeom prst="rect"/>
                   </pic:spPr>
@@ -3261,88 +3719,29 @@
     </w:p>
     <w:p>
       <w:pPr>
-        <w:spacing w:after="240"/>
+        <w:spacing w:after="160"/>
         <w:jc w:val="center"/>
       </w:pPr>
       <w:r>
         <w:rPr>
           <w:rFonts w:ascii="宋体" w:hAnsi="宋体" w:eastAsia="宋体"/>
           <w:b w:val="0"/>
-          <w:color w:val="000000"/>
-          <w:sz w:val="21"/>
+          <w:color w:val="505050"/>
+          <w:sz w:val="20"/>
         </w:rPr>
-        <w:t>图6-5 智能对话助手</w:t>
+        <w:t>图6-5  AI处理过程——感知分析结果</w:t>
       </w:r>
     </w:p>
     <w:p>
       <w:pPr>
-        <w:spacing w:line="360" w:lineRule="auto" w:before="120" w:after="60"/>
-        <w:jc w:val="left"/>
-      </w:pPr>
-      <w:r>
-        <w:rPr>
-          <w:rFonts w:ascii="黑体" w:hAnsi="黑体" w:eastAsia="黑体"/>
-          <w:b/>
-          <w:color w:val="000000"/>
-          <w:sz w:val="24"/>
-        </w:rPr>
-        <w:t>6.3.1 对话实现</w:t>
-      </w:r>
-    </w:p>
-    <w:p>
-      <w:pPr>
-        <w:spacing w:line="360" w:lineRule="auto" w:after="120"/>
-        <w:jc w:val="both"/>
-      </w:pPr>
-      <w:r>
-        <w:rPr>
-          <w:rFonts w:ascii="宋体" w:hAnsi="宋体" w:eastAsia="宋体"/>
-          <w:b w:val="0"/>
-          <w:color w:val="000000"/>
-          <w:sz w:val="24"/>
-        </w:rPr>
-        <w:t>后端 `ChatAgent` 根据用户意图调用工具或进行论文知识问答，结果通过 `/api/chat` 返回。</w:t>
-      </w:r>
-    </w:p>
-    <w:p>
-      <w:pPr>
-        <w:spacing w:line="360" w:lineRule="auto" w:before="240" w:after="120"/>
-        <w:jc w:val="left"/>
-      </w:pPr>
-      <w:r>
-        <w:rPr>
-          <w:rFonts w:ascii="黑体" w:hAnsi="黑体" w:eastAsia="黑体"/>
-          <w:b/>
-          <w:color w:val="000000"/>
-          <w:sz w:val="28"/>
-        </w:rPr>
-        <w:t>6.4 论文结果与API监控</w:t>
-      </w:r>
-    </w:p>
-    <w:p>
-      <w:pPr>
-        <w:spacing w:line="360" w:lineRule="auto" w:after="120"/>
-        <w:jc w:val="both"/>
-      </w:pPr>
-      <w:r>
-        <w:rPr>
-          <w:rFonts w:ascii="宋体" w:hAnsi="宋体" w:eastAsia="宋体"/>
-          <w:b w:val="0"/>
-          <w:color w:val="000000"/>
-          <w:sz w:val="24"/>
-        </w:rPr>
-        <w:t>论文结果页复现了VT-BM3D论文实验数据；算法评测页展示主架构图与创新点；API监控页展示今日Token消耗、调用次数、费用、模型配置与最近调用记录。</w:t>
-      </w:r>
-    </w:p>
-    <w:p>
-      <w:pPr>
+        <w:spacing w:after="80"/>
         <w:jc w:val="center"/>
       </w:pPr>
       <w:r>
         <w:drawing>
           <wp:inline xmlns:a="http://schemas.openxmlformats.org/drawingml/2006/main" xmlns:pic="http://schemas.openxmlformats.org/drawingml/2006/picture">
-            <wp:extent cx="5303520" cy="3977640"/>
-            <wp:docPr id="7" name="Picture 7"/>
+            <wp:extent cx="5029200" cy="3771900"/>
+            <wp:docPr id="9" name="Picture 9"/>
             <wp:cNvGraphicFramePr>
               <a:graphicFrameLocks noChangeAspect="1"/>
             </wp:cNvGraphicFramePr>
@@ -3350,11 +3749,11 @@
               <a:graphicData uri="http://schemas.openxmlformats.org/drawingml/2006/picture">
                 <pic:pic>
                   <pic:nvPicPr>
-                    <pic:cNvPr id="0" name="ss_fa79d68d.png"/>
+                    <pic:cNvPr id="0" name="ss_a6dbfef6.png"/>
                     <pic:cNvPicPr/>
                   </pic:nvPicPr>
                   <pic:blipFill>
-                    <a:blip r:embed="rId15"/>
+                    <a:blip r:embed="rId16"/>
                     <a:stretch>
                       <a:fillRect/>
                     </a:stretch>
@@ -3362,7 +3761,7 @@
                   <pic:spPr>
                     <a:xfrm>
                       <a:off x="0" y="0"/>
-                      <a:ext cx="5303520" cy="3977640"/>
+                      <a:ext cx="5029200" cy="3771900"/>
                     </a:xfrm>
                     <a:prstGeom prst="rect"/>
                   </pic:spPr>
@@ -3375,8 +3774,38 @@
     </w:p>
     <w:p>
       <w:pPr>
-        <w:spacing w:after="240"/>
+        <w:spacing w:after="160"/>
         <w:jc w:val="center"/>
+      </w:pPr>
+      <w:r>
+        <w:rPr>
+          <w:rFonts w:ascii="宋体" w:hAnsi="宋体" w:eastAsia="宋体"/>
+          <w:b w:val="0"/>
+          <w:color w:val="505050"/>
+          <w:sz w:val="20"/>
+        </w:rPr>
+        <w:t>图6-6  AI处理结果——含噪输入、参考、去噪输出与指标</w:t>
+      </w:r>
+    </w:p>
+    <w:p>
+      <w:pPr>
+        <w:pStyle w:val="Heading2"/>
+        <w:jc w:val="left"/>
+      </w:pPr>
+      <w:r>
+        <w:rPr>
+          <w:rFonts w:ascii="黑体" w:hAnsi="黑体" w:eastAsia="黑体"/>
+          <w:b/>
+          <w:color w:val="000000"/>
+          <w:sz w:val="24"/>
+        </w:rPr>
+        <w:t>6.3  智能对话页面</w:t>
+      </w:r>
+    </w:p>
+    <w:p>
+      <w:pPr>
+        <w:spacing w:line="360" w:lineRule="auto" w:after="120" w:before="0"/>
+        <w:ind w:firstLine="420"/>
       </w:pPr>
       <w:r>
         <w:rPr>
@@ -3385,18 +3814,19 @@
           <w:color w:val="000000"/>
           <w:sz w:val="21"/>
         </w:rPr>
-        <w:t>图6-6 论文结果页与Agent调参对比</w:t>
+        <w:t>智能对话页面采用全屏布局，快捷问题位于顶部，聊天框固定在底部。系统内置对话Agent可以根据用户问题调用LLM，也可以触发示例处理。右侧展示最近处理记录，方便用户快速查看历史。</w:t>
       </w:r>
     </w:p>
     <w:p>
       <w:pPr>
+        <w:spacing w:after="80"/>
         <w:jc w:val="center"/>
       </w:pPr>
       <w:r>
         <w:drawing>
           <wp:inline xmlns:a="http://schemas.openxmlformats.org/drawingml/2006/main" xmlns:pic="http://schemas.openxmlformats.org/drawingml/2006/picture">
-            <wp:extent cx="5303520" cy="3977640"/>
-            <wp:docPr id="8" name="Picture 8"/>
+            <wp:extent cx="5029200" cy="3771900"/>
+            <wp:docPr id="10" name="Picture 10"/>
             <wp:cNvGraphicFramePr>
               <a:graphicFrameLocks noChangeAspect="1"/>
             </wp:cNvGraphicFramePr>
@@ -3404,11 +3834,11 @@
               <a:graphicData uri="http://schemas.openxmlformats.org/drawingml/2006/picture">
                 <pic:pic>
                   <pic:nvPicPr>
-                    <pic:cNvPr id="0" name="ss_f540ec69.png"/>
+                    <pic:cNvPr id="0" name="ss_a382c01f.png"/>
                     <pic:cNvPicPr/>
                   </pic:nvPicPr>
                   <pic:blipFill>
-                    <a:blip r:embed="rId16"/>
+                    <a:blip r:embed="rId17"/>
                     <a:stretch>
                       <a:fillRect/>
                     </a:stretch>
@@ -3416,7 +3846,7 @@
                   <pic:spPr>
                     <a:xfrm>
                       <a:off x="0" y="0"/>
-                      <a:ext cx="5303520" cy="3977640"/>
+                      <a:ext cx="5029200" cy="3771900"/>
                     </a:xfrm>
                     <a:prstGeom prst="rect"/>
                   </pic:spPr>
@@ -3429,8 +3859,38 @@
     </w:p>
     <w:p>
       <w:pPr>
-        <w:spacing w:after="240"/>
+        <w:spacing w:after="160"/>
         <w:jc w:val="center"/>
+      </w:pPr>
+      <w:r>
+        <w:rPr>
+          <w:rFonts w:ascii="宋体" w:hAnsi="宋体" w:eastAsia="宋体"/>
+          <w:b w:val="0"/>
+          <w:color w:val="505050"/>
+          <w:sz w:val="20"/>
+        </w:rPr>
+        <w:t>图6-7  智能对话页面</w:t>
+      </w:r>
+    </w:p>
+    <w:p>
+      <w:pPr>
+        <w:pStyle w:val="Heading2"/>
+        <w:jc w:val="left"/>
+      </w:pPr>
+      <w:r>
+        <w:rPr>
+          <w:rFonts w:ascii="黑体" w:hAnsi="黑体" w:eastAsia="黑体"/>
+          <w:b/>
+          <w:color w:val="000000"/>
+          <w:sz w:val="24"/>
+        </w:rPr>
+        <w:t>6.4  论文结果页面</w:t>
+      </w:r>
+    </w:p>
+    <w:p>
+      <w:pPr>
+        <w:spacing w:line="360" w:lineRule="auto" w:after="120" w:before="0"/>
+        <w:ind w:firstLine="420"/>
       </w:pPr>
       <w:r>
         <w:rPr>
@@ -3439,18 +3899,19 @@
           <w:color w:val="000000"/>
           <w:sz w:val="21"/>
         </w:rPr>
-        <w:t>图6-7 算法评测页</w:t>
+        <w:t>论文结果页复现了VT-BM3D论文中的Set12/BSDS300 PSNR与SSIM对比（Table 2）、消融实验（Table 3）以及代表性图像结果。新增的Agent调参与未调参对比表，展示同一样本在默认参数与Agent调参后的平均指标差异。</w:t>
       </w:r>
     </w:p>
     <w:p>
       <w:pPr>
+        <w:spacing w:after="80"/>
         <w:jc w:val="center"/>
       </w:pPr>
       <w:r>
         <w:drawing>
           <wp:inline xmlns:a="http://schemas.openxmlformats.org/drawingml/2006/main" xmlns:pic="http://schemas.openxmlformats.org/drawingml/2006/picture">
-            <wp:extent cx="5303520" cy="3977640"/>
-            <wp:docPr id="9" name="Picture 9"/>
+            <wp:extent cx="5029200" cy="3771900"/>
+            <wp:docPr id="11" name="Picture 11"/>
             <wp:cNvGraphicFramePr>
               <a:graphicFrameLocks noChangeAspect="1"/>
             </wp:cNvGraphicFramePr>
@@ -3458,11 +3919,11 @@
               <a:graphicData uri="http://schemas.openxmlformats.org/drawingml/2006/picture">
                 <pic:pic>
                   <pic:nvPicPr>
-                    <pic:cNvPr id="0" name="ss_ccde9818.png"/>
+                    <pic:cNvPr id="0" name="ss_bf0f81cc.png"/>
                     <pic:cNvPicPr/>
                   </pic:nvPicPr>
                   <pic:blipFill>
-                    <a:blip r:embed="rId17"/>
+                    <a:blip r:embed="rId18"/>
                     <a:stretch>
                       <a:fillRect/>
                     </a:stretch>
@@ -3470,7 +3931,7 @@
                   <pic:spPr>
                     <a:xfrm>
                       <a:off x="0" y="0"/>
-                      <a:ext cx="5303520" cy="3977640"/>
+                      <a:ext cx="5029200" cy="3771900"/>
                     </a:xfrm>
                     <a:prstGeom prst="rect"/>
                   </pic:spPr>
@@ -3483,22 +3944,22 @@
     </w:p>
     <w:p>
       <w:pPr>
-        <w:spacing w:after="240"/>
+        <w:spacing w:after="160"/>
         <w:jc w:val="center"/>
       </w:pPr>
       <w:r>
         <w:rPr>
           <w:rFonts w:ascii="宋体" w:hAnsi="宋体" w:eastAsia="宋体"/>
           <w:b w:val="0"/>
-          <w:color w:val="000000"/>
-          <w:sz w:val="21"/>
+          <w:color w:val="505050"/>
+          <w:sz w:val="20"/>
         </w:rPr>
-        <w:t>图6-8 API监控页</w:t>
+        <w:t>图6-8  论文结果页——对比表与代表性图像</w:t>
       </w:r>
     </w:p>
     <w:p>
       <w:pPr>
-        <w:spacing w:line="360" w:lineRule="auto" w:before="120" w:after="60"/>
+        <w:pStyle w:val="Heading2"/>
         <w:jc w:val="left"/>
       </w:pPr>
       <w:r>
@@ -3508,48 +3969,288 @@
           <w:color w:val="000000"/>
           <w:sz w:val="24"/>
         </w:rPr>
-        <w:t>6.4.1 协调Agent核心代码</w:t>
+        <w:t>6.5  算法评测页面</w:t>
       </w:r>
     </w:p>
     <w:p>
       <w:pPr>
-        <w:spacing w:line="360" w:lineRule="auto" w:after="120"/>
-        <w:jc w:val="both"/>
+        <w:spacing w:line="360" w:lineRule="auto" w:after="120" w:before="0"/>
+        <w:ind w:firstLine="420"/>
       </w:pPr>
       <w:r>
         <w:rPr>
           <w:rFonts w:ascii="宋体" w:hAnsi="宋体" w:eastAsia="宋体"/>
           <w:b w:val="0"/>
           <w:color w:val="000000"/>
-          <w:sz w:val="24"/>
+          <w:sz w:val="21"/>
         </w:rPr>
-        <w:t>协调Agent负责闭环迭代，其 `process` 方法串联感知、规划、执行、评估四个子Agent：</w:t>
+        <w:t>算法评测页以用户提供的VT-BM3D主架构图为主线，结合三个创新点的文字说明与参数表，用于课堂教学与论文答辩展示。</w:t>
       </w:r>
     </w:p>
     <w:p>
       <w:pPr>
-        <w:spacing w:line="240" w:lineRule="auto"/>
-        <w:ind w:left="425"/>
+        <w:spacing w:after="80"/>
+        <w:jc w:val="center"/>
+      </w:pPr>
+      <w:r>
+        <w:drawing>
+          <wp:inline xmlns:a="http://schemas.openxmlformats.org/drawingml/2006/main" xmlns:pic="http://schemas.openxmlformats.org/drawingml/2006/picture">
+            <wp:extent cx="5029200" cy="3771900"/>
+            <wp:docPr id="12" name="Picture 12"/>
+            <wp:cNvGraphicFramePr>
+              <a:graphicFrameLocks noChangeAspect="1"/>
+            </wp:cNvGraphicFramePr>
+            <a:graphic>
+              <a:graphicData uri="http://schemas.openxmlformats.org/drawingml/2006/picture">
+                <pic:pic>
+                  <pic:nvPicPr>
+                    <pic:cNvPr id="0" name="ss_a5ae04df.png"/>
+                    <pic:cNvPicPr/>
+                  </pic:nvPicPr>
+                  <pic:blipFill>
+                    <a:blip r:embed="rId19"/>
+                    <a:stretch>
+                      <a:fillRect/>
+                    </a:stretch>
+                  </pic:blipFill>
+                  <pic:spPr>
+                    <a:xfrm>
+                      <a:off x="0" y="0"/>
+                      <a:ext cx="5029200" cy="3771900"/>
+                    </a:xfrm>
+                    <a:prstGeom prst="rect"/>
+                  </pic:spPr>
+                </pic:pic>
+              </a:graphicData>
+            </a:graphic>
+          </wp:inline>
+        </w:drawing>
+      </w:r>
+    </w:p>
+    <w:p>
+      <w:pPr>
+        <w:spacing w:after="160"/>
+        <w:jc w:val="center"/>
+      </w:pPr>
+      <w:r>
+        <w:rPr>
+          <w:rFonts w:ascii="宋体" w:hAnsi="宋体" w:eastAsia="宋体"/>
+          <w:b w:val="0"/>
+          <w:color w:val="505050"/>
+          <w:sz w:val="20"/>
+        </w:rPr>
+        <w:t>图6-9  算法评测页——VT-BM3D主架构</w:t>
+      </w:r>
+    </w:p>
+    <w:p>
+      <w:pPr>
+        <w:pStyle w:val="Heading2"/>
         <w:jc w:val="left"/>
+      </w:pPr>
+      <w:r>
+        <w:rPr>
+          <w:rFonts w:ascii="黑体" w:hAnsi="黑体" w:eastAsia="黑体"/>
+          <w:b/>
+          <w:color w:val="000000"/>
+          <w:sz w:val="24"/>
+        </w:rPr>
+        <w:t>6.6  API监控页面</w:t>
+      </w:r>
+    </w:p>
+    <w:p>
+      <w:pPr>
+        <w:spacing w:line="360" w:lineRule="auto" w:after="120" w:before="0"/>
+        <w:ind w:firstLine="420"/>
+      </w:pPr>
+      <w:r>
+        <w:rPr>
+          <w:rFonts w:ascii="宋体" w:hAnsi="宋体" w:eastAsia="宋体"/>
+          <w:b w:val="0"/>
+          <w:color w:val="000000"/>
+          <w:sz w:val="21"/>
+        </w:rPr>
+        <w:t>API监控页聚合了今日Token、调用次数、费用、近7天统计、平均响应、调用趋势、模型配置、单次最大Token限额与近5次调用详情，帮助用户控制API成本。</w:t>
+      </w:r>
+    </w:p>
+    <w:p>
+      <w:pPr>
+        <w:spacing w:after="80"/>
+        <w:jc w:val="center"/>
+      </w:pPr>
+      <w:r>
+        <w:drawing>
+          <wp:inline xmlns:a="http://schemas.openxmlformats.org/drawingml/2006/main" xmlns:pic="http://schemas.openxmlformats.org/drawingml/2006/picture">
+            <wp:extent cx="5029200" cy="3771900"/>
+            <wp:docPr id="13" name="Picture 13"/>
+            <wp:cNvGraphicFramePr>
+              <a:graphicFrameLocks noChangeAspect="1"/>
+            </wp:cNvGraphicFramePr>
+            <a:graphic>
+              <a:graphicData uri="http://schemas.openxmlformats.org/drawingml/2006/picture">
+                <pic:pic>
+                  <pic:nvPicPr>
+                    <pic:cNvPr id="0" name="ss_be603680.png"/>
+                    <pic:cNvPicPr/>
+                  </pic:nvPicPr>
+                  <pic:blipFill>
+                    <a:blip r:embed="rId20"/>
+                    <a:stretch>
+                      <a:fillRect/>
+                    </a:stretch>
+                  </pic:blipFill>
+                  <pic:spPr>
+                    <a:xfrm>
+                      <a:off x="0" y="0"/>
+                      <a:ext cx="5029200" cy="3771900"/>
+                    </a:xfrm>
+                    <a:prstGeom prst="rect"/>
+                  </pic:spPr>
+                </pic:pic>
+              </a:graphicData>
+            </a:graphic>
+          </wp:inline>
+        </w:drawing>
+      </w:r>
+    </w:p>
+    <w:p>
+      <w:pPr>
+        <w:spacing w:after="160"/>
+        <w:jc w:val="center"/>
+      </w:pPr>
+      <w:r>
+        <w:rPr>
+          <w:rFonts w:ascii="宋体" w:hAnsi="宋体" w:eastAsia="宋体"/>
+          <w:b w:val="0"/>
+          <w:color w:val="505050"/>
+          <w:sz w:val="20"/>
+        </w:rPr>
+        <w:t>图6-10  API监控页面</w:t>
+      </w:r>
+    </w:p>
+    <w:p>
+      <w:pPr>
+        <w:pStyle w:val="Heading2"/>
+        <w:jc w:val="left"/>
+      </w:pPr>
+      <w:r>
+        <w:rPr>
+          <w:rFonts w:ascii="黑体" w:hAnsi="黑体" w:eastAsia="黑体"/>
+          <w:b/>
+          <w:color w:val="000000"/>
+          <w:sz w:val="24"/>
+        </w:rPr>
+        <w:t>6.7  核心代码展示</w:t>
+      </w:r>
+    </w:p>
+    <w:p>
+      <w:pPr>
+        <w:spacing w:line="360" w:lineRule="auto" w:after="120" w:before="0"/>
+        <w:ind w:firstLine="420"/>
+      </w:pPr>
+      <w:r>
+        <w:rPr>
+          <w:rFonts w:ascii="宋体" w:hAnsi="宋体" w:eastAsia="宋体"/>
+          <w:b w:val="0"/>
+          <w:color w:val="000000"/>
+          <w:sz w:val="21"/>
+        </w:rPr>
+        <w:t>（1）四个子Agent的职责划分：</w:t>
+      </w:r>
+    </w:p>
+    <w:p>
+      <w:pPr>
+        <w:spacing w:line="240" w:lineRule="auto" w:after="80"/>
+        <w:ind w:firstLine="0" w:left="283"/>
       </w:pPr>
       <w:r>
         <w:rPr>
           <w:rFonts w:ascii="Consolas" w:hAnsi="Consolas" w:eastAsia="Consolas"/>
           <w:b w:val="0"/>
+          <w:color w:val="1E1E1E"/>
+          <w:sz w:val="16"/>
+        </w:rPr>
+        <w:t>class PerceptionAgent:</w:t>
+        <w:br/>
+        <w:t xml:space="preserve">    def run(self, image, filename=""):</w:t>
+        <w:br/>
+        <w:t xml:space="preserve">        return analysis.analyze_image(image, filename)</w:t>
+        <w:br/>
+        <w:br/>
+        <w:t>class PlanningAgent:</w:t>
+        <w:br/>
+        <w:t xml:space="preserve">    def run(self, perception):</w:t>
+        <w:br/>
+        <w:t xml:space="preserve">        similar = self.memory.find_similar(perception)</w:t>
+        <w:br/>
+        <w:t xml:space="preserve">        skills_context = self.skills.get("denoise-strategy")</w:t>
+        <w:br/>
+        <w:t xml:space="preserve">        return make_plan(perception, similar, skills_context)</w:t>
+        <w:br/>
+        <w:br/>
+        <w:t>class ExecutionAgent:</w:t>
+        <w:br/>
+        <w:t xml:space="preserve">    def run(self, executor, plan):</w:t>
+        <w:br/>
+        <w:t xml:space="preserve">        for step in plan:</w:t>
+        <w:br/>
+        <w:t xml:space="preserve">            executor.execute(step["tool"], step.get("args", {}))</w:t>
+        <w:br/>
+        <w:t xml:space="preserve">        return executor.trace</w:t>
+        <w:br/>
+        <w:br/>
+        <w:t>class EvaluationAgent:</w:t>
+        <w:br/>
+        <w:t xml:space="preserve">    def run(self, executor):</w:t>
+        <w:br/>
+        <w:t xml:space="preserve">        result = metrics.no_reference_metrics(executor.current)</w:t>
+        <w:br/>
+        <w:t xml:space="preserve">        if executor.reference is not None:</w:t>
+        <w:br/>
+        <w:t xml:space="preserve">            target = executor.denoised or executor.current</w:t>
+        <w:br/>
+        <w:t xml:space="preserve">            result.update(metrics.full_reference_metrics(executor.reference, target))</w:t>
+        <w:br/>
+        <w:t xml:space="preserve">        return result</w:t>
+      </w:r>
+    </w:p>
+    <w:p>
+      <w:pPr>
+        <w:spacing w:line="360" w:lineRule="auto" w:after="120" w:before="0"/>
+        <w:ind w:firstLine="420"/>
+      </w:pPr>
+      <w:r>
+        <w:rPr>
+          <w:rFonts w:ascii="宋体" w:hAnsi="宋体" w:eastAsia="宋体"/>
+          <w:b w:val="0"/>
           <w:color w:val="000000"/>
-          <w:sz w:val="18"/>
+          <w:sz w:val="21"/>
+        </w:rPr>
+        <w:t>（2）协调Agent的迭代闭环：</w:t>
+      </w:r>
+    </w:p>
+    <w:p>
+      <w:pPr>
+        <w:spacing w:line="240" w:lineRule="auto" w:after="80"/>
+        <w:ind w:firstLine="0" w:left="283"/>
+      </w:pPr>
+      <w:r>
+        <w:rPr>
+          <w:rFonts w:ascii="Consolas" w:hAnsi="Consolas" w:eastAsia="Consolas"/>
+          <w:b w:val="0"/>
+          <w:color w:val="1E1E1E"/>
+          <w:sz w:val="16"/>
         </w:rPr>
         <w:t>class Coordinator:</w:t>
         <w:br/>
         <w:t xml:space="preserve">    def process(self, image, reference=None, filename=""):</w:t>
         <w:br/>
-        <w:t xml:space="preserve">        executor = ToolExecutor(image, reference, filename)</w:t>
-        <w:br/>
         <w:t xml:space="preserve">        perception = self.perception_agent.run(image, filename)</w:t>
         <w:br/>
-        <w:t xml:space="preserve">        plan, planner_type = self.planning_agent.run(perception)</w:t>
+        <w:t xml:space="preserve">        for iteration in range(1, self.max_iterations + 1):</w:t>
         <w:br/>
-        <w:t xml:space="preserve">        for iteration in range(1, self.max_iterations + 1):</w:t>
+        <w:t xml:space="preserve">            plan, _ = self.planning_agent.run(perception)</w:t>
+        <w:br/>
+        <w:t xml:space="preserve">            executor = ToolExecutor(image, reference, filename)</w:t>
         <w:br/>
         <w:t xml:space="preserve">            self.execution_agent.run(executor, plan)</w:t>
         <w:br/>
@@ -3559,19 +4260,53 @@
         <w:br/>
         <w:t xml:space="preserve">                break</w:t>
         <w:br/>
-        <w:t xml:space="preserve">            if iteration &lt; self.max_iterations:</w:t>
+        <w:t xml:space="preserve">            plan = self.evaluation_agent.suggest_refinement(evaluation, plan)</w:t>
         <w:br/>
-        <w:t xml:space="preserve">                plan = self.evaluation_agent.suggest_refinement(evaluation, plan)</w:t>
+        <w:t xml:space="preserve">        return {"output": executor.current, "evaluation": evaluation, "trace": executor.trace}</w:t>
+      </w:r>
+    </w:p>
+    <w:p>
+      <w:pPr>
+        <w:spacing w:line="360" w:lineRule="auto" w:after="120" w:before="0"/>
+        <w:ind w:firstLine="420"/>
+      </w:pPr>
+      <w:r>
+        <w:rPr>
+          <w:rFonts w:ascii="宋体" w:hAnsi="宋体" w:eastAsia="宋体"/>
+          <w:b w:val="0"/>
+          <w:color w:val="000000"/>
+          <w:sz w:val="21"/>
+        </w:rPr>
+        <w:t>（3）VT-BM3D去噪核心实现：</w:t>
+      </w:r>
+    </w:p>
+    <w:p>
+      <w:pPr>
+        <w:spacing w:line="240" w:lineRule="auto" w:after="80"/>
+        <w:ind w:firstLine="0" w:left="283"/>
+      </w:pPr>
+      <w:r>
+        <w:rPr>
+          <w:rFonts w:ascii="Consolas" w:hAnsi="Consolas" w:eastAsia="Consolas"/>
+          <w:b w:val="0"/>
+          <w:color w:val="1E1E1E"/>
+          <w:sz w:val="16"/>
+        </w:rPr>
+        <w:t>def vt_bm3d_denoise(image, sigma=15.0, alpha=0.4, beta_tensor=0.6, texture_boost=1.4):</w:t>
         <w:br/>
-        <w:t xml:space="preserve">                executor.current = executor.original.copy()</w:t>
+        <w:t xml:space="preserve">    var_map = local_variance(image)</w:t>
         <w:br/>
-        <w:t xml:space="preserve">        self.memory.record(perception, plan, evaluation)</w:t>
+        <w:t xml:space="preserve">    coherence = structure_tensor_eig(image)</w:t>
         <w:br/>
-        <w:t xml:space="preserve">        return {"output": executor.current, "perception": perception,</w:t>
+        <w:t xml:space="preserve">    saliency = alpha * var_map + beta_tensor * coherence</w:t>
         <w:br/>
-        <w:t xml:space="preserve">                "planner": planner_type, "evaluation": evaluation,</w:t>
+        <w:t xml:space="preserve">    strong = bm3d_denoise(image, sigma * 1.15)</w:t>
         <w:br/>
-        <w:t xml:space="preserve">                "trace": executor.trace}</w:t>
+        <w:t xml:space="preserve">    weak = bm3d_denoise(image, sigma / texture_boost)</w:t>
+        <w:br/>
+        <w:t xml:space="preserve">    fused = (1.0 - saliency) * strong + saliency * weak</w:t>
+        <w:br/>
+        <w:t xml:space="preserve">    return np.clip(fused, 0, 1)</w:t>
       </w:r>
     </w:p>
     <w:p>
@@ -3581,22 +4316,7 @@
     </w:p>
     <w:p>
       <w:pPr>
-        <w:spacing w:line="360" w:lineRule="auto" w:before="360" w:after="240"/>
-        <w:jc w:val="left"/>
-      </w:pPr>
-      <w:r>
-        <w:rPr>
-          <w:rFonts w:ascii="黑体" w:hAnsi="黑体" w:eastAsia="黑体"/>
-          <w:b/>
-          <w:color w:val="000000"/>
-          <w:sz w:val="32"/>
-        </w:rPr>
-        <w:t>7 系统测试</w:t>
-      </w:r>
-    </w:p>
-    <w:p>
-      <w:pPr>
-        <w:spacing w:line="360" w:lineRule="auto" w:before="240" w:after="120"/>
+        <w:pStyle w:val="Heading1"/>
         <w:jc w:val="left"/>
       </w:pPr>
       <w:r>
@@ -3606,27 +4326,1372 @@
           <w:color w:val="000000"/>
           <w:sz w:val="28"/>
         </w:rPr>
-        <w:t>7.1 测试方法</w:t>
+        <w:t>7  系统测试</w:t>
       </w:r>
     </w:p>
     <w:p>
       <w:pPr>
-        <w:spacing w:line="360" w:lineRule="auto" w:after="120"/>
-        <w:jc w:val="both"/>
+        <w:pStyle w:val="Heading2"/>
+        <w:jc w:val="left"/>
+      </w:pPr>
+      <w:r>
+        <w:rPr>
+          <w:rFonts w:ascii="黑体" w:hAnsi="黑体" w:eastAsia="黑体"/>
+          <w:b/>
+          <w:color w:val="000000"/>
+          <w:sz w:val="24"/>
+        </w:rPr>
+        <w:t>7.1  测试环境</w:t>
+      </w:r>
+    </w:p>
+    <w:tbl>
+      <w:tblPr>
+        <w:tblStyle w:val="TableGrid"/>
+        <w:tblW w:type="auto" w:w="0"/>
+        <w:tblLook w:firstColumn="1" w:firstRow="1" w:lastColumn="0" w:lastRow="0" w:noHBand="0" w:noVBand="1" w:val="04A0"/>
+      </w:tblPr>
+      <w:tblGrid>
+        <w:gridCol w:w="4156"/>
+        <w:gridCol w:w="4156"/>
+      </w:tblGrid>
+      <w:tr>
+        <w:tc>
+          <w:tcPr>
+            <w:tcW w:type="dxa" w:w="4156"/>
+          </w:tcPr>
+          <w:p>
+            <w:pPr>
+              <w:jc w:val="center"/>
+            </w:pPr>
+            <w:r>
+              <w:rPr>
+                <w:rFonts w:ascii="黑体" w:hAnsi="黑体" w:eastAsia="黑体"/>
+                <w:b/>
+                <w:color w:val="000000"/>
+                <w:sz w:val="20"/>
+              </w:rPr>
+              <w:t>项目</w:t>
+            </w:r>
+          </w:p>
+        </w:tc>
+        <w:tc>
+          <w:tcPr>
+            <w:tcW w:type="dxa" w:w="4156"/>
+          </w:tcPr>
+          <w:p>
+            <w:pPr>
+              <w:jc w:val="center"/>
+            </w:pPr>
+            <w:r>
+              <w:rPr>
+                <w:rFonts w:ascii="黑体" w:hAnsi="黑体" w:eastAsia="黑体"/>
+                <w:b/>
+                <w:color w:val="000000"/>
+                <w:sz w:val="20"/>
+              </w:rPr>
+              <w:t>配置</w:t>
+            </w:r>
+          </w:p>
+        </w:tc>
+      </w:tr>
+      <w:tr>
+        <w:tc>
+          <w:tcPr>
+            <w:tcW w:type="dxa" w:w="4156"/>
+          </w:tcPr>
+          <w:p>
+            <w:pPr>
+              <w:jc w:val="center"/>
+            </w:pPr>
+            <w:r>
+              <w:rPr>
+                <w:rFonts w:ascii="宋体" w:hAnsi="宋体" w:eastAsia="宋体"/>
+                <w:b w:val="0"/>
+                <w:color w:val="000000"/>
+                <w:sz w:val="20"/>
+              </w:rPr>
+              <w:t>服务器</w:t>
+            </w:r>
+          </w:p>
+        </w:tc>
+        <w:tc>
+          <w:tcPr>
+            <w:tcW w:type="dxa" w:w="4156"/>
+          </w:tcPr>
+          <w:p>
+            <w:pPr>
+              <w:jc w:val="center"/>
+            </w:pPr>
+            <w:r>
+              <w:rPr>
+                <w:rFonts w:ascii="宋体" w:hAnsi="宋体" w:eastAsia="宋体"/>
+                <w:b w:val="0"/>
+                <w:color w:val="000000"/>
+                <w:sz w:val="20"/>
+              </w:rPr>
+              <w:t>本地开发机 / Ubuntu 22.04</w:t>
+            </w:r>
+          </w:p>
+        </w:tc>
+      </w:tr>
+      <w:tr>
+        <w:tc>
+          <w:tcPr>
+            <w:tcW w:type="dxa" w:w="4156"/>
+          </w:tcPr>
+          <w:p>
+            <w:pPr>
+              <w:jc w:val="center"/>
+            </w:pPr>
+            <w:r>
+              <w:rPr>
+                <w:rFonts w:ascii="宋体" w:hAnsi="宋体" w:eastAsia="宋体"/>
+                <w:b w:val="0"/>
+                <w:color w:val="000000"/>
+                <w:sz w:val="20"/>
+              </w:rPr>
+              <w:t>CPU</w:t>
+            </w:r>
+          </w:p>
+        </w:tc>
+        <w:tc>
+          <w:tcPr>
+            <w:tcW w:type="dxa" w:w="4156"/>
+          </w:tcPr>
+          <w:p>
+            <w:pPr>
+              <w:jc w:val="center"/>
+            </w:pPr>
+            <w:r>
+              <w:rPr>
+                <w:rFonts w:ascii="宋体" w:hAnsi="宋体" w:eastAsia="宋体"/>
+                <w:b w:val="0"/>
+                <w:color w:val="000000"/>
+                <w:sz w:val="20"/>
+              </w:rPr>
+              <w:t>x86_64</w:t>
+            </w:r>
+          </w:p>
+        </w:tc>
+      </w:tr>
+      <w:tr>
+        <w:tc>
+          <w:tcPr>
+            <w:tcW w:type="dxa" w:w="4156"/>
+          </w:tcPr>
+          <w:p>
+            <w:pPr>
+              <w:jc w:val="center"/>
+            </w:pPr>
+            <w:r>
+              <w:rPr>
+                <w:rFonts w:ascii="宋体" w:hAnsi="宋体" w:eastAsia="宋体"/>
+                <w:b w:val="0"/>
+                <w:color w:val="000000"/>
+                <w:sz w:val="20"/>
+              </w:rPr>
+              <w:t>Python</w:t>
+            </w:r>
+          </w:p>
+        </w:tc>
+        <w:tc>
+          <w:tcPr>
+            <w:tcW w:type="dxa" w:w="4156"/>
+          </w:tcPr>
+          <w:p>
+            <w:pPr>
+              <w:jc w:val="center"/>
+            </w:pPr>
+            <w:r>
+              <w:rPr>
+                <w:rFonts w:ascii="宋体" w:hAnsi="宋体" w:eastAsia="宋体"/>
+                <w:b w:val="0"/>
+                <w:color w:val="000000"/>
+                <w:sz w:val="20"/>
+              </w:rPr>
+              <w:t>3.11</w:t>
+            </w:r>
+          </w:p>
+        </w:tc>
+      </w:tr>
+      <w:tr>
+        <w:tc>
+          <w:tcPr>
+            <w:tcW w:type="dxa" w:w="4156"/>
+          </w:tcPr>
+          <w:p>
+            <w:pPr>
+              <w:jc w:val="center"/>
+            </w:pPr>
+            <w:r>
+              <w:rPr>
+                <w:rFonts w:ascii="宋体" w:hAnsi="宋体" w:eastAsia="宋体"/>
+                <w:b w:val="0"/>
+                <w:color w:val="000000"/>
+                <w:sz w:val="20"/>
+              </w:rPr>
+              <w:t>浏览器</w:t>
+            </w:r>
+          </w:p>
+        </w:tc>
+        <w:tc>
+          <w:tcPr>
+            <w:tcW w:type="dxa" w:w="4156"/>
+          </w:tcPr>
+          <w:p>
+            <w:pPr>
+              <w:jc w:val="center"/>
+            </w:pPr>
+            <w:r>
+              <w:rPr>
+                <w:rFonts w:ascii="宋体" w:hAnsi="宋体" w:eastAsia="宋体"/>
+                <w:b w:val="0"/>
+                <w:color w:val="000000"/>
+                <w:sz w:val="20"/>
+              </w:rPr>
+              <w:t>Chrome</w:t>
+            </w:r>
+          </w:p>
+        </w:tc>
+      </w:tr>
+      <w:tr>
+        <w:tc>
+          <w:tcPr>
+            <w:tcW w:type="dxa" w:w="4156"/>
+          </w:tcPr>
+          <w:p>
+            <w:pPr>
+              <w:jc w:val="center"/>
+            </w:pPr>
+            <w:r>
+              <w:rPr>
+                <w:rFonts w:ascii="宋体" w:hAnsi="宋体" w:eastAsia="宋体"/>
+                <w:b w:val="0"/>
+                <w:color w:val="000000"/>
+                <w:sz w:val="20"/>
+              </w:rPr>
+              <w:t>LLM</w:t>
+            </w:r>
+          </w:p>
+        </w:tc>
+        <w:tc>
+          <w:tcPr>
+            <w:tcW w:type="dxa" w:w="4156"/>
+          </w:tcPr>
+          <w:p>
+            <w:pPr>
+              <w:jc w:val="center"/>
+            </w:pPr>
+            <w:r>
+              <w:rPr>
+                <w:rFonts w:ascii="宋体" w:hAnsi="宋体" w:eastAsia="宋体"/>
+                <w:b w:val="0"/>
+                <w:color w:val="000000"/>
+                <w:sz w:val="20"/>
+              </w:rPr>
+              <w:t>gpt-5.4 via https://allincode.top</w:t>
+            </w:r>
+          </w:p>
+        </w:tc>
+      </w:tr>
+    </w:tbl>
+    <w:p/>
+    <w:p>
+      <w:pPr>
+        <w:pStyle w:val="Heading2"/>
+        <w:jc w:val="left"/>
+      </w:pPr>
+      <w:r>
+        <w:rPr>
+          <w:rFonts w:ascii="黑体" w:hAnsi="黑体" w:eastAsia="黑体"/>
+          <w:b/>
+          <w:color w:val="000000"/>
+          <w:sz w:val="24"/>
+        </w:rPr>
+        <w:t>7.2  功能测试</w:t>
+      </w:r>
+    </w:p>
+    <w:tbl>
+      <w:tblPr>
+        <w:tblStyle w:val="TableGrid"/>
+        <w:tblW w:type="auto" w:w="0"/>
+        <w:tblLook w:firstColumn="1" w:firstRow="1" w:lastColumn="0" w:lastRow="0" w:noHBand="0" w:noVBand="1" w:val="04A0"/>
+      </w:tblPr>
+      <w:tblGrid>
+        <w:gridCol w:w="2771"/>
+        <w:gridCol w:w="2771"/>
+        <w:gridCol w:w="2771"/>
+      </w:tblGrid>
+      <w:tr>
+        <w:tc>
+          <w:tcPr>
+            <w:tcW w:type="dxa" w:w="2771"/>
+          </w:tcPr>
+          <w:p>
+            <w:pPr>
+              <w:jc w:val="center"/>
+            </w:pPr>
+            <w:r>
+              <w:rPr>
+                <w:rFonts w:ascii="黑体" w:hAnsi="黑体" w:eastAsia="黑体"/>
+                <w:b/>
+                <w:color w:val="000000"/>
+                <w:sz w:val="20"/>
+              </w:rPr>
+              <w:t>功能</w:t>
+            </w:r>
+          </w:p>
+        </w:tc>
+        <w:tc>
+          <w:tcPr>
+            <w:tcW w:type="dxa" w:w="2771"/>
+          </w:tcPr>
+          <w:p>
+            <w:pPr>
+              <w:jc w:val="center"/>
+            </w:pPr>
+            <w:r>
+              <w:rPr>
+                <w:rFonts w:ascii="黑体" w:hAnsi="黑体" w:eastAsia="黑体"/>
+                <w:b/>
+                <w:color w:val="000000"/>
+                <w:sz w:val="20"/>
+              </w:rPr>
+              <w:t>测试项</w:t>
+            </w:r>
+          </w:p>
+        </w:tc>
+        <w:tc>
+          <w:tcPr>
+            <w:tcW w:type="dxa" w:w="2771"/>
+          </w:tcPr>
+          <w:p>
+            <w:pPr>
+              <w:jc w:val="center"/>
+            </w:pPr>
+            <w:r>
+              <w:rPr>
+                <w:rFonts w:ascii="黑体" w:hAnsi="黑体" w:eastAsia="黑体"/>
+                <w:b/>
+                <w:color w:val="000000"/>
+                <w:sz w:val="20"/>
+              </w:rPr>
+              <w:t>结果</w:t>
+            </w:r>
+          </w:p>
+        </w:tc>
+      </w:tr>
+      <w:tr>
+        <w:tc>
+          <w:tcPr>
+            <w:tcW w:type="dxa" w:w="2771"/>
+          </w:tcPr>
+          <w:p>
+            <w:pPr>
+              <w:jc w:val="center"/>
+            </w:pPr>
+            <w:r>
+              <w:rPr>
+                <w:rFonts w:ascii="宋体" w:hAnsi="宋体" w:eastAsia="宋体"/>
+                <w:b w:val="0"/>
+                <w:color w:val="000000"/>
+                <w:sz w:val="20"/>
+              </w:rPr>
+              <w:t>注册登录</w:t>
+            </w:r>
+          </w:p>
+        </w:tc>
+        <w:tc>
+          <w:tcPr>
+            <w:tcW w:type="dxa" w:w="2771"/>
+          </w:tcPr>
+          <w:p>
+            <w:pPr>
+              <w:jc w:val="center"/>
+            </w:pPr>
+            <w:r>
+              <w:rPr>
+                <w:rFonts w:ascii="宋体" w:hAnsi="宋体" w:eastAsia="宋体"/>
+                <w:b w:val="0"/>
+                <w:color w:val="000000"/>
+                <w:sz w:val="20"/>
+              </w:rPr>
+              <w:t>注册、登录、Token持久化</w:t>
+            </w:r>
+          </w:p>
+        </w:tc>
+        <w:tc>
+          <w:tcPr>
+            <w:tcW w:type="dxa" w:w="2771"/>
+          </w:tcPr>
+          <w:p>
+            <w:pPr>
+              <w:jc w:val="center"/>
+            </w:pPr>
+            <w:r>
+              <w:rPr>
+                <w:rFonts w:ascii="宋体" w:hAnsi="宋体" w:eastAsia="宋体"/>
+                <w:b w:val="0"/>
+                <w:color w:val="000000"/>
+                <w:sz w:val="20"/>
+              </w:rPr>
+              <w:t>通过</w:t>
+            </w:r>
+          </w:p>
+        </w:tc>
+      </w:tr>
+      <w:tr>
+        <w:tc>
+          <w:tcPr>
+            <w:tcW w:type="dxa" w:w="2771"/>
+          </w:tcPr>
+          <w:p>
+            <w:pPr>
+              <w:jc w:val="center"/>
+            </w:pPr>
+            <w:r>
+              <w:rPr>
+                <w:rFonts w:ascii="宋体" w:hAnsi="宋体" w:eastAsia="宋体"/>
+                <w:b w:val="0"/>
+                <w:color w:val="000000"/>
+                <w:sz w:val="20"/>
+              </w:rPr>
+              <w:t>样本去噪</w:t>
+            </w:r>
+          </w:p>
+        </w:tc>
+        <w:tc>
+          <w:tcPr>
+            <w:tcW w:type="dxa" w:w="2771"/>
+          </w:tcPr>
+          <w:p>
+            <w:pPr>
+              <w:jc w:val="center"/>
+            </w:pPr>
+            <w:r>
+              <w:rPr>
+                <w:rFonts w:ascii="宋体" w:hAnsi="宋体" w:eastAsia="宋体"/>
+                <w:b w:val="0"/>
+                <w:color w:val="000000"/>
+                <w:sz w:val="20"/>
+              </w:rPr>
+              <w:t>选择医学影像示例并点击标准/AI处理</w:t>
+            </w:r>
+          </w:p>
+        </w:tc>
+        <w:tc>
+          <w:tcPr>
+            <w:tcW w:type="dxa" w:w="2771"/>
+          </w:tcPr>
+          <w:p>
+            <w:pPr>
+              <w:jc w:val="center"/>
+            </w:pPr>
+            <w:r>
+              <w:rPr>
+                <w:rFonts w:ascii="宋体" w:hAnsi="宋体" w:eastAsia="宋体"/>
+                <w:b w:val="0"/>
+                <w:color w:val="000000"/>
+                <w:sz w:val="20"/>
+              </w:rPr>
+              <w:t>通过</w:t>
+            </w:r>
+          </w:p>
+        </w:tc>
+      </w:tr>
+      <w:tr>
+        <w:tc>
+          <w:tcPr>
+            <w:tcW w:type="dxa" w:w="2771"/>
+          </w:tcPr>
+          <w:p>
+            <w:pPr>
+              <w:jc w:val="center"/>
+            </w:pPr>
+            <w:r>
+              <w:rPr>
+                <w:rFonts w:ascii="宋体" w:hAnsi="宋体" w:eastAsia="宋体"/>
+                <w:b w:val="0"/>
+                <w:color w:val="000000"/>
+                <w:sz w:val="20"/>
+              </w:rPr>
+              <w:t>SSE流式</w:t>
+            </w:r>
+          </w:p>
+        </w:tc>
+        <w:tc>
+          <w:tcPr>
+            <w:tcW w:type="dxa" w:w="2771"/>
+          </w:tcPr>
+          <w:p>
+            <w:pPr>
+              <w:jc w:val="center"/>
+            </w:pPr>
+            <w:r>
+              <w:rPr>
+                <w:rFonts w:ascii="宋体" w:hAnsi="宋体" w:eastAsia="宋体"/>
+                <w:b w:val="0"/>
+                <w:color w:val="000000"/>
+                <w:sz w:val="20"/>
+              </w:rPr>
+              <w:t>AI处理时六个阶段逐步展示</w:t>
+            </w:r>
+          </w:p>
+        </w:tc>
+        <w:tc>
+          <w:tcPr>
+            <w:tcW w:type="dxa" w:w="2771"/>
+          </w:tcPr>
+          <w:p>
+            <w:pPr>
+              <w:jc w:val="center"/>
+            </w:pPr>
+            <w:r>
+              <w:rPr>
+                <w:rFonts w:ascii="宋体" w:hAnsi="宋体" w:eastAsia="宋体"/>
+                <w:b w:val="0"/>
+                <w:color w:val="000000"/>
+                <w:sz w:val="20"/>
+              </w:rPr>
+              <w:t>通过</w:t>
+            </w:r>
+          </w:p>
+        </w:tc>
+      </w:tr>
+      <w:tr>
+        <w:tc>
+          <w:tcPr>
+            <w:tcW w:type="dxa" w:w="2771"/>
+          </w:tcPr>
+          <w:p>
+            <w:pPr>
+              <w:jc w:val="center"/>
+            </w:pPr>
+            <w:r>
+              <w:rPr>
+                <w:rFonts w:ascii="宋体" w:hAnsi="宋体" w:eastAsia="宋体"/>
+                <w:b w:val="0"/>
+                <w:color w:val="000000"/>
+                <w:sz w:val="20"/>
+              </w:rPr>
+              <w:t>智能对话</w:t>
+            </w:r>
+          </w:p>
+        </w:tc>
+        <w:tc>
+          <w:tcPr>
+            <w:tcW w:type="dxa" w:w="2771"/>
+          </w:tcPr>
+          <w:p>
+            <w:pPr>
+              <w:jc w:val="center"/>
+            </w:pPr>
+            <w:r>
+              <w:rPr>
+                <w:rFonts w:ascii="宋体" w:hAnsi="宋体" w:eastAsia="宋体"/>
+                <w:b w:val="0"/>
+                <w:color w:val="000000"/>
+                <w:sz w:val="20"/>
+              </w:rPr>
+              <w:t>快捷问题与自由提问</w:t>
+            </w:r>
+          </w:p>
+        </w:tc>
+        <w:tc>
+          <w:tcPr>
+            <w:tcW w:type="dxa" w:w="2771"/>
+          </w:tcPr>
+          <w:p>
+            <w:pPr>
+              <w:jc w:val="center"/>
+            </w:pPr>
+            <w:r>
+              <w:rPr>
+                <w:rFonts w:ascii="宋体" w:hAnsi="宋体" w:eastAsia="宋体"/>
+                <w:b w:val="0"/>
+                <w:color w:val="000000"/>
+                <w:sz w:val="20"/>
+              </w:rPr>
+              <w:t>通过</w:t>
+            </w:r>
+          </w:p>
+        </w:tc>
+      </w:tr>
+      <w:tr>
+        <w:tc>
+          <w:tcPr>
+            <w:tcW w:type="dxa" w:w="2771"/>
+          </w:tcPr>
+          <w:p>
+            <w:pPr>
+              <w:jc w:val="center"/>
+            </w:pPr>
+            <w:r>
+              <w:rPr>
+                <w:rFonts w:ascii="宋体" w:hAnsi="宋体" w:eastAsia="宋体"/>
+                <w:b w:val="0"/>
+                <w:color w:val="000000"/>
+                <w:sz w:val="20"/>
+              </w:rPr>
+              <w:t>论文结果</w:t>
+            </w:r>
+          </w:p>
+        </w:tc>
+        <w:tc>
+          <w:tcPr>
+            <w:tcW w:type="dxa" w:w="2771"/>
+          </w:tcPr>
+          <w:p>
+            <w:pPr>
+              <w:jc w:val="center"/>
+            </w:pPr>
+            <w:r>
+              <w:rPr>
+                <w:rFonts w:ascii="宋体" w:hAnsi="宋体" w:eastAsia="宋体"/>
+                <w:b w:val="0"/>
+                <w:color w:val="000000"/>
+                <w:sz w:val="20"/>
+              </w:rPr>
+              <w:t>Table 2/3、代表性图像与对比表渲染</w:t>
+            </w:r>
+          </w:p>
+        </w:tc>
+        <w:tc>
+          <w:tcPr>
+            <w:tcW w:type="dxa" w:w="2771"/>
+          </w:tcPr>
+          <w:p>
+            <w:pPr>
+              <w:jc w:val="center"/>
+            </w:pPr>
+            <w:r>
+              <w:rPr>
+                <w:rFonts w:ascii="宋体" w:hAnsi="宋体" w:eastAsia="宋体"/>
+                <w:b w:val="0"/>
+                <w:color w:val="000000"/>
+                <w:sz w:val="20"/>
+              </w:rPr>
+              <w:t>通过</w:t>
+            </w:r>
+          </w:p>
+        </w:tc>
+      </w:tr>
+      <w:tr>
+        <w:tc>
+          <w:tcPr>
+            <w:tcW w:type="dxa" w:w="2771"/>
+          </w:tcPr>
+          <w:p>
+            <w:pPr>
+              <w:jc w:val="center"/>
+            </w:pPr>
+            <w:r>
+              <w:rPr>
+                <w:rFonts w:ascii="宋体" w:hAnsi="宋体" w:eastAsia="宋体"/>
+                <w:b w:val="0"/>
+                <w:color w:val="000000"/>
+                <w:sz w:val="20"/>
+              </w:rPr>
+              <w:t>API监控</w:t>
+            </w:r>
+          </w:p>
+        </w:tc>
+        <w:tc>
+          <w:tcPr>
+            <w:tcW w:type="dxa" w:w="2771"/>
+          </w:tcPr>
+          <w:p>
+            <w:pPr>
+              <w:jc w:val="center"/>
+            </w:pPr>
+            <w:r>
+              <w:rPr>
+                <w:rFonts w:ascii="宋体" w:hAnsi="宋体" w:eastAsia="宋体"/>
+                <w:b w:val="0"/>
+                <w:color w:val="000000"/>
+                <w:sz w:val="20"/>
+              </w:rPr>
+              <w:t>统计卡片、趋势图、模型配置与限额</w:t>
+            </w:r>
+          </w:p>
+        </w:tc>
+        <w:tc>
+          <w:tcPr>
+            <w:tcW w:type="dxa" w:w="2771"/>
+          </w:tcPr>
+          <w:p>
+            <w:pPr>
+              <w:jc w:val="center"/>
+            </w:pPr>
+            <w:r>
+              <w:rPr>
+                <w:rFonts w:ascii="宋体" w:hAnsi="宋体" w:eastAsia="宋体"/>
+                <w:b w:val="0"/>
+                <w:color w:val="000000"/>
+                <w:sz w:val="20"/>
+              </w:rPr>
+              <w:t>通过</w:t>
+            </w:r>
+          </w:p>
+        </w:tc>
+      </w:tr>
+    </w:tbl>
+    <w:p/>
+    <w:p>
+      <w:pPr>
+        <w:pStyle w:val="Heading2"/>
+        <w:jc w:val="left"/>
+      </w:pPr>
+      <w:r>
+        <w:rPr>
+          <w:rFonts w:ascii="黑体" w:hAnsi="黑体" w:eastAsia="黑体"/>
+          <w:b/>
+          <w:color w:val="000000"/>
+          <w:sz w:val="24"/>
+        </w:rPr>
+        <w:t>7.3  AI处理性能测试</w:t>
+      </w:r>
+    </w:p>
+    <w:p>
+      <w:pPr>
+        <w:spacing w:line="360" w:lineRule="auto" w:after="120" w:before="0"/>
+        <w:ind w:firstLine="420"/>
       </w:pPr>
       <w:r>
         <w:rPr>
           <w:rFonts w:ascii="宋体" w:hAnsi="宋体" w:eastAsia="宋体"/>
           <w:b w:val="0"/>
           <w:color w:val="000000"/>
-          <w:sz w:val="24"/>
+          <w:sz w:val="21"/>
         </w:rPr>
-        <w:t>系统采用 `pytest` 进行单元测试，使用 `experiments/run_experiments.py` 进行标准数据集评测，并通过浏览器人工验证前端页面交互与可视化效果。</w:t>
+        <w:t>在本地环境下，对细胞显微图进行AI处理，感知Agent约1秒；LLM分析与调参约22-25秒；VT-BM3D执行约2-4秒；结果分析LLM约8-10秒；总耗时约35-40秒。通过移除一次单独的LLM微调调用，总耗时较原始缩短约23秒。</w:t>
       </w:r>
     </w:p>
     <w:p>
       <w:pPr>
-        <w:spacing w:line="360" w:lineRule="auto" w:before="240" w:after="120"/>
+        <w:pStyle w:val="Heading2"/>
+        <w:jc w:val="left"/>
+      </w:pPr>
+      <w:r>
+        <w:rPr>
+          <w:rFonts w:ascii="黑体" w:hAnsi="黑体" w:eastAsia="黑体"/>
+          <w:b/>
+          <w:color w:val="000000"/>
+          <w:sz w:val="24"/>
+        </w:rPr>
+        <w:t>7.4  医学影像Agent调参对比</w:t>
+      </w:r>
+    </w:p>
+    <w:tbl>
+      <w:tblPr>
+        <w:tblStyle w:val="TableGrid"/>
+        <w:tblW w:type="auto" w:w="0"/>
+        <w:tblLook w:firstColumn="1" w:firstRow="1" w:lastColumn="0" w:lastRow="0" w:noHBand="0" w:noVBand="1" w:val="04A0"/>
+      </w:tblPr>
+      <w:tblGrid>
+        <w:gridCol w:w="1187"/>
+        <w:gridCol w:w="1187"/>
+        <w:gridCol w:w="1187"/>
+        <w:gridCol w:w="1187"/>
+        <w:gridCol w:w="1187"/>
+        <w:gridCol w:w="1187"/>
+        <w:gridCol w:w="1187"/>
+      </w:tblGrid>
+      <w:tr>
+        <w:tc>
+          <w:tcPr>
+            <w:tcW w:type="dxa" w:w="1187"/>
+          </w:tcPr>
+          <w:p>
+            <w:pPr>
+              <w:jc w:val="center"/>
+            </w:pPr>
+            <w:r>
+              <w:rPr>
+                <w:rFonts w:ascii="黑体" w:hAnsi="黑体" w:eastAsia="黑体"/>
+                <w:b/>
+                <w:color w:val="000000"/>
+                <w:sz w:val="20"/>
+              </w:rPr>
+              <w:t>样本</w:t>
+            </w:r>
+          </w:p>
+        </w:tc>
+        <w:tc>
+          <w:tcPr>
+            <w:tcW w:type="dxa" w:w="1187"/>
+          </w:tcPr>
+          <w:p>
+            <w:pPr>
+              <w:jc w:val="center"/>
+            </w:pPr>
+            <w:r>
+              <w:rPr>
+                <w:rFonts w:ascii="黑体" w:hAnsi="黑体" w:eastAsia="黑体"/>
+                <w:b/>
+                <w:color w:val="000000"/>
+                <w:sz w:val="20"/>
+              </w:rPr>
+              <w:t>σ</w:t>
+            </w:r>
+          </w:p>
+        </w:tc>
+        <w:tc>
+          <w:tcPr>
+            <w:tcW w:type="dxa" w:w="1187"/>
+          </w:tcPr>
+          <w:p>
+            <w:pPr>
+              <w:jc w:val="center"/>
+            </w:pPr>
+            <w:r>
+              <w:rPr>
+                <w:rFonts w:ascii="黑体" w:hAnsi="黑体" w:eastAsia="黑体"/>
+                <w:b/>
+                <w:color w:val="000000"/>
+                <w:sz w:val="20"/>
+              </w:rPr>
+              <w:t>未调参 PSNR</w:t>
+            </w:r>
+          </w:p>
+        </w:tc>
+        <w:tc>
+          <w:tcPr>
+            <w:tcW w:type="dxa" w:w="1187"/>
+          </w:tcPr>
+          <w:p>
+            <w:pPr>
+              <w:jc w:val="center"/>
+            </w:pPr>
+            <w:r>
+              <w:rPr>
+                <w:rFonts w:ascii="黑体" w:hAnsi="黑体" w:eastAsia="黑体"/>
+                <w:b/>
+                <w:color w:val="000000"/>
+                <w:sz w:val="20"/>
+              </w:rPr>
+              <w:t>Agent PSNR</w:t>
+            </w:r>
+          </w:p>
+        </w:tc>
+        <w:tc>
+          <w:tcPr>
+            <w:tcW w:type="dxa" w:w="1187"/>
+          </w:tcPr>
+          <w:p>
+            <w:pPr>
+              <w:jc w:val="center"/>
+            </w:pPr>
+            <w:r>
+              <w:rPr>
+                <w:rFonts w:ascii="黑体" w:hAnsi="黑体" w:eastAsia="黑体"/>
+                <w:b/>
+                <w:color w:val="000000"/>
+                <w:sz w:val="20"/>
+              </w:rPr>
+              <w:t>ΔPSNR</w:t>
+            </w:r>
+          </w:p>
+        </w:tc>
+        <w:tc>
+          <w:tcPr>
+            <w:tcW w:type="dxa" w:w="1187"/>
+          </w:tcPr>
+          <w:p>
+            <w:pPr>
+              <w:jc w:val="center"/>
+            </w:pPr>
+            <w:r>
+              <w:rPr>
+                <w:rFonts w:ascii="黑体" w:hAnsi="黑体" w:eastAsia="黑体"/>
+                <w:b/>
+                <w:color w:val="000000"/>
+                <w:sz w:val="20"/>
+              </w:rPr>
+              <w:t>未调参 SSIM</w:t>
+            </w:r>
+          </w:p>
+        </w:tc>
+        <w:tc>
+          <w:tcPr>
+            <w:tcW w:type="dxa" w:w="1187"/>
+          </w:tcPr>
+          <w:p>
+            <w:pPr>
+              <w:jc w:val="center"/>
+            </w:pPr>
+            <w:r>
+              <w:rPr>
+                <w:rFonts w:ascii="黑体" w:hAnsi="黑体" w:eastAsia="黑体"/>
+                <w:b/>
+                <w:color w:val="000000"/>
+                <w:sz w:val="20"/>
+              </w:rPr>
+              <w:t>Agent SSIM</w:t>
+            </w:r>
+          </w:p>
+        </w:tc>
+      </w:tr>
+      <w:tr>
+        <w:tc>
+          <w:tcPr>
+            <w:tcW w:type="dxa" w:w="1187"/>
+          </w:tcPr>
+          <w:p>
+            <w:pPr>
+              <w:jc w:val="center"/>
+            </w:pPr>
+            <w:r>
+              <w:rPr>
+                <w:rFonts w:ascii="宋体" w:hAnsi="宋体" w:eastAsia="宋体"/>
+                <w:b w:val="0"/>
+                <w:color w:val="000000"/>
+                <w:sz w:val="20"/>
+              </w:rPr>
+              <w:t>brain_slice</w:t>
+            </w:r>
+          </w:p>
+        </w:tc>
+        <w:tc>
+          <w:tcPr>
+            <w:tcW w:type="dxa" w:w="1187"/>
+          </w:tcPr>
+          <w:p>
+            <w:pPr>
+              <w:jc w:val="center"/>
+            </w:pPr>
+            <w:r>
+              <w:rPr>
+                <w:rFonts w:ascii="宋体" w:hAnsi="宋体" w:eastAsia="宋体"/>
+                <w:b w:val="0"/>
+                <w:color w:val="000000"/>
+                <w:sz w:val="20"/>
+              </w:rPr>
+              <w:t>25</w:t>
+            </w:r>
+          </w:p>
+        </w:tc>
+        <w:tc>
+          <w:tcPr>
+            <w:tcW w:type="dxa" w:w="1187"/>
+          </w:tcPr>
+          <w:p>
+            <w:pPr>
+              <w:jc w:val="center"/>
+            </w:pPr>
+            <w:r>
+              <w:rPr>
+                <w:rFonts w:ascii="宋体" w:hAnsi="宋体" w:eastAsia="宋体"/>
+                <w:b w:val="0"/>
+                <w:color w:val="000000"/>
+                <w:sz w:val="20"/>
+              </w:rPr>
+              <w:t>29.67</w:t>
+            </w:r>
+          </w:p>
+        </w:tc>
+        <w:tc>
+          <w:tcPr>
+            <w:tcW w:type="dxa" w:w="1187"/>
+          </w:tcPr>
+          <w:p>
+            <w:pPr>
+              <w:jc w:val="center"/>
+            </w:pPr>
+            <w:r>
+              <w:rPr>
+                <w:rFonts w:ascii="宋体" w:hAnsi="宋体" w:eastAsia="宋体"/>
+                <w:b w:val="0"/>
+                <w:color w:val="000000"/>
+                <w:sz w:val="20"/>
+              </w:rPr>
+              <w:t>29.97</w:t>
+            </w:r>
+          </w:p>
+        </w:tc>
+        <w:tc>
+          <w:tcPr>
+            <w:tcW w:type="dxa" w:w="1187"/>
+          </w:tcPr>
+          <w:p>
+            <w:pPr>
+              <w:jc w:val="center"/>
+            </w:pPr>
+            <w:r>
+              <w:rPr>
+                <w:rFonts w:ascii="宋体" w:hAnsi="宋体" w:eastAsia="宋体"/>
+                <w:b w:val="0"/>
+                <w:color w:val="000000"/>
+                <w:sz w:val="20"/>
+              </w:rPr>
+              <w:t>+0.30</w:t>
+            </w:r>
+          </w:p>
+        </w:tc>
+        <w:tc>
+          <w:tcPr>
+            <w:tcW w:type="dxa" w:w="1187"/>
+          </w:tcPr>
+          <w:p>
+            <w:pPr>
+              <w:jc w:val="center"/>
+            </w:pPr>
+            <w:r>
+              <w:rPr>
+                <w:rFonts w:ascii="宋体" w:hAnsi="宋体" w:eastAsia="宋体"/>
+                <w:b w:val="0"/>
+                <w:color w:val="000000"/>
+                <w:sz w:val="20"/>
+              </w:rPr>
+              <w:t>0.446</w:t>
+            </w:r>
+          </w:p>
+        </w:tc>
+        <w:tc>
+          <w:tcPr>
+            <w:tcW w:type="dxa" w:w="1187"/>
+          </w:tcPr>
+          <w:p>
+            <w:pPr>
+              <w:jc w:val="center"/>
+            </w:pPr>
+            <w:r>
+              <w:rPr>
+                <w:rFonts w:ascii="宋体" w:hAnsi="宋体" w:eastAsia="宋体"/>
+                <w:b w:val="0"/>
+                <w:color w:val="000000"/>
+                <w:sz w:val="20"/>
+              </w:rPr>
+              <w:t>0.454</w:t>
+            </w:r>
+          </w:p>
+        </w:tc>
+      </w:tr>
+      <w:tr>
+        <w:tc>
+          <w:tcPr>
+            <w:tcW w:type="dxa" w:w="1187"/>
+          </w:tcPr>
+          <w:p>
+            <w:pPr>
+              <w:jc w:val="center"/>
+            </w:pPr>
+            <w:r>
+              <w:rPr>
+                <w:rFonts w:ascii="宋体" w:hAnsi="宋体" w:eastAsia="宋体"/>
+                <w:b w:val="0"/>
+                <w:color w:val="000000"/>
+                <w:sz w:val="20"/>
+              </w:rPr>
+              <w:t>cell</w:t>
+            </w:r>
+          </w:p>
+        </w:tc>
+        <w:tc>
+          <w:tcPr>
+            <w:tcW w:type="dxa" w:w="1187"/>
+          </w:tcPr>
+          <w:p>
+            <w:pPr>
+              <w:jc w:val="center"/>
+            </w:pPr>
+            <w:r>
+              <w:rPr>
+                <w:rFonts w:ascii="宋体" w:hAnsi="宋体" w:eastAsia="宋体"/>
+                <w:b w:val="0"/>
+                <w:color w:val="000000"/>
+                <w:sz w:val="20"/>
+              </w:rPr>
+              <w:t>25</w:t>
+            </w:r>
+          </w:p>
+        </w:tc>
+        <w:tc>
+          <w:tcPr>
+            <w:tcW w:type="dxa" w:w="1187"/>
+          </w:tcPr>
+          <w:p>
+            <w:pPr>
+              <w:jc w:val="center"/>
+            </w:pPr>
+            <w:r>
+              <w:rPr>
+                <w:rFonts w:ascii="宋体" w:hAnsi="宋体" w:eastAsia="宋体"/>
+                <w:b w:val="0"/>
+                <w:color w:val="000000"/>
+                <w:sz w:val="20"/>
+              </w:rPr>
+              <w:t>36.84</w:t>
+            </w:r>
+          </w:p>
+        </w:tc>
+        <w:tc>
+          <w:tcPr>
+            <w:tcW w:type="dxa" w:w="1187"/>
+          </w:tcPr>
+          <w:p>
+            <w:pPr>
+              <w:jc w:val="center"/>
+            </w:pPr>
+            <w:r>
+              <w:rPr>
+                <w:rFonts w:ascii="宋体" w:hAnsi="宋体" w:eastAsia="宋体"/>
+                <w:b w:val="0"/>
+                <w:color w:val="000000"/>
+                <w:sz w:val="20"/>
+              </w:rPr>
+              <w:t>37.15</w:t>
+            </w:r>
+          </w:p>
+        </w:tc>
+        <w:tc>
+          <w:tcPr>
+            <w:tcW w:type="dxa" w:w="1187"/>
+          </w:tcPr>
+          <w:p>
+            <w:pPr>
+              <w:jc w:val="center"/>
+            </w:pPr>
+            <w:r>
+              <w:rPr>
+                <w:rFonts w:ascii="宋体" w:hAnsi="宋体" w:eastAsia="宋体"/>
+                <w:b w:val="0"/>
+                <w:color w:val="000000"/>
+                <w:sz w:val="20"/>
+              </w:rPr>
+              <w:t>+0.31</w:t>
+            </w:r>
+          </w:p>
+        </w:tc>
+        <w:tc>
+          <w:tcPr>
+            <w:tcW w:type="dxa" w:w="1187"/>
+          </w:tcPr>
+          <w:p>
+            <w:pPr>
+              <w:jc w:val="center"/>
+            </w:pPr>
+            <w:r>
+              <w:rPr>
+                <w:rFonts w:ascii="宋体" w:hAnsi="宋体" w:eastAsia="宋体"/>
+                <w:b w:val="0"/>
+                <w:color w:val="000000"/>
+                <w:sz w:val="20"/>
+              </w:rPr>
+              <w:t>0.907</w:t>
+            </w:r>
+          </w:p>
+        </w:tc>
+        <w:tc>
+          <w:tcPr>
+            <w:tcW w:type="dxa" w:w="1187"/>
+          </w:tcPr>
+          <w:p>
+            <w:pPr>
+              <w:jc w:val="center"/>
+            </w:pPr>
+            <w:r>
+              <w:rPr>
+                <w:rFonts w:ascii="宋体" w:hAnsi="宋体" w:eastAsia="宋体"/>
+                <w:b w:val="0"/>
+                <w:color w:val="000000"/>
+                <w:sz w:val="20"/>
+              </w:rPr>
+              <w:t>0.912</w:t>
+            </w:r>
+          </w:p>
+        </w:tc>
+      </w:tr>
+      <w:tr>
+        <w:tc>
+          <w:tcPr>
+            <w:tcW w:type="dxa" w:w="1187"/>
+          </w:tcPr>
+          <w:p>
+            <w:pPr>
+              <w:jc w:val="center"/>
+            </w:pPr>
+            <w:r>
+              <w:rPr>
+                <w:rFonts w:ascii="宋体" w:hAnsi="宋体" w:eastAsia="宋体"/>
+                <w:b w:val="0"/>
+                <w:color w:val="000000"/>
+                <w:sz w:val="20"/>
+              </w:rPr>
+              <w:t>skin</w:t>
+            </w:r>
+          </w:p>
+        </w:tc>
+        <w:tc>
+          <w:tcPr>
+            <w:tcW w:type="dxa" w:w="1187"/>
+          </w:tcPr>
+          <w:p>
+            <w:pPr>
+              <w:jc w:val="center"/>
+            </w:pPr>
+            <w:r>
+              <w:rPr>
+                <w:rFonts w:ascii="宋体" w:hAnsi="宋体" w:eastAsia="宋体"/>
+                <w:b w:val="0"/>
+                <w:color w:val="000000"/>
+                <w:sz w:val="20"/>
+              </w:rPr>
+              <w:t>25</w:t>
+            </w:r>
+          </w:p>
+        </w:tc>
+        <w:tc>
+          <w:tcPr>
+            <w:tcW w:type="dxa" w:w="1187"/>
+          </w:tcPr>
+          <w:p>
+            <w:pPr>
+              <w:jc w:val="center"/>
+            </w:pPr>
+            <w:r>
+              <w:rPr>
+                <w:rFonts w:ascii="宋体" w:hAnsi="宋体" w:eastAsia="宋体"/>
+                <w:b w:val="0"/>
+                <w:color w:val="000000"/>
+                <w:sz w:val="20"/>
+              </w:rPr>
+              <w:t>24.94</w:t>
+            </w:r>
+          </w:p>
+        </w:tc>
+        <w:tc>
+          <w:tcPr>
+            <w:tcW w:type="dxa" w:w="1187"/>
+          </w:tcPr>
+          <w:p>
+            <w:pPr>
+              <w:jc w:val="center"/>
+            </w:pPr>
+            <w:r>
+              <w:rPr>
+                <w:rFonts w:ascii="宋体" w:hAnsi="宋体" w:eastAsia="宋体"/>
+                <w:b w:val="0"/>
+                <w:color w:val="000000"/>
+                <w:sz w:val="20"/>
+              </w:rPr>
+              <w:t>25.24</w:t>
+            </w:r>
+          </w:p>
+        </w:tc>
+        <w:tc>
+          <w:tcPr>
+            <w:tcW w:type="dxa" w:w="1187"/>
+          </w:tcPr>
+          <w:p>
+            <w:pPr>
+              <w:jc w:val="center"/>
+            </w:pPr>
+            <w:r>
+              <w:rPr>
+                <w:rFonts w:ascii="宋体" w:hAnsi="宋体" w:eastAsia="宋体"/>
+                <w:b w:val="0"/>
+                <w:color w:val="000000"/>
+                <w:sz w:val="20"/>
+              </w:rPr>
+              <w:t>+0.30</w:t>
+            </w:r>
+          </w:p>
+        </w:tc>
+        <w:tc>
+          <w:tcPr>
+            <w:tcW w:type="dxa" w:w="1187"/>
+          </w:tcPr>
+          <w:p>
+            <w:pPr>
+              <w:jc w:val="center"/>
+            </w:pPr>
+            <w:r>
+              <w:rPr>
+                <w:rFonts w:ascii="宋体" w:hAnsi="宋体" w:eastAsia="宋体"/>
+                <w:b w:val="0"/>
+                <w:color w:val="000000"/>
+                <w:sz w:val="20"/>
+              </w:rPr>
+              <w:t>0.659</w:t>
+            </w:r>
+          </w:p>
+        </w:tc>
+        <w:tc>
+          <w:tcPr>
+            <w:tcW w:type="dxa" w:w="1187"/>
+          </w:tcPr>
+          <w:p>
+            <w:pPr>
+              <w:jc w:val="center"/>
+            </w:pPr>
+            <w:r>
+              <w:rPr>
+                <w:rFonts w:ascii="宋体" w:hAnsi="宋体" w:eastAsia="宋体"/>
+                <w:b w:val="0"/>
+                <w:color w:val="000000"/>
+                <w:sz w:val="20"/>
+              </w:rPr>
+              <w:t>0.672</w:t>
+            </w:r>
+          </w:p>
+        </w:tc>
+      </w:tr>
+    </w:tbl>
+    <w:p/>
+    <w:p>
+      <w:pPr>
+        <w:spacing w:line="360" w:lineRule="auto" w:after="120" w:before="0"/>
+        <w:ind w:firstLine="420"/>
+      </w:pPr>
+      <w:r>
+        <w:rPr>
+          <w:rFonts w:ascii="宋体" w:hAnsi="宋体" w:eastAsia="宋体"/>
+          <w:b w:val="0"/>
+          <w:color w:val="000000"/>
+          <w:sz w:val="21"/>
+        </w:rPr>
+        <w:t>同一数据集在Agent调参后PSNR平均提升约0.3 dB，SSIM稳中有升，说明LLM能够根据感知特征微调alpha、beta_tensor与texture_boost，在保留结构的同时降低残余噪声。</w:t>
+      </w:r>
+    </w:p>
+    <w:p>
+      <w:pPr>
+        <w:pStyle w:val="Heading2"/>
+        <w:jc w:val="left"/>
+      </w:pPr>
+      <w:r>
+        <w:rPr>
+          <w:rFonts w:ascii="黑体" w:hAnsi="黑体" w:eastAsia="黑体"/>
+          <w:b/>
+          <w:color w:val="000000"/>
+          <w:sz w:val="24"/>
+        </w:rPr>
+        <w:t>7.5  API调用统计</w:t>
+      </w:r>
+    </w:p>
+    <w:p>
+      <w:pPr>
+        <w:spacing w:line="360" w:lineRule="auto" w:after="120" w:before="0"/>
+        <w:ind w:firstLine="420"/>
+      </w:pPr>
+      <w:r>
+        <w:rPr>
+          <w:rFonts w:ascii="宋体" w:hAnsi="宋体" w:eastAsia="宋体"/>
+          <w:b w:val="0"/>
+          <w:color w:val="000000"/>
+          <w:sz w:val="21"/>
+        </w:rPr>
+        <w:t>截至测试时，本地共发起21次LLM调用，消耗49,175 tokens，费用约0.0453美元，平均响应15.3秒。API监控页可查看每次调用的用途、模型、输入/输出token、费用与状态。</w:t>
+      </w:r>
+    </w:p>
+    <w:p>
+      <w:r>
+        <w:br w:type="page"/>
+      </w:r>
+    </w:p>
+    <w:p>
+      <w:pPr>
+        <w:pStyle w:val="Heading1"/>
         <w:jc w:val="left"/>
       </w:pPr>
       <w:r>
@@ -3636,319 +5701,13 @@
           <w:color w:val="000000"/>
           <w:sz w:val="28"/>
         </w:rPr>
-        <w:t>7.2 系统功能模块测试</w:t>
+        <w:t>8  结论与展望</w:t>
       </w:r>
     </w:p>
-    <w:tbl>
-      <w:tblPr>
-        <w:tblStyle w:val="LightGrid-Accent1"/>
-        <w:tblW w:type="auto" w:w="0"/>
-        <w:tblLook w:firstColumn="1" w:firstRow="1" w:lastColumn="0" w:lastRow="0" w:noHBand="0" w:noVBand="1" w:val="04A0"/>
-      </w:tblPr>
-      <w:tblGrid>
-        <w:gridCol w:w="2078"/>
-        <w:gridCol w:w="2078"/>
-        <w:gridCol w:w="2078"/>
-        <w:gridCol w:w="2078"/>
-      </w:tblGrid>
-      <w:tr>
-        <w:tc>
-          <w:tcPr>
-            <w:tcW w:type="dxa" w:w="2078"/>
-          </w:tcPr>
-          <w:p>
-            <w:r>
-              <w:t>功能模块</w:t>
-            </w:r>
-          </w:p>
-        </w:tc>
-        <w:tc>
-          <w:tcPr>
-            <w:tcW w:type="dxa" w:w="2078"/>
-          </w:tcPr>
-          <w:p>
-            <w:r>
-              <w:t>测试用例</w:t>
-            </w:r>
-          </w:p>
-        </w:tc>
-        <w:tc>
-          <w:tcPr>
-            <w:tcW w:type="dxa" w:w="2078"/>
-          </w:tcPr>
-          <w:p>
-            <w:r>
-              <w:t>预期结果</w:t>
-            </w:r>
-          </w:p>
-        </w:tc>
-        <w:tc>
-          <w:tcPr>
-            <w:tcW w:type="dxa" w:w="2078"/>
-          </w:tcPr>
-          <w:p>
-            <w:r>
-              <w:t>实际结果</w:t>
-            </w:r>
-          </w:p>
-        </w:tc>
-      </w:tr>
-      <w:tr>
-        <w:tc>
-          <w:tcPr>
-            <w:tcW w:type="dxa" w:w="2078"/>
-          </w:tcPr>
-          <w:p>
-            <w:r>
-              <w:t>用户登录</w:t>
-            </w:r>
-          </w:p>
-        </w:tc>
-        <w:tc>
-          <w:tcPr>
-            <w:tcW w:type="dxa" w:w="2078"/>
-          </w:tcPr>
-          <w:p>
-            <w:r>
-              <w:t>输入 admin / 123456</w:t>
-            </w:r>
-          </w:p>
-        </w:tc>
-        <w:tc>
-          <w:tcPr>
-            <w:tcW w:type="dxa" w:w="2078"/>
-          </w:tcPr>
-          <w:p>
-            <w:r>
-              <w:t>登录成功并返回Token</w:t>
-            </w:r>
-          </w:p>
-        </w:tc>
-        <w:tc>
-          <w:tcPr>
-            <w:tcW w:type="dxa" w:w="2078"/>
-          </w:tcPr>
-          <w:p>
-            <w:r>
-              <w:t>通过</w:t>
-            </w:r>
-          </w:p>
-        </w:tc>
-      </w:tr>
-      <w:tr>
-        <w:tc>
-          <w:tcPr>
-            <w:tcW w:type="dxa" w:w="2078"/>
-          </w:tcPr>
-          <w:p>
-            <w:r>
-              <w:t>用户注册</w:t>
-            </w:r>
-          </w:p>
-        </w:tc>
-        <w:tc>
-          <w:tcPr>
-            <w:tcW w:type="dxa" w:w="2078"/>
-          </w:tcPr>
-          <w:p>
-            <w:r>
-              <w:t>输入用户名/邮箱/密码</w:t>
-            </w:r>
-          </w:p>
-        </w:tc>
-        <w:tc>
-          <w:tcPr>
-            <w:tcW w:type="dxa" w:w="2078"/>
-          </w:tcPr>
-          <w:p>
-            <w:r>
-              <w:t>账户写入users.json</w:t>
-            </w:r>
-          </w:p>
-        </w:tc>
-        <w:tc>
-          <w:tcPr>
-            <w:tcW w:type="dxa" w:w="2078"/>
-          </w:tcPr>
-          <w:p>
-            <w:r>
-              <w:t>通过</w:t>
-            </w:r>
-          </w:p>
-        </w:tc>
-      </w:tr>
-      <w:tr>
-        <w:tc>
-          <w:tcPr>
-            <w:tcW w:type="dxa" w:w="2078"/>
-          </w:tcPr>
-          <w:p>
-            <w:r>
-              <w:t>标准处理</w:t>
-            </w:r>
-          </w:p>
-        </w:tc>
-        <w:tc>
-          <w:tcPr>
-            <w:tcW w:type="dxa" w:w="2078"/>
-          </w:tcPr>
-          <w:p>
-            <w:r>
-              <w:t>选择脑部切片，σ=25</w:t>
-            </w:r>
-          </w:p>
-        </w:tc>
-        <w:tc>
-          <w:tcPr>
-            <w:tcW w:type="dxa" w:w="2078"/>
-          </w:tcPr>
-          <w:p>
-            <w:r>
-              <w:t>返回PSNR/SSIM与结果图</w:t>
-            </w:r>
-          </w:p>
-        </w:tc>
-        <w:tc>
-          <w:tcPr>
-            <w:tcW w:type="dxa" w:w="2078"/>
-          </w:tcPr>
-          <w:p>
-            <w:r>
-              <w:t>通过</w:t>
-            </w:r>
-          </w:p>
-        </w:tc>
-      </w:tr>
-      <w:tr>
-        <w:tc>
-          <w:tcPr>
-            <w:tcW w:type="dxa" w:w="2078"/>
-          </w:tcPr>
-          <w:p>
-            <w:r>
-              <w:t>AI调参处理</w:t>
-            </w:r>
-          </w:p>
-        </w:tc>
-        <w:tc>
-          <w:tcPr>
-            <w:tcW w:type="dxa" w:w="2078"/>
-          </w:tcPr>
-          <w:p>
-            <w:r>
-              <w:t>选择细胞显微，AI处理</w:t>
-            </w:r>
-          </w:p>
-        </w:tc>
-        <w:tc>
-          <w:tcPr>
-            <w:tcW w:type="dxa" w:w="2078"/>
-          </w:tcPr>
-          <w:p>
-            <w:r>
-              <w:t>流式输出6阶段并返回结果</w:t>
-            </w:r>
-          </w:p>
-        </w:tc>
-        <w:tc>
-          <w:tcPr>
-            <w:tcW w:type="dxa" w:w="2078"/>
-          </w:tcPr>
-          <w:p>
-            <w:r>
-              <w:t>通过</w:t>
-            </w:r>
-          </w:p>
-        </w:tc>
-      </w:tr>
-      <w:tr>
-        <w:tc>
-          <w:tcPr>
-            <w:tcW w:type="dxa" w:w="2078"/>
-          </w:tcPr>
-          <w:p>
-            <w:r>
-              <w:t>智能对话</w:t>
-            </w:r>
-          </w:p>
-        </w:tc>
-        <w:tc>
-          <w:tcPr>
-            <w:tcW w:type="dxa" w:w="2078"/>
-          </w:tcPr>
-          <w:p>
-            <w:r>
-              <w:t>询问'VT-BM3D创新点'</w:t>
-            </w:r>
-          </w:p>
-        </w:tc>
-        <w:tc>
-          <w:tcPr>
-            <w:tcW w:type="dxa" w:w="2078"/>
-          </w:tcPr>
-          <w:p>
-            <w:r>
-              <w:t>返回论文相关回答</w:t>
-            </w:r>
-          </w:p>
-        </w:tc>
-        <w:tc>
-          <w:tcPr>
-            <w:tcW w:type="dxa" w:w="2078"/>
-          </w:tcPr>
-          <w:p>
-            <w:r>
-              <w:t>通过</w:t>
-            </w:r>
-          </w:p>
-        </w:tc>
-      </w:tr>
-      <w:tr>
-        <w:tc>
-          <w:tcPr>
-            <w:tcW w:type="dxa" w:w="2078"/>
-          </w:tcPr>
-          <w:p>
-            <w:r>
-              <w:t>API监控</w:t>
-            </w:r>
-          </w:p>
-        </w:tc>
-        <w:tc>
-          <w:tcPr>
-            <w:tcW w:type="dxa" w:w="2078"/>
-          </w:tcPr>
-          <w:p>
-            <w:r>
-              <w:t>查看监控页</w:t>
-            </w:r>
-          </w:p>
-        </w:tc>
-        <w:tc>
-          <w:tcPr>
-            <w:tcW w:type="dxa" w:w="2078"/>
-          </w:tcPr>
-          <w:p>
-            <w:r>
-              <w:t>显示今日token/调用次数/费用</w:t>
-            </w:r>
-          </w:p>
-        </w:tc>
-        <w:tc>
-          <w:tcPr>
-            <w:tcW w:type="dxa" w:w="2078"/>
-          </w:tcPr>
-          <w:p>
-            <w:r>
-              <w:t>通过</w:t>
-            </w:r>
-          </w:p>
-        </w:tc>
-      </w:tr>
-    </w:tbl>
     <w:p>
       <w:pPr>
-        <w:jc w:val="center"/>
+        <w:spacing w:line="360" w:lineRule="auto" w:after="120" w:before="0"/>
+        <w:ind w:firstLine="420"/>
       </w:pPr>
       <w:r>
         <w:rPr>
@@ -3957,12 +5716,32 @@
           <w:color w:val="000000"/>
           <w:sz w:val="21"/>
         </w:rPr>
-        <w:t>表7-1 系统功能测试用例</w:t>
+        <w:t>本文设计并实现了MedDenoise-Agent，一个基于多Agent协作的医学影像智能去噪与质量增强系统。系统以VT-BM3D算法为核心，结合感知、决策、执行、评估与协调Agent，实现了从影像输入到质量评估的闭环自动化。可视化前端与FastAPI后端提供了友好的交互体验，API监控页便于用户控制调用成本。实验结果表明，VT-BM3D在标准数据集与医学影像示例上均优于传统BM3D，Agent调参可获得约0.3 dB的PSNR提升。</w:t>
       </w:r>
     </w:p>
     <w:p>
       <w:pPr>
-        <w:spacing w:line="360" w:lineRule="auto" w:before="240" w:after="120"/>
+        <w:spacing w:line="360" w:lineRule="auto" w:after="120" w:before="0"/>
+        <w:ind w:firstLine="420"/>
+      </w:pPr>
+      <w:r>
+        <w:rPr>
+          <w:rFonts w:ascii="宋体" w:hAnsi="宋体" w:eastAsia="宋体"/>
+          <w:b w:val="0"/>
+          <w:color w:val="000000"/>
+          <w:sz w:val="21"/>
+        </w:rPr>
+        <w:t>未来工作包括：引入3D DICOM体数据支持；训练面向医学影像的端到端去噪网络；使用强化学习进一步优化Agent决策策略；构建更大规模的案例记忆库以提升LLM规划质量；实现多模态影像（CT/MRI/X光）自适应模态识别与参数库；以及接入SMTP实现真实邮箱验证码注册。</w:t>
+      </w:r>
+    </w:p>
+    <w:p>
+      <w:r>
+        <w:br w:type="page"/>
+      </w:r>
+    </w:p>
+    <w:p>
+      <w:pPr>
+        <w:pStyle w:val="Heading1"/>
         <w:jc w:val="left"/>
       </w:pPr>
       <w:r>
@@ -3972,208 +5751,13 @@
           <w:color w:val="000000"/>
           <w:sz w:val="28"/>
         </w:rPr>
-        <w:t>7.3 系统性能测试</w:t>
+        <w:t>参考文献</w:t>
       </w:r>
     </w:p>
     <w:p>
       <w:pPr>
-        <w:spacing w:line="360" w:lineRule="auto" w:after="120"/>
-        <w:jc w:val="both"/>
-      </w:pPr>
-      <w:r>
-        <w:rPr>
-          <w:rFonts w:ascii="宋体" w:hAnsi="宋体" w:eastAsia="宋体"/>
-          <w:b w:val="0"/>
-          <w:color w:val="000000"/>
-          <w:sz w:val="24"/>
-        </w:rPr>
-        <w:t>在Set12与BSDS300数据集上的定量评测显示，VT-BM3D在σ=15时相对BM3D平均PSNR提升2.04 dB，最大提升4.19 dB；在g3结构噪声下耗时平均降低11.7%。在医学影像示例上，Agent调参后相对未调参基线PSNR提升约0.30 dB（表7-2）。</w:t>
-      </w:r>
-    </w:p>
-    <w:tbl>
-      <w:tblPr>
-        <w:tblStyle w:val="LightGrid-Accent1"/>
-        <w:tblW w:type="auto" w:w="0"/>
-        <w:tblLook w:firstColumn="1" w:firstRow="1" w:lastColumn="0" w:lastRow="0" w:noHBand="0" w:noVBand="1" w:val="04A0"/>
-      </w:tblPr>
-      <w:tblGrid>
-        <w:gridCol w:w="2078"/>
-        <w:gridCol w:w="2078"/>
-        <w:gridCol w:w="2078"/>
-        <w:gridCol w:w="2078"/>
-      </w:tblGrid>
-      <w:tr>
-        <w:tc>
-          <w:tcPr>
-            <w:tcW w:type="dxa" w:w="2078"/>
-          </w:tcPr>
-          <w:p>
-            <w:r>
-              <w:t>样本</w:t>
-            </w:r>
-          </w:p>
-        </w:tc>
-        <w:tc>
-          <w:tcPr>
-            <w:tcW w:type="dxa" w:w="2078"/>
-          </w:tcPr>
-          <w:p>
-            <w:r>
-              <w:t>未调参PSNR/dB</w:t>
-            </w:r>
-          </w:p>
-        </w:tc>
-        <w:tc>
-          <w:tcPr>
-            <w:tcW w:type="dxa" w:w="2078"/>
-          </w:tcPr>
-          <w:p>
-            <w:r>
-              <w:t>Agent调参PSNR/dB</w:t>
-            </w:r>
-          </w:p>
-        </w:tc>
-        <w:tc>
-          <w:tcPr>
-            <w:tcW w:type="dxa" w:w="2078"/>
-          </w:tcPr>
-          <w:p>
-            <w:r>
-              <w:t>ΔPSNR/dB</w:t>
-            </w:r>
-          </w:p>
-        </w:tc>
-      </w:tr>
-      <w:tr>
-        <w:tc>
-          <w:tcPr>
-            <w:tcW w:type="dxa" w:w="2078"/>
-          </w:tcPr>
-          <w:p>
-            <w:r>
-              <w:t>brain_slice</w:t>
-            </w:r>
-          </w:p>
-        </w:tc>
-        <w:tc>
-          <w:tcPr>
-            <w:tcW w:type="dxa" w:w="2078"/>
-          </w:tcPr>
-          <w:p>
-            <w:r>
-              <w:t>29.67</w:t>
-            </w:r>
-          </w:p>
-        </w:tc>
-        <w:tc>
-          <w:tcPr>
-            <w:tcW w:type="dxa" w:w="2078"/>
-          </w:tcPr>
-          <w:p>
-            <w:r>
-              <w:t>29.97</w:t>
-            </w:r>
-          </w:p>
-        </w:tc>
-        <w:tc>
-          <w:tcPr>
-            <w:tcW w:type="dxa" w:w="2078"/>
-          </w:tcPr>
-          <w:p>
-            <w:r>
-              <w:t>+0.30</w:t>
-            </w:r>
-          </w:p>
-        </w:tc>
-      </w:tr>
-      <w:tr>
-        <w:tc>
-          <w:tcPr>
-            <w:tcW w:type="dxa" w:w="2078"/>
-          </w:tcPr>
-          <w:p>
-            <w:r>
-              <w:t>cell</w:t>
-            </w:r>
-          </w:p>
-        </w:tc>
-        <w:tc>
-          <w:tcPr>
-            <w:tcW w:type="dxa" w:w="2078"/>
-          </w:tcPr>
-          <w:p>
-            <w:r>
-              <w:t>36.84</w:t>
-            </w:r>
-          </w:p>
-        </w:tc>
-        <w:tc>
-          <w:tcPr>
-            <w:tcW w:type="dxa" w:w="2078"/>
-          </w:tcPr>
-          <w:p>
-            <w:r>
-              <w:t>37.15</w:t>
-            </w:r>
-          </w:p>
-        </w:tc>
-        <w:tc>
-          <w:tcPr>
-            <w:tcW w:type="dxa" w:w="2078"/>
-          </w:tcPr>
-          <w:p>
-            <w:r>
-              <w:t>+0.31</w:t>
-            </w:r>
-          </w:p>
-        </w:tc>
-      </w:tr>
-      <w:tr>
-        <w:tc>
-          <w:tcPr>
-            <w:tcW w:type="dxa" w:w="2078"/>
-          </w:tcPr>
-          <w:p>
-            <w:r>
-              <w:t>skin</w:t>
-            </w:r>
-          </w:p>
-        </w:tc>
-        <w:tc>
-          <w:tcPr>
-            <w:tcW w:type="dxa" w:w="2078"/>
-          </w:tcPr>
-          <w:p>
-            <w:r>
-              <w:t>24.94</w:t>
-            </w:r>
-          </w:p>
-        </w:tc>
-        <w:tc>
-          <w:tcPr>
-            <w:tcW w:type="dxa" w:w="2078"/>
-          </w:tcPr>
-          <w:p>
-            <w:r>
-              <w:t>25.24</w:t>
-            </w:r>
-          </w:p>
-        </w:tc>
-        <w:tc>
-          <w:tcPr>
-            <w:tcW w:type="dxa" w:w="2078"/>
-          </w:tcPr>
-          <w:p>
-            <w:r>
-              <w:t>+0.30</w:t>
-            </w:r>
-          </w:p>
-        </w:tc>
-      </w:tr>
-    </w:tbl>
-    <w:p>
-      <w:pPr>
-        <w:jc w:val="center"/>
+        <w:spacing w:line="360" w:lineRule="auto"/>
+        <w:ind w:firstLine="0"/>
       </w:pPr>
       <w:r>
         <w:rPr>
@@ -4182,12 +5766,92 @@
           <w:color w:val="000000"/>
           <w:sz w:val="21"/>
         </w:rPr>
-        <w:t>表7-2 Agent调参与未调参PSNR对比</w:t>
+        <w:t>[1] Peng S, et al. VT-BM3D: A collaborative filtering framework with joint optimization of structure awareness and noise characteristics[J]. Signal Processing, 2026, 243: 110417.</w:t>
       </w:r>
     </w:p>
     <w:p>
       <w:pPr>
-        <w:spacing w:line="360" w:lineRule="auto" w:before="240" w:after="120"/>
+        <w:spacing w:line="360" w:lineRule="auto"/>
+        <w:ind w:firstLine="0"/>
+      </w:pPr>
+      <w:r>
+        <w:rPr>
+          <w:rFonts w:ascii="宋体" w:hAnsi="宋体" w:eastAsia="宋体"/>
+          <w:b w:val="0"/>
+          <w:color w:val="000000"/>
+          <w:sz w:val="21"/>
+        </w:rPr>
+        <w:t>[2] Dabov K, Foi A, Katkovnik V, et al. Image denoising by sparse 3-D transform-domain collaborative filtering[J]. IEEE TIP, 2007, 16(8): 2080-2095.</w:t>
+      </w:r>
+    </w:p>
+    <w:p>
+      <w:pPr>
+        <w:spacing w:line="360" w:lineRule="auto"/>
+        <w:ind w:firstLine="0"/>
+      </w:pPr>
+      <w:r>
+        <w:rPr>
+          <w:rFonts w:ascii="宋体" w:hAnsi="宋体" w:eastAsia="宋体"/>
+          <w:b w:val="0"/>
+          <w:color w:val="000000"/>
+          <w:sz w:val="21"/>
+        </w:rPr>
+        <w:t>[3] Zhang K, Zuo W, Chen Y, et al. Beyond a Gaussian denoiser: Residual learning of deep CNN for image denoising[J]. IEEE TIP, 2017, 26(7): 3142-3155.</w:t>
+      </w:r>
+    </w:p>
+    <w:p>
+      <w:pPr>
+        <w:spacing w:line="360" w:lineRule="auto"/>
+        <w:ind w:firstLine="0"/>
+      </w:pPr>
+      <w:r>
+        <w:rPr>
+          <w:rFonts w:ascii="宋体" w:hAnsi="宋体" w:eastAsia="宋体"/>
+          <w:b w:val="0"/>
+          <w:color w:val="000000"/>
+          <w:sz w:val="21"/>
+        </w:rPr>
+        <w:t>[4] Anthropic. Claude API documentation[EB/OL]. https://docs.anthropic.com.</w:t>
+      </w:r>
+    </w:p>
+    <w:p>
+      <w:pPr>
+        <w:spacing w:line="360" w:lineRule="auto"/>
+        <w:ind w:firstLine="0"/>
+      </w:pPr>
+      <w:r>
+        <w:rPr>
+          <w:rFonts w:ascii="宋体" w:hAnsi="宋体" w:eastAsia="宋体"/>
+          <w:b w:val="0"/>
+          <w:color w:val="000000"/>
+          <w:sz w:val="21"/>
+        </w:rPr>
+        <w:t>[5] FastAPI documentation[EB/OL]. https://fastapi.tiangolo.com.</w:t>
+      </w:r>
+    </w:p>
+    <w:p>
+      <w:pPr>
+        <w:spacing w:line="360" w:lineRule="auto"/>
+        <w:ind w:firstLine="0"/>
+      </w:pPr>
+      <w:r>
+        <w:rPr>
+          <w:rFonts w:ascii="宋体" w:hAnsi="宋体" w:eastAsia="宋体"/>
+          <w:b w:val="0"/>
+          <w:color w:val="000000"/>
+          <w:sz w:val="21"/>
+        </w:rPr>
+        <w:t>[6] Vue.js 3 documentation[EB/OL]. https://vuejs.org.</w:t>
+      </w:r>
+    </w:p>
+    <w:p>
+      <w:r>
+        <w:br w:type="page"/>
+      </w:r>
+    </w:p>
+    <w:p>
+      <w:pPr>
+        <w:pStyle w:val="Heading1"/>
         <w:jc w:val="left"/>
       </w:pPr>
       <w:r>
@@ -4197,97 +5861,13 @@
           <w:color w:val="000000"/>
           <w:sz w:val="28"/>
         </w:rPr>
-        <w:t>7.4 测试分析和总结</w:t>
+        <w:t>致  谢</w:t>
       </w:r>
     </w:p>
     <w:p>
       <w:pPr>
-        <w:spacing w:line="360" w:lineRule="auto" w:after="120"/>
-        <w:jc w:val="both"/>
-      </w:pPr>
-      <w:r>
-        <w:rPr>
-          <w:rFonts w:ascii="宋体" w:hAnsi="宋体" w:eastAsia="宋体"/>
-          <w:b w:val="0"/>
-          <w:color w:val="000000"/>
-          <w:sz w:val="24"/>
-        </w:rPr>
-        <w:t>单元测试 `tests/test_system.py` 共13个用例全部通过；前端各页面交互正常；API调用记录显示LLM调参耗时从原来的约58秒（3次LLM调用）降低至约34秒（2次LLM调用），满足使用需求。</w:t>
-      </w:r>
-    </w:p>
-    <w:p>
-      <w:r>
-        <w:br w:type="page"/>
-      </w:r>
-    </w:p>
-    <w:p>
-      <w:pPr>
-        <w:spacing w:line="360" w:lineRule="auto" w:before="360" w:after="240"/>
-        <w:jc w:val="left"/>
-      </w:pPr>
-      <w:r>
-        <w:rPr>
-          <w:rFonts w:ascii="黑体" w:hAnsi="黑体" w:eastAsia="黑体"/>
-          <w:b/>
-          <w:color w:val="000000"/>
-          <w:sz w:val="32"/>
-        </w:rPr>
-        <w:t>8 结论与展望</w:t>
-      </w:r>
-    </w:p>
-    <w:p>
-      <w:pPr>
-        <w:spacing w:line="360" w:lineRule="auto" w:after="120"/>
-        <w:jc w:val="both"/>
-      </w:pPr>
-      <w:r>
-        <w:rPr>
-          <w:rFonts w:ascii="宋体" w:hAnsi="宋体" w:eastAsia="宋体"/>
-          <w:b w:val="0"/>
-          <w:color w:val="000000"/>
-          <w:sz w:val="24"/>
-        </w:rPr>
-        <w:t>本文设计并实现了 MedDenoise-Agent，一个基于多Agent协作的医学影像智能去噪与质量增强系统。系统以VT-BM3D算法为核心，结合感知、决策、执行、评估与协调Agent，实现了从影像输入到质量评估的闭环自动化。可视化前端与FastAPI后端提供了友好的交互体验，API监控页便于用户控制调用成本。实验结果表明，VT-BM3D在标准数据集与医学影像示例上均优于传统BM3D，Agent调参可获得约0.3 dB的PSNR提升。</w:t>
-      </w:r>
-    </w:p>
-    <w:p>
-      <w:pPr>
-        <w:spacing w:line="360" w:lineRule="auto" w:after="120"/>
-        <w:jc w:val="both"/>
-      </w:pPr>
-      <w:r>
-        <w:rPr>
-          <w:rFonts w:ascii="宋体" w:hAnsi="宋体" w:eastAsia="宋体"/>
-          <w:b w:val="0"/>
-          <w:color w:val="000000"/>
-          <w:sz w:val="24"/>
-        </w:rPr>
-        <w:t>未来工作包括：引入3D DICOM体数据支持；训练面向医学影像的端到端去噪网络；使用强化学习进一步优化Agent决策策略；构建更大规模的案例记忆库以提升LLM规划质量；实现多模态影像（CT/MRI/X光）自适应模态识别与参数库。</w:t>
-      </w:r>
-    </w:p>
-    <w:p>
-      <w:r>
-        <w:br w:type="page"/>
-      </w:r>
-    </w:p>
-    <w:p>
-      <w:pPr>
-        <w:spacing w:line="360" w:lineRule="auto" w:before="360" w:after="240"/>
-        <w:jc w:val="left"/>
-      </w:pPr>
-      <w:r>
-        <w:rPr>
-          <w:rFonts w:ascii="黑体" w:hAnsi="黑体" w:eastAsia="黑体"/>
-          <w:b/>
-          <w:color w:val="000000"/>
-          <w:sz w:val="32"/>
-        </w:rPr>
-        <w:t>参考文献</w:t>
-      </w:r>
-    </w:p>
-    <w:p>
-      <w:pPr>
-        <w:spacing w:line="360" w:lineRule="auto"/>
+        <w:spacing w:line="360" w:lineRule="auto" w:after="120" w:before="0"/>
+        <w:ind w:firstLine="420"/>
       </w:pPr>
       <w:r>
         <w:rPr>
@@ -4296,112 +5876,7 @@
           <w:color w:val="000000"/>
           <w:sz w:val="21"/>
         </w:rPr>
-        <w:t>[1] Dabov K, Foi A, Katkovnik V, et al. Image denoising by sparse 3-D transform-domain collaborative filtering[J]. IEEE Transactions on Image Processing, 2007, 16(8): 2080-2095.</w:t>
-      </w:r>
-    </w:p>
-    <w:p>
-      <w:pPr>
-        <w:spacing w:line="360" w:lineRule="auto"/>
-      </w:pPr>
-      <w:r>
-        <w:rPr>
-          <w:rFonts w:ascii="宋体" w:hAnsi="宋体" w:eastAsia="宋体"/>
-          <w:b w:val="0"/>
-          <w:color w:val="000000"/>
-          <w:sz w:val="21"/>
-        </w:rPr>
-        <w:t>[2] Peng L, et al. VT-BM3D: A collaborative filtering framework with joint optimization of structure awareness and noise characteristics[J]. Signal Processing, 2026, 243: 110417.</w:t>
-      </w:r>
-    </w:p>
-    <w:p>
-      <w:pPr>
-        <w:spacing w:line="360" w:lineRule="auto"/>
-      </w:pPr>
-      <w:r>
-        <w:rPr>
-          <w:rFonts w:ascii="宋体" w:hAnsi="宋体" w:eastAsia="宋体"/>
-          <w:b w:val="0"/>
-          <w:color w:val="000000"/>
-          <w:sz w:val="21"/>
-        </w:rPr>
-        <w:t>[3] Zhang K, Zuo W, Chen Y, et al. Beyond a Gaussian denoiser: Residual learning of deep CNN for image denoising[J]. IEEE Transactions on Image Processing, 2017, 26(7): 3142-3155.</w:t>
-      </w:r>
-    </w:p>
-    <w:p>
-      <w:pPr>
-        <w:spacing w:line="360" w:lineRule="auto"/>
-      </w:pPr>
-      <w:r>
-        <w:rPr>
-          <w:rFonts w:ascii="宋体" w:hAnsi="宋体" w:eastAsia="宋体"/>
-          <w:b w:val="0"/>
-          <w:color w:val="000000"/>
-          <w:sz w:val="21"/>
-        </w:rPr>
-        <w:t>[4] Buades A, Coll B, Morel J M. A non-local algorithm for image denoising[C]//IEEE Computer Society Conference on Computer Vision and Pattern Recognition. 2005, 2: 60-65.</w:t>
-      </w:r>
-    </w:p>
-    <w:p>
-      <w:pPr>
-        <w:spacing w:line="360" w:lineRule="auto"/>
-      </w:pPr>
-      <w:r>
-        <w:rPr>
-          <w:rFonts w:ascii="宋体" w:hAnsi="宋体" w:eastAsia="宋体"/>
-          <w:b w:val="0"/>
-          <w:color w:val="000000"/>
-          <w:sz w:val="21"/>
-        </w:rPr>
-        <w:t>[5] Yue H, Sun X, Wu J, et al. Image denoising by exploring external and internal correlations[J]. IEEE Transactions on Image Processing, 2015, 24(6): 1967-1982.</w:t>
-      </w:r>
-    </w:p>
-    <w:p>
-      <w:pPr>
-        <w:spacing w:line="360" w:lineRule="auto"/>
-      </w:pPr>
-      <w:r>
-        <w:rPr>
-          <w:rFonts w:ascii="宋体" w:hAnsi="宋体" w:eastAsia="宋体"/>
-          <w:b w:val="0"/>
-          <w:color w:val="000000"/>
-          <w:sz w:val="21"/>
-        </w:rPr>
-        <w:t>[6] Anthropic. Claude API documentation[EB/OL]. https://docs.anthropic.com/claude/docs, 2024.</w:t>
-      </w:r>
-    </w:p>
-    <w:p>
-      <w:r>
-        <w:br w:type="page"/>
-      </w:r>
-    </w:p>
-    <w:p>
-      <w:pPr>
-        <w:spacing w:line="360" w:lineRule="auto" w:before="360" w:after="240"/>
-        <w:jc w:val="left"/>
-      </w:pPr>
-      <w:r>
-        <w:rPr>
-          <w:rFonts w:ascii="黑体" w:hAnsi="黑体" w:eastAsia="黑体"/>
-          <w:b/>
-          <w:color w:val="000000"/>
-          <w:sz w:val="32"/>
-        </w:rPr>
-        <w:t>致  谢</w:t>
-      </w:r>
-    </w:p>
-    <w:p>
-      <w:pPr>
-        <w:spacing w:line="360" w:lineRule="auto" w:after="120"/>
-        <w:jc w:val="both"/>
-      </w:pPr>
-      <w:r>
-        <w:rPr>
-          <w:rFonts w:ascii="宋体" w:hAnsi="宋体" w:eastAsia="宋体"/>
-          <w:b w:val="0"/>
-          <w:color w:val="000000"/>
-          <w:sz w:val="24"/>
-        </w:rPr>
-        <w:t>衷心感谢指导老师在本次小学期实训中的悉心指导与耐心帮助。感谢新疆大学软件学院提供的实训环境与学习资源。感谢开源社区提供的NumPy、scikit-image、BM3D、FastAPI、Vue3等优秀工具，使本项目得以顺利完成。</w:t>
+        <w:t>衷心感谢指导老师在小学期实训中的悉心指导与耐心帮助，使我能够顺利完成本系统的设计与实现。感谢开源社区提供的bm3d、scikit-image、FastAPI、Vue 3等优秀工具，为本系统的快速构建奠定了基础。感谢同学们在测试与讨论中提出的宝贵意见，使我不断改进系统功能与论文写作。本系统的学习与探索过程让我深刻体会到理论与实践结合的重要性，也为今后的学习与研发积累了宝贵经验。</w:t>
       </w:r>
     </w:p>
     <w:sectPr>
@@ -4779,7 +6254,7 @@
     <w:rsid w:val="00FC693F"/>
     <w:rPr>
       <w:rFonts w:ascii="宋体" w:hAnsi="宋体" w:eastAsia="宋体"/>
-      <w:sz w:val="24"/>
+      <w:sz w:val="21"/>
     </w:rPr>
   </w:style>
   <w:style w:type="paragraph" w:styleId="Header">
@@ -5213,6 +6688,10 @@
     <w:pPr>
       <w:spacing w:after="120"/>
     </w:pPr>
+    <w:rPr>
+      <w:rFonts w:ascii="宋体" w:hAnsi="宋体" w:eastAsia="宋体"/>
+      <w:sz w:val="21"/>
+    </w:rPr>
   </w:style>
   <w:style w:type="character" w:customStyle="1" w:styleId="BodyTextChar">
     <w:name w:val="Body Text Char"/>
